--- a/3k1s/STSR3-1/лабы/Лабораторная_05_ASPNETCORE_Rout.docx
+++ b/3k1s/STSR3-1/лабы/Лабораторная_05_ASPNETCORE_Rout.docx
@@ -1,6 +1,6 @@
 
 <file path=word/document.xml><?xml version="1.0" encoding="utf-8"?>
-<w:document xmlns:wpc="http://schemas.microsoft.com/office/word/2010/wordprocessingCanvas" xmlns:mc="http://schemas.openxmlformats.org/markup-compatibility/2006" xmlns:o="urn:schemas-microsoft-com:office:office" xmlns:r="http://schemas.openxmlformats.org/officeDocument/2006/relationships" xmlns:m="http://schemas.openxmlformats.org/officeDocument/2006/math" xmlns:v="urn:schemas-microsoft-com:vml" xmlns:wp14="http://schemas.microsoft.com/office/word/2010/wordprocessingDrawing" xmlns:wp="http://schemas.openxmlformats.org/drawingml/2006/wordprocessingDrawing" xmlns:w10="urn:schemas-microsoft-com:office:word" xmlns:w="http://schemas.openxmlformats.org/wordprocessingml/2006/main" xmlns:w14="http://schemas.microsoft.com/office/word/2010/wordml" xmlns:wpg="http://schemas.microsoft.com/office/word/2010/wordprocessingGroup" xmlns:wpi="http://schemas.microsoft.com/office/word/2010/wordprocessingInk" xmlns:wne="http://schemas.microsoft.com/office/word/2006/wordml" xmlns:wps="http://schemas.microsoft.com/office/word/2010/wordprocessingShape" mc:Ignorable="w14 wp14">
+<w:document xmlns:wpc="http://schemas.microsoft.com/office/word/2010/wordprocessingCanvas" xmlns:cx="http://schemas.microsoft.com/office/drawing/2014/chartex" xmlns:mc="http://schemas.openxmlformats.org/markup-compatibility/2006" xmlns:o="urn:schemas-microsoft-com:office:office" xmlns:r="http://schemas.openxmlformats.org/officeDocument/2006/relationships" xmlns:m="http://schemas.openxmlformats.org/officeDocument/2006/math" xmlns:v="urn:schemas-microsoft-com:vml" xmlns:wp14="http://schemas.microsoft.com/office/word/2010/wordprocessingDrawing" xmlns:wp="http://schemas.openxmlformats.org/drawingml/2006/wordprocessingDrawing" xmlns:w10="urn:schemas-microsoft-com:office:word" xmlns:w="http://schemas.openxmlformats.org/wordprocessingml/2006/main" xmlns:w14="http://schemas.microsoft.com/office/word/2010/wordml" xmlns:w15="http://schemas.microsoft.com/office/word/2012/wordml" xmlns:w16se="http://schemas.microsoft.com/office/word/2015/wordml/symex" xmlns:wpg="http://schemas.microsoft.com/office/word/2010/wordprocessingGroup" xmlns:wpi="http://schemas.microsoft.com/office/word/2010/wordprocessingInk" xmlns:wne="http://schemas.microsoft.com/office/word/2006/wordml" xmlns:wps="http://schemas.microsoft.com/office/word/2010/wordprocessingShape" mc:Ignorable="w14 w15 w16se wp14">
   <w:body>
     <w:p>
       <w:pPr>
@@ -263,17 +263,43 @@
           <w:rFonts w:ascii="Courier New" w:hAnsi="Courier New" w:cs="Courier New"/>
           <w:sz w:val="28"/>
           <w:szCs w:val="28"/>
+        </w:rPr>
+        <w:t>,</w:t>
+      </w:r>
+      <w:r>
+        <w:rPr>
+          <w:rFonts w:ascii="Courier New" w:hAnsi="Courier New" w:cs="Courier New"/>
+          <w:sz w:val="28"/>
+          <w:szCs w:val="28"/>
+        </w:rPr>
+        <w:t xml:space="preserve"> разработанный в предыдущих работах (</w:t>
+      </w:r>
+      <w:r>
+        <w:rPr>
+          <w:rFonts w:ascii="Courier New" w:hAnsi="Courier New" w:cs="Courier New"/>
+          <w:b/>
+          <w:sz w:val="28"/>
+          <w:szCs w:val="28"/>
           <w:lang w:val="en-US"/>
         </w:rPr>
-        <w:t>,</w:t>
-      </w:r>
-      <w:r>
-        <w:rPr>
-          <w:rFonts w:ascii="Courier New" w:hAnsi="Courier New" w:cs="Courier New"/>
-          <w:sz w:val="28"/>
-          <w:szCs w:val="28"/>
-        </w:rPr>
-        <w:t xml:space="preserve"> разработанный в предыдущих работах (</w:t>
+        <w:t>DAL</w:t>
+      </w:r>
+      <w:r>
+        <w:rPr>
+          <w:rFonts w:ascii="Courier New" w:hAnsi="Courier New" w:cs="Courier New"/>
+          <w:b/>
+          <w:sz w:val="28"/>
+          <w:szCs w:val="28"/>
+        </w:rPr>
+        <w:t>004</w:t>
+      </w:r>
+      <w:r>
+        <w:rPr>
+          <w:rFonts w:ascii="Courier New" w:hAnsi="Courier New" w:cs="Courier New"/>
+          <w:sz w:val="28"/>
+          <w:szCs w:val="28"/>
+        </w:rPr>
+        <w:t xml:space="preserve">, </w:t>
       </w:r>
       <w:r>
         <w:rPr>
@@ -283,25 +309,6 @@
           <w:szCs w:val="28"/>
           <w:lang w:val="en-US"/>
         </w:rPr>
-        <w:t>DAL004</w:t>
-      </w:r>
-      <w:r>
-        <w:rPr>
-          <w:rFonts w:ascii="Courier New" w:hAnsi="Courier New" w:cs="Courier New"/>
-          <w:sz w:val="28"/>
-          <w:szCs w:val="28"/>
-          <w:lang w:val="en-US"/>
-        </w:rPr>
-        <w:t xml:space="preserve">, </w:t>
-      </w:r>
-      <w:r>
-        <w:rPr>
-          <w:rFonts w:ascii="Courier New" w:hAnsi="Courier New" w:cs="Courier New"/>
-          <w:b/>
-          <w:sz w:val="28"/>
-          <w:szCs w:val="28"/>
-          <w:lang w:val="en-US"/>
-        </w:rPr>
         <w:t>ASPA</w:t>
       </w:r>
       <w:r>
@@ -319,7 +326,6 @@
           <w:b/>
           <w:sz w:val="28"/>
           <w:szCs w:val="28"/>
-          <w:lang w:val="en-US"/>
         </w:rPr>
         <w:t>4</w:t>
       </w:r>
@@ -559,7 +565,6 @@
           <w:b/>
           <w:sz w:val="28"/>
           <w:szCs w:val="28"/>
-          <w:lang w:val="en-US"/>
         </w:rPr>
         <w:t>5</w:t>
       </w:r>
@@ -681,7 +686,7 @@
                     </pic:cNvPicPr>
                   </pic:nvPicPr>
                   <pic:blipFill>
-                    <a:blip r:embed="rId9">
+                    <a:blip r:embed="rId8">
                       <a:extLst>
                         <a:ext uri="{28A0092B-C50C-407E-A947-70E740481C1C}">
                           <a14:useLocalDpi xmlns:a14="http://schemas.microsoft.com/office/drawing/2010/main" val="0"/>
@@ -806,7 +811,6 @@
           <w:b/>
           <w:sz w:val="28"/>
           <w:szCs w:val="28"/>
-          <w:lang w:val="en-US"/>
         </w:rPr>
         <w:t>5</w:t>
       </w:r>
@@ -841,8 +845,53 @@
           <w:rFonts w:ascii="Courier New" w:hAnsi="Courier New" w:cs="Courier New"/>
           <w:sz w:val="28"/>
           <w:szCs w:val="28"/>
+        </w:rPr>
+        <w:t xml:space="preserve"> </w:t>
+      </w:r>
+      <w:r>
+        <w:rPr>
+          <w:rFonts w:ascii="Courier New" w:hAnsi="Courier New" w:cs="Courier New"/>
+          <w:sz w:val="28"/>
+          <w:szCs w:val="28"/>
+        </w:rPr>
+        <w:t xml:space="preserve">Продублируйте программный код файла </w:t>
+      </w:r>
+      <w:r>
+        <w:rPr>
+          <w:rFonts w:ascii="Courier New" w:hAnsi="Courier New" w:cs="Courier New"/>
+          <w:b/>
+          <w:sz w:val="28"/>
+          <w:szCs w:val="28"/>
           <w:lang w:val="en-US"/>
         </w:rPr>
+        <w:t>Program</w:t>
+      </w:r>
+      <w:r>
+        <w:rPr>
+          <w:rFonts w:ascii="Courier New" w:hAnsi="Courier New" w:cs="Courier New"/>
+          <w:b/>
+          <w:sz w:val="28"/>
+          <w:szCs w:val="28"/>
+        </w:rPr>
+        <w:t>.</w:t>
+      </w:r>
+      <w:r>
+        <w:rPr>
+          <w:rFonts w:ascii="Courier New" w:hAnsi="Courier New" w:cs="Courier New"/>
+          <w:b/>
+          <w:sz w:val="28"/>
+          <w:szCs w:val="28"/>
+          <w:lang w:val="en-US"/>
+        </w:rPr>
+        <w:t>cs</w:t>
+      </w:r>
+      <w:r>
+        <w:rPr>
+          <w:rFonts w:ascii="Courier New" w:hAnsi="Courier New" w:cs="Courier New"/>
+          <w:b/>
+          <w:sz w:val="28"/>
+          <w:szCs w:val="28"/>
+        </w:rPr>
         <w:t xml:space="preserve"> </w:t>
       </w:r>
       <w:r>
@@ -851,9 +900,8 @@
           <w:sz w:val="28"/>
           <w:szCs w:val="28"/>
         </w:rPr>
-        <w:t xml:space="preserve">Продублируйте программный код файла </w:t>
-      </w:r>
-      <w:proofErr w:type="spellStart"/>
+        <w:t xml:space="preserve">приложения </w:t>
+      </w:r>
       <w:r>
         <w:rPr>
           <w:rFonts w:ascii="Courier New" w:hAnsi="Courier New" w:cs="Courier New"/>
@@ -862,9 +910,35 @@
           <w:szCs w:val="28"/>
           <w:lang w:val="en-US"/>
         </w:rPr>
-        <w:t>Program.cs</w:t>
-      </w:r>
-      <w:proofErr w:type="spellEnd"/>
+        <w:t>ASPA</w:t>
+      </w:r>
+      <w:r>
+        <w:rPr>
+          <w:rFonts w:ascii="Courier New" w:hAnsi="Courier New" w:cs="Courier New"/>
+          <w:b/>
+          <w:sz w:val="28"/>
+          <w:szCs w:val="28"/>
+        </w:rPr>
+        <w:t>00</w:t>
+      </w:r>
+      <w:r>
+        <w:rPr>
+          <w:rFonts w:ascii="Courier New" w:hAnsi="Courier New" w:cs="Courier New"/>
+          <w:b/>
+          <w:sz w:val="28"/>
+          <w:szCs w:val="28"/>
+        </w:rPr>
+        <w:t>4_</w:t>
+      </w:r>
+      <w:r>
+        <w:rPr>
+          <w:rFonts w:ascii="Courier New" w:hAnsi="Courier New" w:cs="Courier New"/>
+          <w:b/>
+          <w:sz w:val="28"/>
+          <w:szCs w:val="28"/>
+        </w:rPr>
+        <w:t>3</w:t>
+      </w:r>
       <w:r>
         <w:rPr>
           <w:rFonts w:ascii="Courier New" w:hAnsi="Courier New" w:cs="Courier New"/>
@@ -880,7 +954,24 @@
           <w:sz w:val="28"/>
           <w:szCs w:val="28"/>
         </w:rPr>
-        <w:t xml:space="preserve">приложения </w:t>
+        <w:t>в</w:t>
+      </w:r>
+      <w:r>
+        <w:rPr>
+          <w:rFonts w:ascii="Courier New" w:hAnsi="Courier New" w:cs="Courier New"/>
+          <w:b/>
+          <w:sz w:val="28"/>
+          <w:szCs w:val="28"/>
+        </w:rPr>
+        <w:t xml:space="preserve"> </w:t>
+      </w:r>
+      <w:r>
+        <w:rPr>
+          <w:rFonts w:ascii="Courier New" w:hAnsi="Courier New" w:cs="Courier New"/>
+          <w:sz w:val="28"/>
+          <w:szCs w:val="28"/>
+        </w:rPr>
+        <w:t xml:space="preserve">одноименный файл приложения </w:t>
       </w:r>
       <w:r>
         <w:rPr>
@@ -908,79 +999,6 @@
           <w:sz w:val="28"/>
           <w:szCs w:val="28"/>
         </w:rPr>
-        <w:t>4_</w:t>
-      </w:r>
-      <w:r>
-        <w:rPr>
-          <w:rFonts w:ascii="Courier New" w:hAnsi="Courier New" w:cs="Courier New"/>
-          <w:b/>
-          <w:sz w:val="28"/>
-          <w:szCs w:val="28"/>
-          <w:lang w:val="en-US"/>
-        </w:rPr>
-        <w:t>3</w:t>
-      </w:r>
-      <w:r>
-        <w:rPr>
-          <w:rFonts w:ascii="Courier New" w:hAnsi="Courier New" w:cs="Courier New"/>
-          <w:b/>
-          <w:sz w:val="28"/>
-          <w:szCs w:val="28"/>
-        </w:rPr>
-        <w:t xml:space="preserve"> </w:t>
-      </w:r>
-      <w:r>
-        <w:rPr>
-          <w:rFonts w:ascii="Courier New" w:hAnsi="Courier New" w:cs="Courier New"/>
-          <w:sz w:val="28"/>
-          <w:szCs w:val="28"/>
-        </w:rPr>
-        <w:t>в</w:t>
-      </w:r>
-      <w:r>
-        <w:rPr>
-          <w:rFonts w:ascii="Courier New" w:hAnsi="Courier New" w:cs="Courier New"/>
-          <w:b/>
-          <w:sz w:val="28"/>
-          <w:szCs w:val="28"/>
-        </w:rPr>
-        <w:t xml:space="preserve"> </w:t>
-      </w:r>
-      <w:r>
-        <w:rPr>
-          <w:rFonts w:ascii="Courier New" w:hAnsi="Courier New" w:cs="Courier New"/>
-          <w:sz w:val="28"/>
-          <w:szCs w:val="28"/>
-        </w:rPr>
-        <w:t xml:space="preserve">одноименный файл приложения </w:t>
-      </w:r>
-      <w:r>
-        <w:rPr>
-          <w:rFonts w:ascii="Courier New" w:hAnsi="Courier New" w:cs="Courier New"/>
-          <w:b/>
-          <w:sz w:val="28"/>
-          <w:szCs w:val="28"/>
-          <w:lang w:val="en-US"/>
-        </w:rPr>
-        <w:t>ASPA</w:t>
-      </w:r>
-      <w:r>
-        <w:rPr>
-          <w:rFonts w:ascii="Courier New" w:hAnsi="Courier New" w:cs="Courier New"/>
-          <w:b/>
-          <w:sz w:val="28"/>
-          <w:szCs w:val="28"/>
-        </w:rPr>
-        <w:t>00</w:t>
-      </w:r>
-      <w:r>
-        <w:rPr>
-          <w:rFonts w:ascii="Courier New" w:hAnsi="Courier New" w:cs="Courier New"/>
-          <w:b/>
-          <w:sz w:val="28"/>
-          <w:szCs w:val="28"/>
-          <w:lang w:val="en-US"/>
-        </w:rPr>
         <w:t>5</w:t>
       </w:r>
       <w:r>
@@ -998,7 +1016,6 @@
           <w:b/>
           <w:sz w:val="28"/>
           <w:szCs w:val="28"/>
-          <w:lang w:val="en-US"/>
         </w:rPr>
         <w:t>1</w:t>
       </w:r>
@@ -1120,7 +1137,7 @@
                     </pic:cNvPicPr>
                   </pic:nvPicPr>
                   <pic:blipFill>
-                    <a:blip r:embed="rId10">
+                    <a:blip r:embed="rId9">
                       <a:extLst>
                         <a:ext uri="{28A0092B-C50C-407E-A947-70E740481C1C}">
                           <a14:useLocalDpi xmlns:a14="http://schemas.microsoft.com/office/drawing/2010/main" val="0"/>
@@ -1215,7 +1232,7 @@
                     </pic:cNvPicPr>
                   </pic:nvPicPr>
                   <pic:blipFill>
-                    <a:blip r:embed="rId11">
+                    <a:blip r:embed="rId10">
                       <a:extLst>
                         <a:ext uri="{28A0092B-C50C-407E-A947-70E740481C1C}">
                           <a14:useLocalDpi xmlns:a14="http://schemas.microsoft.com/office/drawing/2010/main" val="0"/>
@@ -1310,7 +1327,7 @@
                     </pic:cNvPicPr>
                   </pic:nvPicPr>
                   <pic:blipFill>
-                    <a:blip r:embed="rId12">
+                    <a:blip r:embed="rId11">
                       <a:extLst>
                         <a:ext uri="{28A0092B-C50C-407E-A947-70E740481C1C}">
                           <a14:useLocalDpi xmlns:a14="http://schemas.microsoft.com/office/drawing/2010/main" val="0"/>
@@ -1381,7 +1398,7 @@
                     </pic:cNvPicPr>
                   </pic:nvPicPr>
                   <pic:blipFill>
-                    <a:blip r:embed="rId13">
+                    <a:blip r:embed="rId12">
                       <a:extLst>
                         <a:ext uri="{28A0092B-C50C-407E-A947-70E740481C1C}">
                           <a14:useLocalDpi xmlns:a14="http://schemas.microsoft.com/office/drawing/2010/main" val="0"/>
@@ -1452,7 +1469,7 @@
                     </pic:cNvPicPr>
                   </pic:nvPicPr>
                   <pic:blipFill>
-                    <a:blip r:embed="rId14">
+                    <a:blip r:embed="rId13">
                       <a:extLst>
                         <a:ext uri="{28A0092B-C50C-407E-A947-70E740481C1C}">
                           <a14:useLocalDpi xmlns:a14="http://schemas.microsoft.com/office/drawing/2010/main" val="0"/>
@@ -1524,7 +1541,7 @@
                     </pic:cNvPicPr>
                   </pic:nvPicPr>
                   <pic:blipFill>
-                    <a:blip r:embed="rId15">
+                    <a:blip r:embed="rId14">
                       <a:extLst>
                         <a:ext uri="{28A0092B-C50C-407E-A947-70E740481C1C}">
                           <a14:useLocalDpi xmlns:a14="http://schemas.microsoft.com/office/drawing/2010/main" val="0"/>
@@ -1595,7 +1612,7 @@
                     </pic:cNvPicPr>
                   </pic:nvPicPr>
                   <pic:blipFill>
-                    <a:blip r:embed="rId16">
+                    <a:blip r:embed="rId15">
                       <a:extLst>
                         <a:ext uri="{28A0092B-C50C-407E-A947-70E740481C1C}">
                           <a14:useLocalDpi xmlns:a14="http://schemas.microsoft.com/office/drawing/2010/main" val="0"/>
@@ -1666,7 +1683,7 @@
                     </pic:cNvPicPr>
                   </pic:nvPicPr>
                   <pic:blipFill>
-                    <a:blip r:embed="rId17">
+                    <a:blip r:embed="rId16">
                       <a:extLst>
                         <a:ext uri="{28A0092B-C50C-407E-A947-70E740481C1C}">
                           <a14:useLocalDpi xmlns:a14="http://schemas.microsoft.com/office/drawing/2010/main" val="0"/>
@@ -1738,7 +1755,7 @@
                     </pic:cNvPicPr>
                   </pic:nvPicPr>
                   <pic:blipFill>
-                    <a:blip r:embed="rId18">
+                    <a:blip r:embed="rId17">
                       <a:extLst>
                         <a:ext uri="{28A0092B-C50C-407E-A947-70E740481C1C}">
                           <a14:useLocalDpi xmlns:a14="http://schemas.microsoft.com/office/drawing/2010/main" val="0"/>
@@ -1809,7 +1826,7 @@
                     </pic:cNvPicPr>
                   </pic:nvPicPr>
                   <pic:blipFill>
-                    <a:blip r:embed="rId19">
+                    <a:blip r:embed="rId18">
                       <a:extLst>
                         <a:ext uri="{28A0092B-C50C-407E-A947-70E740481C1C}">
                           <a14:useLocalDpi xmlns:a14="http://schemas.microsoft.com/office/drawing/2010/main" val="0"/>
@@ -1880,7 +1897,7 @@
                     </pic:cNvPicPr>
                   </pic:nvPicPr>
                   <pic:blipFill>
-                    <a:blip r:embed="rId20">
+                    <a:blip r:embed="rId19">
                       <a:extLst>
                         <a:ext uri="{28A0092B-C50C-407E-A947-70E740481C1C}">
                           <a14:useLocalDpi xmlns:a14="http://schemas.microsoft.com/office/drawing/2010/main" val="0"/>
@@ -1952,7 +1969,7 @@
                     </pic:cNvPicPr>
                   </pic:nvPicPr>
                   <pic:blipFill>
-                    <a:blip r:embed="rId21">
+                    <a:blip r:embed="rId20">
                       <a:extLst>
                         <a:ext uri="{28A0092B-C50C-407E-A947-70E740481C1C}">
                           <a14:useLocalDpi xmlns:a14="http://schemas.microsoft.com/office/drawing/2010/main" val="0"/>
@@ -2195,7 +2212,6 @@
           <w:b/>
           <w:sz w:val="28"/>
           <w:szCs w:val="28"/>
-          <w:lang w:val="en-US"/>
         </w:rPr>
         <w:t>5</w:t>
       </w:r>
@@ -2317,7 +2333,7 @@
                     </pic:cNvPicPr>
                   </pic:nvPicPr>
                   <pic:blipFill>
-                    <a:blip r:embed="rId9">
+                    <a:blip r:embed="rId8">
                       <a:extLst>
                         <a:ext uri="{28A0092B-C50C-407E-A947-70E740481C1C}">
                           <a14:useLocalDpi xmlns:a14="http://schemas.microsoft.com/office/drawing/2010/main" val="0"/>
@@ -2442,7 +2458,6 @@
           <w:b/>
           <w:sz w:val="28"/>
           <w:szCs w:val="28"/>
-          <w:lang w:val="en-US"/>
         </w:rPr>
         <w:t>5</w:t>
       </w:r>
@@ -2480,7 +2495,6 @@
         </w:rPr>
         <w:t xml:space="preserve">Продублируйте программный код файла </w:t>
       </w:r>
-      <w:proofErr w:type="spellStart"/>
       <w:r>
         <w:rPr>
           <w:rFonts w:ascii="Courier New" w:hAnsi="Courier New" w:cs="Courier New"/>
@@ -2489,9 +2503,27 @@
           <w:szCs w:val="28"/>
           <w:lang w:val="en-US"/>
         </w:rPr>
-        <w:t>Program.cs</w:t>
-      </w:r>
-      <w:proofErr w:type="spellEnd"/>
+        <w:t>Program</w:t>
+      </w:r>
+      <w:r>
+        <w:rPr>
+          <w:rFonts w:ascii="Courier New" w:hAnsi="Courier New" w:cs="Courier New"/>
+          <w:b/>
+          <w:sz w:val="28"/>
+          <w:szCs w:val="28"/>
+        </w:rPr>
+        <w:t>.</w:t>
+      </w:r>
+      <w:r>
+        <w:rPr>
+          <w:rFonts w:ascii="Courier New" w:hAnsi="Courier New" w:cs="Courier New"/>
+          <w:b/>
+          <w:sz w:val="28"/>
+          <w:szCs w:val="28"/>
+          <w:lang w:val="en-US"/>
+        </w:rPr>
+        <w:t>cs</w:t>
+      </w:r>
       <w:r>
         <w:rPr>
           <w:rFonts w:ascii="Courier New" w:hAnsi="Courier New" w:cs="Courier New"/>
@@ -2534,71 +2566,69 @@
           <w:b/>
           <w:sz w:val="28"/>
           <w:szCs w:val="28"/>
+        </w:rPr>
+        <w:t>5</w:t>
+      </w:r>
+      <w:r>
+        <w:rPr>
+          <w:rFonts w:ascii="Courier New" w:hAnsi="Courier New" w:cs="Courier New"/>
+          <w:b/>
+          <w:sz w:val="28"/>
+          <w:szCs w:val="28"/>
+        </w:rPr>
+        <w:t>_</w:t>
+      </w:r>
+      <w:r>
+        <w:rPr>
+          <w:rFonts w:ascii="Courier New" w:hAnsi="Courier New" w:cs="Courier New"/>
+          <w:b/>
+          <w:sz w:val="28"/>
+          <w:szCs w:val="28"/>
+        </w:rPr>
+        <w:t>1</w:t>
+      </w:r>
+      <w:r>
+        <w:rPr>
+          <w:rFonts w:ascii="Courier New" w:hAnsi="Courier New" w:cs="Courier New"/>
+          <w:b/>
+          <w:sz w:val="28"/>
+          <w:szCs w:val="28"/>
+        </w:rPr>
+        <w:t xml:space="preserve"> </w:t>
+      </w:r>
+      <w:r>
+        <w:rPr>
+          <w:rFonts w:ascii="Courier New" w:hAnsi="Courier New" w:cs="Courier New"/>
+          <w:sz w:val="28"/>
+          <w:szCs w:val="28"/>
+        </w:rPr>
+        <w:t>в</w:t>
+      </w:r>
+      <w:r>
+        <w:rPr>
+          <w:rFonts w:ascii="Courier New" w:hAnsi="Courier New" w:cs="Courier New"/>
+          <w:b/>
+          <w:sz w:val="28"/>
+          <w:szCs w:val="28"/>
+        </w:rPr>
+        <w:t xml:space="preserve"> </w:t>
+      </w:r>
+      <w:r>
+        <w:rPr>
+          <w:rFonts w:ascii="Courier New" w:hAnsi="Courier New" w:cs="Courier New"/>
+          <w:sz w:val="28"/>
+          <w:szCs w:val="28"/>
+        </w:rPr>
+        <w:t xml:space="preserve">одноименный файл приложения </w:t>
+      </w:r>
+      <w:r>
+        <w:rPr>
+          <w:rFonts w:ascii="Courier New" w:hAnsi="Courier New" w:cs="Courier New"/>
+          <w:b/>
+          <w:sz w:val="28"/>
+          <w:szCs w:val="28"/>
           <w:lang w:val="en-US"/>
         </w:rPr>
-        <w:t>5</w:t>
-      </w:r>
-      <w:r>
-        <w:rPr>
-          <w:rFonts w:ascii="Courier New" w:hAnsi="Courier New" w:cs="Courier New"/>
-          <w:b/>
-          <w:sz w:val="28"/>
-          <w:szCs w:val="28"/>
-        </w:rPr>
-        <w:t>_</w:t>
-      </w:r>
-      <w:r>
-        <w:rPr>
-          <w:rFonts w:ascii="Courier New" w:hAnsi="Courier New" w:cs="Courier New"/>
-          <w:b/>
-          <w:sz w:val="28"/>
-          <w:szCs w:val="28"/>
-          <w:lang w:val="en-US"/>
-        </w:rPr>
-        <w:t>1</w:t>
-      </w:r>
-      <w:r>
-        <w:rPr>
-          <w:rFonts w:ascii="Courier New" w:hAnsi="Courier New" w:cs="Courier New"/>
-          <w:b/>
-          <w:sz w:val="28"/>
-          <w:szCs w:val="28"/>
-        </w:rPr>
-        <w:t xml:space="preserve"> </w:t>
-      </w:r>
-      <w:r>
-        <w:rPr>
-          <w:rFonts w:ascii="Courier New" w:hAnsi="Courier New" w:cs="Courier New"/>
-          <w:sz w:val="28"/>
-          <w:szCs w:val="28"/>
-        </w:rPr>
-        <w:t>в</w:t>
-      </w:r>
-      <w:r>
-        <w:rPr>
-          <w:rFonts w:ascii="Courier New" w:hAnsi="Courier New" w:cs="Courier New"/>
-          <w:b/>
-          <w:sz w:val="28"/>
-          <w:szCs w:val="28"/>
-        </w:rPr>
-        <w:t xml:space="preserve"> </w:t>
-      </w:r>
-      <w:r>
-        <w:rPr>
-          <w:rFonts w:ascii="Courier New" w:hAnsi="Courier New" w:cs="Courier New"/>
-          <w:sz w:val="28"/>
-          <w:szCs w:val="28"/>
-        </w:rPr>
-        <w:t xml:space="preserve">одноименный файл приложения </w:t>
-      </w:r>
-      <w:r>
-        <w:rPr>
-          <w:rFonts w:ascii="Courier New" w:hAnsi="Courier New" w:cs="Courier New"/>
-          <w:b/>
-          <w:sz w:val="28"/>
-          <w:szCs w:val="28"/>
-          <w:lang w:val="en-US"/>
-        </w:rPr>
         <w:t>ASPA</w:t>
       </w:r>
       <w:r>
@@ -2616,7 +2646,6 @@
           <w:b/>
           <w:sz w:val="28"/>
           <w:szCs w:val="28"/>
-          <w:lang w:val="en-US"/>
         </w:rPr>
         <w:t>5</w:t>
       </w:r>
@@ -2678,104 +2707,111 @@
           <w:b/>
           <w:sz w:val="28"/>
           <w:szCs w:val="28"/>
+        </w:rPr>
+        <w:t>5</w:t>
+      </w:r>
+      <w:r>
+        <w:rPr>
+          <w:rFonts w:ascii="Courier New" w:hAnsi="Courier New" w:cs="Courier New"/>
+          <w:b/>
+          <w:sz w:val="28"/>
+          <w:szCs w:val="28"/>
+        </w:rPr>
+        <w:t>_</w:t>
+      </w:r>
+      <w:r>
+        <w:rPr>
+          <w:rFonts w:ascii="Courier New" w:hAnsi="Courier New" w:cs="Courier New"/>
+          <w:b/>
+          <w:sz w:val="28"/>
+          <w:szCs w:val="28"/>
+        </w:rPr>
+        <w:t>1</w:t>
+      </w:r>
+      <w:r>
+        <w:rPr>
+          <w:rFonts w:ascii="Courier New" w:hAnsi="Courier New" w:cs="Courier New"/>
+          <w:b/>
+          <w:sz w:val="28"/>
+          <w:szCs w:val="28"/>
+        </w:rPr>
+        <w:t xml:space="preserve"> </w:t>
+      </w:r>
+      <w:r>
+        <w:rPr>
+          <w:rFonts w:ascii="Courier New" w:hAnsi="Courier New" w:cs="Courier New"/>
+          <w:sz w:val="28"/>
+          <w:szCs w:val="28"/>
+        </w:rPr>
+        <w:t>в</w:t>
+      </w:r>
+      <w:r>
+        <w:rPr>
+          <w:rFonts w:ascii="Courier New" w:hAnsi="Courier New" w:cs="Courier New"/>
+          <w:sz w:val="28"/>
+          <w:szCs w:val="28"/>
+        </w:rPr>
+        <w:t xml:space="preserve"> следующем </w:t>
+      </w:r>
+      <w:r>
+        <w:rPr>
+          <w:rFonts w:ascii="Courier New" w:hAnsi="Courier New" w:cs="Courier New"/>
+          <w:sz w:val="28"/>
+          <w:szCs w:val="28"/>
+        </w:rPr>
+        <w:t>ново</w:t>
+      </w:r>
+      <w:r>
+        <w:rPr>
+          <w:rFonts w:ascii="Courier New" w:hAnsi="Courier New" w:cs="Courier New"/>
+          <w:sz w:val="28"/>
+          <w:szCs w:val="28"/>
+        </w:rPr>
+        <w:t>м</w:t>
+      </w:r>
+      <w:r>
+        <w:rPr>
+          <w:rFonts w:ascii="Courier New" w:hAnsi="Courier New" w:cs="Courier New"/>
+          <w:sz w:val="28"/>
+          <w:szCs w:val="28"/>
+        </w:rPr>
+        <w:t xml:space="preserve"> </w:t>
+      </w:r>
+      <w:r>
+        <w:rPr>
+          <w:rFonts w:ascii="Courier New" w:hAnsi="Courier New" w:cs="Courier New"/>
+          <w:sz w:val="28"/>
+          <w:szCs w:val="28"/>
+        </w:rPr>
+        <w:t>виде</w:t>
+      </w:r>
+      <w:r>
+        <w:rPr>
+          <w:rFonts w:ascii="Courier New" w:hAnsi="Courier New" w:cs="Courier New"/>
+          <w:sz w:val="28"/>
+          <w:szCs w:val="28"/>
+        </w:rPr>
+        <w:t xml:space="preserve">, </w:t>
+      </w:r>
+      <w:r>
+        <w:rPr>
+          <w:rFonts w:ascii="Courier New" w:hAnsi="Courier New" w:cs="Courier New"/>
+          <w:sz w:val="28"/>
+          <w:szCs w:val="28"/>
+        </w:rPr>
+        <w:t xml:space="preserve">с применением </w:t>
+      </w:r>
+      <w:r>
+        <w:rPr>
+          <w:rFonts w:ascii="Courier New" w:hAnsi="Courier New" w:cs="Courier New"/>
+          <w:b/>
+          <w:i/>
+          <w:sz w:val="28"/>
+          <w:szCs w:val="28"/>
           <w:lang w:val="en-US"/>
         </w:rPr>
-        <w:t>5</w:t>
-      </w:r>
-      <w:r>
-        <w:rPr>
-          <w:rFonts w:ascii="Courier New" w:hAnsi="Courier New" w:cs="Courier New"/>
-          <w:b/>
-          <w:sz w:val="28"/>
-          <w:szCs w:val="28"/>
-        </w:rPr>
-        <w:t>_</w:t>
-      </w:r>
-      <w:r>
-        <w:rPr>
-          <w:rFonts w:ascii="Courier New" w:hAnsi="Courier New" w:cs="Courier New"/>
-          <w:b/>
-          <w:sz w:val="28"/>
-          <w:szCs w:val="28"/>
-          <w:lang w:val="en-US"/>
-        </w:rPr>
-        <w:t>1</w:t>
-      </w:r>
-      <w:r>
-        <w:rPr>
-          <w:rFonts w:ascii="Courier New" w:hAnsi="Courier New" w:cs="Courier New"/>
-          <w:b/>
-          <w:sz w:val="28"/>
-          <w:szCs w:val="28"/>
-        </w:rPr>
-        <w:t xml:space="preserve"> </w:t>
-      </w:r>
-      <w:r>
-        <w:rPr>
-          <w:rFonts w:ascii="Courier New" w:hAnsi="Courier New" w:cs="Courier New"/>
-          <w:sz w:val="28"/>
-          <w:szCs w:val="28"/>
-        </w:rPr>
-        <w:t>в</w:t>
-      </w:r>
-      <w:r>
-        <w:rPr>
-          <w:rFonts w:ascii="Courier New" w:hAnsi="Courier New" w:cs="Courier New"/>
-          <w:sz w:val="28"/>
-          <w:szCs w:val="28"/>
-        </w:rPr>
-        <w:t xml:space="preserve"> следующем </w:t>
-      </w:r>
-      <w:r>
-        <w:rPr>
-          <w:rFonts w:ascii="Courier New" w:hAnsi="Courier New" w:cs="Courier New"/>
-          <w:sz w:val="28"/>
-          <w:szCs w:val="28"/>
-        </w:rPr>
-        <w:t>ново</w:t>
-      </w:r>
-      <w:r>
-        <w:rPr>
-          <w:rFonts w:ascii="Courier New" w:hAnsi="Courier New" w:cs="Courier New"/>
-          <w:sz w:val="28"/>
-          <w:szCs w:val="28"/>
-        </w:rPr>
-        <w:t>м</w:t>
-      </w:r>
-      <w:r>
-        <w:rPr>
-          <w:rFonts w:ascii="Courier New" w:hAnsi="Courier New" w:cs="Courier New"/>
-          <w:sz w:val="28"/>
-          <w:szCs w:val="28"/>
-        </w:rPr>
-        <w:t xml:space="preserve"> </w:t>
-      </w:r>
-      <w:r>
-        <w:rPr>
-          <w:rFonts w:ascii="Courier New" w:hAnsi="Courier New" w:cs="Courier New"/>
-          <w:sz w:val="28"/>
-          <w:szCs w:val="28"/>
-        </w:rPr>
-        <w:t>виде</w:t>
-      </w:r>
-      <w:r>
-        <w:rPr>
-          <w:rFonts w:ascii="Courier New" w:hAnsi="Courier New" w:cs="Courier New"/>
-          <w:sz w:val="28"/>
-          <w:szCs w:val="28"/>
-          <w:lang w:val="en-US"/>
-        </w:rPr>
-        <w:t xml:space="preserve">, </w:t>
-      </w:r>
-      <w:r>
-        <w:rPr>
-          <w:rFonts w:ascii="Courier New" w:hAnsi="Courier New" w:cs="Courier New"/>
-          <w:sz w:val="28"/>
-          <w:szCs w:val="28"/>
-        </w:rPr>
-        <w:t xml:space="preserve">с применением </w:t>
-      </w:r>
-      <w:proofErr w:type="spellStart"/>
+        <w:t>AddEndpointFilter</w:t>
+      </w:r>
       <w:r>
         <w:rPr>
           <w:rFonts w:ascii="Courier New" w:hAnsi="Courier New" w:cs="Courier New"/>
@@ -2783,19 +2819,6 @@
           <w:i/>
           <w:sz w:val="28"/>
           <w:szCs w:val="28"/>
-          <w:lang w:val="en-US"/>
-        </w:rPr>
-        <w:t>AddEndpointFilter</w:t>
-      </w:r>
-      <w:proofErr w:type="spellEnd"/>
-      <w:r>
-        <w:rPr>
-          <w:rFonts w:ascii="Courier New" w:hAnsi="Courier New" w:cs="Courier New"/>
-          <w:b/>
-          <w:i/>
-          <w:sz w:val="28"/>
-          <w:szCs w:val="28"/>
-          <w:lang w:val="en-US"/>
         </w:rPr>
         <w:t>&lt;&gt;</w:t>
       </w:r>
@@ -2844,7 +2867,7 @@
                     </pic:cNvPicPr>
                   </pic:nvPicPr>
                   <pic:blipFill>
-                    <a:blip r:embed="rId22">
+                    <a:blip r:embed="rId21">
                       <a:extLst>
                         <a:ext uri="{28A0092B-C50C-407E-A947-70E740481C1C}">
                           <a14:useLocalDpi xmlns:a14="http://schemas.microsoft.com/office/drawing/2010/main" val="0"/>
@@ -3052,7 +3075,7 @@
                     </pic:cNvPicPr>
                   </pic:nvPicPr>
                   <pic:blipFill>
-                    <a:blip r:embed="rId11">
+                    <a:blip r:embed="rId10">
                       <a:extLst>
                         <a:ext uri="{28A0092B-C50C-407E-A947-70E740481C1C}">
                           <a14:useLocalDpi xmlns:a14="http://schemas.microsoft.com/office/drawing/2010/main" val="0"/>
@@ -3109,7 +3132,6 @@
         </w:rPr>
         <w:t xml:space="preserve">в приведённом примере, фильтр, реализованный классом </w:t>
       </w:r>
-      <w:proofErr w:type="spellStart"/>
       <w:r>
         <w:rPr>
           <w:rFonts w:ascii="Courier New" w:hAnsi="Courier New" w:cs="Courier New"/>
@@ -3121,32 +3143,30 @@
         </w:rPr>
         <w:t>SurnameFilter</w:t>
       </w:r>
-      <w:proofErr w:type="spellEnd"/>
-      <w:r>
-        <w:rPr>
-          <w:rFonts w:ascii="Courier New" w:hAnsi="Courier New" w:cs="Courier New"/>
+      <w:r>
+        <w:rPr>
+          <w:rFonts w:ascii="Courier New" w:hAnsi="Courier New" w:cs="Courier New"/>
+          <w:sz w:val="28"/>
+          <w:szCs w:val="28"/>
+        </w:rPr>
+        <w:t xml:space="preserve">, </w:t>
+      </w:r>
+      <w:r>
+        <w:rPr>
+          <w:rFonts w:ascii="Courier New" w:hAnsi="Courier New" w:cs="Courier New"/>
+          <w:sz w:val="28"/>
+          <w:szCs w:val="28"/>
+        </w:rPr>
+        <w:t xml:space="preserve">объединяет в себе функциональность двух проверок, выполняемых </w:t>
+      </w:r>
+      <w:r>
+        <w:rPr>
+          <w:rFonts w:ascii="Courier New" w:hAnsi="Courier New" w:cs="Courier New"/>
+          <w:b/>
           <w:sz w:val="28"/>
           <w:szCs w:val="28"/>
           <w:lang w:val="en-US"/>
         </w:rPr>
-        <w:t xml:space="preserve">, </w:t>
-      </w:r>
-      <w:r>
-        <w:rPr>
-          <w:rFonts w:ascii="Courier New" w:hAnsi="Courier New" w:cs="Courier New"/>
-          <w:sz w:val="28"/>
-          <w:szCs w:val="28"/>
-        </w:rPr>
-        <w:t xml:space="preserve">объединяет в себе функциональность двух проверок, выполняемых </w:t>
-      </w:r>
-      <w:r>
-        <w:rPr>
-          <w:rFonts w:ascii="Courier New" w:hAnsi="Courier New" w:cs="Courier New"/>
-          <w:b/>
-          <w:sz w:val="28"/>
-          <w:szCs w:val="28"/>
-          <w:lang w:val="en-US"/>
-        </w:rPr>
         <w:t>ASPA</w:t>
       </w:r>
       <w:r>
@@ -3164,7 +3184,6 @@
           <w:b/>
           <w:sz w:val="28"/>
           <w:szCs w:val="28"/>
-          <w:lang w:val="en-US"/>
         </w:rPr>
         <w:t>5</w:t>
       </w:r>
@@ -3183,7 +3202,6 @@
           <w:b/>
           <w:sz w:val="28"/>
           <w:szCs w:val="28"/>
-          <w:lang w:val="en-US"/>
         </w:rPr>
         <w:t>1</w:t>
       </w:r>
@@ -3253,69 +3271,68 @@
           <w:b/>
           <w:sz w:val="28"/>
           <w:szCs w:val="28"/>
+        </w:rPr>
+        <w:t>5</w:t>
+      </w:r>
+      <w:r>
+        <w:rPr>
+          <w:rFonts w:ascii="Courier New" w:hAnsi="Courier New" w:cs="Courier New"/>
+          <w:b/>
+          <w:sz w:val="28"/>
+          <w:szCs w:val="28"/>
+        </w:rPr>
+        <w:t>_2</w:t>
+      </w:r>
+      <w:r>
+        <w:rPr>
+          <w:rFonts w:ascii="Courier New" w:hAnsi="Courier New" w:cs="Courier New"/>
+          <w:b/>
+          <w:sz w:val="28"/>
+          <w:szCs w:val="28"/>
+        </w:rPr>
+        <w:t xml:space="preserve"> </w:t>
+      </w:r>
+      <w:r>
+        <w:rPr>
+          <w:rFonts w:ascii="Courier New" w:hAnsi="Courier New" w:cs="Courier New"/>
+          <w:sz w:val="28"/>
+          <w:szCs w:val="28"/>
+        </w:rPr>
+        <w:t>соответств</w:t>
+      </w:r>
+      <w:r>
+        <w:rPr>
+          <w:rFonts w:ascii="Courier New" w:hAnsi="Courier New" w:cs="Courier New"/>
+          <w:sz w:val="28"/>
+          <w:szCs w:val="28"/>
+        </w:rPr>
+        <w:t>ующую</w:t>
+      </w:r>
+      <w:r>
+        <w:rPr>
+          <w:rFonts w:ascii="Courier New" w:hAnsi="Courier New" w:cs="Courier New"/>
+          <w:b/>
+          <w:sz w:val="28"/>
+          <w:szCs w:val="28"/>
+        </w:rPr>
+        <w:t xml:space="preserve"> </w:t>
+      </w:r>
+      <w:r>
+        <w:rPr>
+          <w:rFonts w:ascii="Courier New" w:hAnsi="Courier New" w:cs="Courier New"/>
+          <w:sz w:val="28"/>
+          <w:szCs w:val="28"/>
+        </w:rPr>
+        <w:t xml:space="preserve">тестам для </w:t>
+      </w:r>
+      <w:r>
+        <w:rPr>
+          <w:rFonts w:ascii="Courier New" w:hAnsi="Courier New" w:cs="Courier New"/>
+          <w:b/>
+          <w:sz w:val="28"/>
+          <w:szCs w:val="28"/>
           <w:lang w:val="en-US"/>
         </w:rPr>
-        <w:t>5</w:t>
-      </w:r>
-      <w:r>
-        <w:rPr>
-          <w:rFonts w:ascii="Courier New" w:hAnsi="Courier New" w:cs="Courier New"/>
-          <w:b/>
-          <w:sz w:val="28"/>
-          <w:szCs w:val="28"/>
-        </w:rPr>
-        <w:t>_2</w:t>
-      </w:r>
-      <w:r>
-        <w:rPr>
-          <w:rFonts w:ascii="Courier New" w:hAnsi="Courier New" w:cs="Courier New"/>
-          <w:b/>
-          <w:sz w:val="28"/>
-          <w:szCs w:val="28"/>
-        </w:rPr>
-        <w:t xml:space="preserve"> </w:t>
-      </w:r>
-      <w:r>
-        <w:rPr>
-          <w:rFonts w:ascii="Courier New" w:hAnsi="Courier New" w:cs="Courier New"/>
-          <w:sz w:val="28"/>
-          <w:szCs w:val="28"/>
-        </w:rPr>
-        <w:t>соответств</w:t>
-      </w:r>
-      <w:r>
-        <w:rPr>
-          <w:rFonts w:ascii="Courier New" w:hAnsi="Courier New" w:cs="Courier New"/>
-          <w:sz w:val="28"/>
-          <w:szCs w:val="28"/>
-        </w:rPr>
-        <w:t>ующую</w:t>
-      </w:r>
-      <w:r>
-        <w:rPr>
-          <w:rFonts w:ascii="Courier New" w:hAnsi="Courier New" w:cs="Courier New"/>
-          <w:b/>
-          <w:sz w:val="28"/>
-          <w:szCs w:val="28"/>
-        </w:rPr>
-        <w:t xml:space="preserve"> </w:t>
-      </w:r>
-      <w:r>
-        <w:rPr>
-          <w:rFonts w:ascii="Courier New" w:hAnsi="Courier New" w:cs="Courier New"/>
-          <w:sz w:val="28"/>
-          <w:szCs w:val="28"/>
-        </w:rPr>
-        <w:t xml:space="preserve">тестам для </w:t>
-      </w:r>
-      <w:r>
-        <w:rPr>
-          <w:rFonts w:ascii="Courier New" w:hAnsi="Courier New" w:cs="Courier New"/>
-          <w:b/>
-          <w:sz w:val="28"/>
-          <w:szCs w:val="28"/>
-          <w:lang w:val="en-US"/>
-        </w:rPr>
         <w:t>ASPA</w:t>
       </w:r>
       <w:r>
@@ -3333,7 +3350,6 @@
           <w:b/>
           <w:sz w:val="28"/>
           <w:szCs w:val="28"/>
-          <w:lang w:val="en-US"/>
         </w:rPr>
         <w:t>5</w:t>
       </w:r>
@@ -3377,8 +3393,42 @@
           <w:color w:val="FFC000"/>
           <w:sz w:val="28"/>
           <w:szCs w:val="28"/>
+        </w:rPr>
+        <w:t xml:space="preserve"> </w:t>
+      </w:r>
+      <w:r>
+        <w:rPr>
+          <w:rFonts w:ascii="Courier New" w:hAnsi="Courier New" w:cs="Courier New"/>
+          <w:sz w:val="28"/>
+          <w:szCs w:val="28"/>
+        </w:rPr>
+        <w:t>Разработайте</w:t>
+      </w:r>
+      <w:r>
+        <w:rPr>
+          <w:rFonts w:ascii="Courier New" w:hAnsi="Courier New" w:cs="Courier New"/>
+          <w:sz w:val="28"/>
+          <w:szCs w:val="28"/>
+        </w:rPr>
+        <w:t xml:space="preserve"> по одному классу фильтра  для конечных точек </w:t>
+      </w:r>
+      <w:r>
+        <w:rPr>
+          <w:rFonts w:ascii="Courier New" w:hAnsi="Courier New" w:cs="Courier New"/>
+          <w:b/>
+          <w:i/>
+          <w:sz w:val="28"/>
+          <w:szCs w:val="28"/>
           <w:lang w:val="en-US"/>
         </w:rPr>
+        <w:t>MapPut</w:t>
+      </w:r>
+      <w:r>
+        <w:rPr>
+          <w:rFonts w:ascii="Courier New" w:hAnsi="Courier New" w:cs="Courier New"/>
+          <w:sz w:val="28"/>
+          <w:szCs w:val="28"/>
+        </w:rPr>
         <w:t xml:space="preserve"> </w:t>
       </w:r>
       <w:r>
@@ -3387,17 +3437,8 @@
           <w:sz w:val="28"/>
           <w:szCs w:val="28"/>
         </w:rPr>
-        <w:t>Разработайте</w:t>
-      </w:r>
-      <w:r>
-        <w:rPr>
-          <w:rFonts w:ascii="Courier New" w:hAnsi="Courier New" w:cs="Courier New"/>
-          <w:sz w:val="28"/>
-          <w:szCs w:val="28"/>
-        </w:rPr>
-        <w:t xml:space="preserve"> по одному классу фильтра  для конечных точек </w:t>
-      </w:r>
-      <w:proofErr w:type="spellStart"/>
+        <w:t xml:space="preserve">и </w:t>
+      </w:r>
       <w:r>
         <w:rPr>
           <w:rFonts w:ascii="Courier New" w:hAnsi="Courier New" w:cs="Courier New"/>
@@ -3407,45 +3448,13 @@
           <w:szCs w:val="28"/>
           <w:lang w:val="en-US"/>
         </w:rPr>
-        <w:t>MapPut</w:t>
-      </w:r>
-      <w:proofErr w:type="spellEnd"/>
-      <w:r>
-        <w:rPr>
-          <w:rFonts w:ascii="Courier New" w:hAnsi="Courier New" w:cs="Courier New"/>
-          <w:sz w:val="28"/>
-          <w:szCs w:val="28"/>
-          <w:lang w:val="en-US"/>
-        </w:rPr>
-        <w:t xml:space="preserve"> </w:t>
-      </w:r>
-      <w:r>
-        <w:rPr>
-          <w:rFonts w:ascii="Courier New" w:hAnsi="Courier New" w:cs="Courier New"/>
-          <w:sz w:val="28"/>
-          <w:szCs w:val="28"/>
-        </w:rPr>
-        <w:t xml:space="preserve">и </w:t>
-      </w:r>
-      <w:proofErr w:type="spellStart"/>
-      <w:r>
-        <w:rPr>
-          <w:rFonts w:ascii="Courier New" w:hAnsi="Courier New" w:cs="Courier New"/>
-          <w:b/>
-          <w:i/>
-          <w:sz w:val="28"/>
-          <w:szCs w:val="28"/>
-          <w:lang w:val="en-US"/>
-        </w:rPr>
         <w:t>MapDelete</w:t>
       </w:r>
-      <w:proofErr w:type="spellEnd"/>
-      <w:r>
-        <w:rPr>
-          <w:rFonts w:ascii="Courier New" w:hAnsi="Courier New" w:cs="Courier New"/>
-          <w:sz w:val="28"/>
-          <w:szCs w:val="28"/>
-          <w:lang w:val="en-US"/>
+      <w:r>
+        <w:rPr>
+          <w:rFonts w:ascii="Courier New" w:hAnsi="Courier New" w:cs="Courier New"/>
+          <w:sz w:val="28"/>
+          <w:szCs w:val="28"/>
         </w:rPr>
         <w:t xml:space="preserve">. </w:t>
       </w:r>
@@ -3498,7 +3507,6 @@
           <w:b/>
           <w:sz w:val="28"/>
           <w:szCs w:val="28"/>
-          <w:lang w:val="en-US"/>
         </w:rPr>
         <w:t>5</w:t>
       </w:r>
@@ -3583,7 +3591,7 @@
                     </pic:cNvPicPr>
                   </pic:nvPicPr>
                   <pic:blipFill>
-                    <a:blip r:embed="rId23">
+                    <a:blip r:embed="rId22">
                       <a:extLst>
                         <a:ext uri="{28A0092B-C50C-407E-A947-70E740481C1C}">
                           <a14:useLocalDpi xmlns:a14="http://schemas.microsoft.com/office/drawing/2010/main" val="0"/>
@@ -3842,7 +3850,6 @@
           <w:b/>
           <w:sz w:val="28"/>
           <w:szCs w:val="28"/>
-          <w:lang w:val="en-US"/>
         </w:rPr>
         <w:t>5</w:t>
       </w:r>
@@ -3964,7 +3971,7 @@
                     </pic:cNvPicPr>
                   </pic:nvPicPr>
                   <pic:blipFill>
-                    <a:blip r:embed="rId9">
+                    <a:blip r:embed="rId8">
                       <a:extLst>
                         <a:ext uri="{28A0092B-C50C-407E-A947-70E740481C1C}">
                           <a14:useLocalDpi xmlns:a14="http://schemas.microsoft.com/office/drawing/2010/main" val="0"/>
@@ -4017,25 +4024,7 @@
           <w:sz w:val="28"/>
           <w:szCs w:val="28"/>
         </w:rPr>
-        <w:t xml:space="preserve">Исследуйте таблицу, описывающую </w:t>
-      </w:r>
-      <w:proofErr w:type="spellStart"/>
-      <w:r>
-        <w:rPr>
-          <w:rFonts w:ascii="Courier New" w:hAnsi="Courier New" w:cs="Courier New"/>
-          <w:sz w:val="28"/>
-          <w:szCs w:val="28"/>
-        </w:rPr>
-        <w:t>констрейнты</w:t>
-      </w:r>
-      <w:proofErr w:type="spellEnd"/>
-      <w:r>
-        <w:rPr>
-          <w:rFonts w:ascii="Courier New" w:hAnsi="Courier New" w:cs="Courier New"/>
-          <w:sz w:val="28"/>
-          <w:szCs w:val="28"/>
-        </w:rPr>
-        <w:t xml:space="preserve"> </w:t>
+        <w:t xml:space="preserve">Исследуйте таблицу, описывающую констрейнты </w:t>
       </w:r>
       <w:r>
         <w:rPr>
@@ -4052,7 +4041,15 @@
           <w:szCs w:val="28"/>
           <w:lang w:val="en-US"/>
         </w:rPr>
-        <w:t>ASPA.</w:t>
+        <w:t>ASPA</w:t>
+      </w:r>
+      <w:r>
+        <w:rPr>
+          <w:rFonts w:ascii="Courier New" w:hAnsi="Courier New" w:cs="Courier New"/>
+          <w:sz w:val="28"/>
+          <w:szCs w:val="28"/>
+        </w:rPr>
+        <w:t>.</w:t>
       </w:r>
     </w:p>
     <w:p>
@@ -4093,7 +4090,7 @@
                     </pic:cNvPicPr>
                   </pic:nvPicPr>
                   <pic:blipFill>
-                    <a:blip r:embed="rId24">
+                    <a:blip r:embed="rId23">
                       <a:extLst>
                         <a:ext uri="{28A0092B-C50C-407E-A947-70E740481C1C}">
                           <a14:useLocalDpi xmlns:a14="http://schemas.microsoft.com/office/drawing/2010/main" val="0"/>
@@ -4169,32 +4166,13 @@
           <w:szCs w:val="28"/>
         </w:rPr>
       </w:pPr>
-      <w:proofErr w:type="gramStart"/>
-      <w:r>
-        <w:rPr>
-          <w:rFonts w:ascii="Courier New" w:hAnsi="Courier New" w:cs="Courier New"/>
-          <w:sz w:val="28"/>
-          <w:szCs w:val="28"/>
-        </w:rPr>
-        <w:t xml:space="preserve">Применяя </w:t>
-      </w:r>
-      <w:proofErr w:type="spellStart"/>
-      <w:r>
-        <w:rPr>
-          <w:rFonts w:ascii="Courier New" w:hAnsi="Courier New" w:cs="Courier New"/>
-          <w:sz w:val="28"/>
-          <w:szCs w:val="28"/>
-        </w:rPr>
-        <w:t>констрейнты</w:t>
-      </w:r>
-      <w:proofErr w:type="spellEnd"/>
-      <w:r>
-        <w:rPr>
-          <w:rFonts w:ascii="Courier New" w:hAnsi="Courier New" w:cs="Courier New"/>
-          <w:sz w:val="28"/>
-          <w:szCs w:val="28"/>
-        </w:rPr>
-        <w:t xml:space="preserve"> с</w:t>
+      <w:r>
+        <w:rPr>
+          <w:rFonts w:ascii="Courier New" w:hAnsi="Courier New" w:cs="Courier New"/>
+          <w:sz w:val="28"/>
+          <w:szCs w:val="28"/>
+        </w:rPr>
+        <w:t>Применяя констрейнты с</w:t>
       </w:r>
       <w:r>
         <w:rPr>
@@ -4237,11 +4215,9 @@
           <w:b/>
           <w:sz w:val="28"/>
           <w:szCs w:val="28"/>
-          <w:lang w:val="en-US"/>
         </w:rPr>
         <w:t>5</w:t>
       </w:r>
-      <w:proofErr w:type="gramEnd"/>
       <w:r>
         <w:rPr>
           <w:rFonts w:ascii="Courier New" w:hAnsi="Courier New" w:cs="Courier New"/>
@@ -4474,14 +4450,21 @@
                 <w:szCs w:val="24"/>
                 <w:lang w:val="en-US"/>
               </w:rPr>
-              <w:t xml:space="preserve">x </w:t>
-            </w:r>
-            <w:r>
-              <w:rPr>
-                <w:rFonts w:ascii="Courier New" w:hAnsi="Courier New" w:cs="Courier New"/>
-                <w:sz w:val="24"/>
-                <w:szCs w:val="24"/>
-                <w:lang w:val="en-US"/>
+              <w:t>x</w:t>
+            </w:r>
+            <w:r>
+              <w:rPr>
+                <w:rFonts w:ascii="Courier New" w:hAnsi="Courier New" w:cs="Courier New"/>
+                <w:sz w:val="24"/>
+                <w:szCs w:val="24"/>
+              </w:rPr>
+              <w:t xml:space="preserve"> </w:t>
+            </w:r>
+            <w:r>
+              <w:rPr>
+                <w:rFonts w:ascii="Courier New" w:hAnsi="Courier New" w:cs="Courier New"/>
+                <w:sz w:val="24"/>
+                <w:szCs w:val="24"/>
               </w:rPr>
               <w:t>=</w:t>
             </w:r>
@@ -4490,7 +4473,6 @@
                 <w:rFonts w:ascii="Courier New" w:hAnsi="Courier New" w:cs="Courier New"/>
                 <w:sz w:val="24"/>
                 <w:szCs w:val="24"/>
-                <w:lang w:val="en-US"/>
               </w:rPr>
               <w:t xml:space="preserve"> </w:t>
             </w:r>
@@ -4507,7 +4489,6 @@
                 <w:rFonts w:ascii="Courier New" w:hAnsi="Courier New" w:cs="Courier New"/>
                 <w:sz w:val="24"/>
                 <w:szCs w:val="24"/>
-                <w:lang w:val="en-US"/>
               </w:rPr>
               <w:t xml:space="preserve"> &lt;=100</w:t>
             </w:r>
@@ -4527,16 +4508,15 @@
                 <w:b/>
                 <w:sz w:val="24"/>
                 <w:szCs w:val="24"/>
+              </w:rPr>
+            </w:pPr>
+            <w:r>
+              <w:rPr>
+                <w:rFonts w:ascii="Courier New" w:hAnsi="Courier New" w:cs="Courier New"/>
+                <w:sz w:val="24"/>
+                <w:szCs w:val="24"/>
                 <w:lang w:val="en-US"/>
               </w:rPr>
-            </w:pPr>
-            <w:r>
-              <w:rPr>
-                <w:rFonts w:ascii="Courier New" w:hAnsi="Courier New" w:cs="Courier New"/>
-                <w:sz w:val="24"/>
-                <w:szCs w:val="24"/>
-                <w:lang w:val="en-US"/>
-              </w:rPr>
               <w:t>y</w:t>
             </w:r>
             <w:r>
@@ -4544,7 +4524,6 @@
                 <w:rFonts w:ascii="Courier New" w:hAnsi="Courier New" w:cs="Courier New"/>
                 <w:sz w:val="24"/>
                 <w:szCs w:val="24"/>
-                <w:lang w:val="en-US"/>
               </w:rPr>
               <w:t xml:space="preserve"> </w:t>
             </w:r>
@@ -4561,7 +4540,6 @@
                 <w:rFonts w:ascii="Courier New" w:hAnsi="Courier New" w:cs="Courier New"/>
                 <w:sz w:val="24"/>
                 <w:szCs w:val="24"/>
-                <w:lang w:val="en-US"/>
               </w:rPr>
               <w:t xml:space="preserve"> </w:t>
             </w:r>
@@ -4652,7 +4630,47 @@
                 <w:szCs w:val="24"/>
                 <w:lang w:val="en-US"/>
               </w:rPr>
-              <w:t xml:space="preserve">x </w:t>
+              <w:t>x</w:t>
+            </w:r>
+            <w:r>
+              <w:rPr>
+                <w:rFonts w:ascii="Courier New" w:hAnsi="Courier New" w:cs="Courier New"/>
+                <w:sz w:val="24"/>
+                <w:szCs w:val="24"/>
+              </w:rPr>
+              <w:t xml:space="preserve"> </w:t>
+            </w:r>
+            <w:r>
+              <w:rPr>
+                <w:rFonts w:ascii="Courier New" w:hAnsi="Courier New" w:cs="Courier New"/>
+                <w:sz w:val="24"/>
+                <w:szCs w:val="24"/>
+              </w:rPr>
+              <w:t>=</w:t>
+            </w:r>
+            <w:r>
+              <w:rPr>
+                <w:rFonts w:ascii="Courier New" w:hAnsi="Courier New" w:cs="Courier New"/>
+                <w:sz w:val="24"/>
+                <w:szCs w:val="24"/>
+              </w:rPr>
+              <w:t xml:space="preserve"> </w:t>
+            </w:r>
+            <w:r>
+              <w:rPr>
+                <w:rFonts w:ascii="Courier New" w:hAnsi="Courier New" w:cs="Courier New"/>
+                <w:sz w:val="24"/>
+                <w:szCs w:val="24"/>
+              </w:rPr>
+              <w:t>целочисленное значение</w:t>
+            </w:r>
+            <w:r>
+              <w:rPr>
+                <w:rFonts w:ascii="Courier New" w:hAnsi="Courier New" w:cs="Courier New"/>
+                <w:sz w:val="24"/>
+                <w:szCs w:val="24"/>
+              </w:rPr>
+              <w:t xml:space="preserve"> 0&lt;=</w:t>
             </w:r>
             <w:r>
               <w:rPr>
@@ -4661,33 +4679,15 @@
                 <w:szCs w:val="24"/>
                 <w:lang w:val="en-US"/>
               </w:rPr>
-              <w:t>=</w:t>
-            </w:r>
-            <w:r>
-              <w:rPr>
-                <w:rFonts w:ascii="Courier New" w:hAnsi="Courier New" w:cs="Courier New"/>
-                <w:sz w:val="24"/>
-                <w:szCs w:val="24"/>
-                <w:lang w:val="en-US"/>
-              </w:rPr>
-              <w:t xml:space="preserve"> </w:t>
-            </w:r>
-            <w:r>
-              <w:rPr>
-                <w:rFonts w:ascii="Courier New" w:hAnsi="Courier New" w:cs="Courier New"/>
-                <w:sz w:val="24"/>
-                <w:szCs w:val="24"/>
-              </w:rPr>
-              <w:t>целочисленное значение</w:t>
-            </w:r>
-            <w:r>
-              <w:rPr>
-                <w:rFonts w:ascii="Courier New" w:hAnsi="Courier New" w:cs="Courier New"/>
-                <w:sz w:val="24"/>
-                <w:szCs w:val="24"/>
-                <w:lang w:val="en-US"/>
-              </w:rPr>
-              <w:t xml:space="preserve"> 0&lt;=x&lt;=100  </w:t>
+              <w:t>x</w:t>
+            </w:r>
+            <w:r>
+              <w:rPr>
+                <w:rFonts w:ascii="Courier New" w:hAnsi="Courier New" w:cs="Courier New"/>
+                <w:sz w:val="24"/>
+                <w:szCs w:val="24"/>
+              </w:rPr>
+              <w:t xml:space="preserve">&lt;=100  </w:t>
             </w:r>
             <w:r>
               <w:rPr>
@@ -4721,7 +4721,6 @@
                 <w:rFonts w:ascii="Courier New" w:hAnsi="Courier New" w:cs="Courier New"/>
                 <w:sz w:val="24"/>
                 <w:szCs w:val="24"/>
-                <w:lang w:val="en-US"/>
               </w:rPr>
               <w:t xml:space="preserve"> </w:t>
             </w:r>
@@ -4730,7 +4729,6 @@
                 <w:rFonts w:ascii="Courier New" w:hAnsi="Courier New" w:cs="Courier New"/>
                 <w:sz w:val="24"/>
                 <w:szCs w:val="24"/>
-                <w:lang w:val="en-US"/>
               </w:rPr>
               <w:t>=</w:t>
             </w:r>
@@ -4739,7 +4737,6 @@
                 <w:rFonts w:ascii="Courier New" w:hAnsi="Courier New" w:cs="Courier New"/>
                 <w:sz w:val="24"/>
                 <w:szCs w:val="24"/>
-                <w:lang w:val="en-US"/>
               </w:rPr>
               <w:t xml:space="preserve"> </w:t>
             </w:r>
@@ -4832,7 +4829,6 @@
                 <w:rFonts w:ascii="Courier New" w:hAnsi="Courier New" w:cs="Courier New"/>
                 <w:sz w:val="24"/>
                 <w:szCs w:val="24"/>
-                <w:lang w:val="en-US"/>
               </w:rPr>
               <w:t xml:space="preserve"> </w:t>
             </w:r>
@@ -4841,7 +4837,6 @@
                 <w:rFonts w:ascii="Courier New" w:hAnsi="Courier New" w:cs="Courier New"/>
                 <w:sz w:val="24"/>
                 <w:szCs w:val="24"/>
-                <w:lang w:val="en-US"/>
               </w:rPr>
               <w:t>=</w:t>
             </w:r>
@@ -4850,7 +4845,6 @@
                 <w:rFonts w:ascii="Courier New" w:hAnsi="Courier New" w:cs="Courier New"/>
                 <w:sz w:val="24"/>
                 <w:szCs w:val="24"/>
-                <w:lang w:val="en-US"/>
               </w:rPr>
               <w:t xml:space="preserve"> </w:t>
             </w:r>
@@ -4867,7 +4861,6 @@
                 <w:rFonts w:ascii="Courier New" w:hAnsi="Courier New" w:cs="Courier New"/>
                 <w:sz w:val="24"/>
                 <w:szCs w:val="24"/>
-                <w:lang w:val="en-US"/>
               </w:rPr>
               <w:t xml:space="preserve"> &gt;=1</w:t>
             </w:r>
@@ -4887,16 +4880,15 @@
                 <w:rFonts w:ascii="Courier New" w:hAnsi="Courier New" w:cs="Courier New"/>
                 <w:sz w:val="24"/>
                 <w:szCs w:val="24"/>
+              </w:rPr>
+            </w:pPr>
+            <w:r>
+              <w:rPr>
+                <w:rFonts w:ascii="Courier New" w:hAnsi="Courier New" w:cs="Courier New"/>
+                <w:sz w:val="24"/>
+                <w:szCs w:val="24"/>
                 <w:lang w:val="en-US"/>
               </w:rPr>
-            </w:pPr>
-            <w:r>
-              <w:rPr>
-                <w:rFonts w:ascii="Courier New" w:hAnsi="Courier New" w:cs="Courier New"/>
-                <w:sz w:val="24"/>
-                <w:szCs w:val="24"/>
-                <w:lang w:val="en-US"/>
-              </w:rPr>
               <w:t>y</w:t>
             </w:r>
             <w:r>
@@ -4904,7 +4896,6 @@
                 <w:rFonts w:ascii="Courier New" w:hAnsi="Courier New" w:cs="Courier New"/>
                 <w:sz w:val="24"/>
                 <w:szCs w:val="24"/>
-                <w:lang w:val="en-US"/>
               </w:rPr>
               <w:t xml:space="preserve"> </w:t>
             </w:r>
@@ -4913,7 +4904,6 @@
                 <w:rFonts w:ascii="Courier New" w:hAnsi="Courier New" w:cs="Courier New"/>
                 <w:sz w:val="24"/>
                 <w:szCs w:val="24"/>
-                <w:lang w:val="en-US"/>
               </w:rPr>
               <w:t>=</w:t>
             </w:r>
@@ -4922,7 +4912,6 @@
                 <w:rFonts w:ascii="Courier New" w:hAnsi="Courier New" w:cs="Courier New"/>
                 <w:sz w:val="24"/>
                 <w:szCs w:val="24"/>
-                <w:lang w:val="en-US"/>
               </w:rPr>
               <w:t xml:space="preserve"> </w:t>
             </w:r>
@@ -4939,7 +4928,6 @@
                 <w:rFonts w:ascii="Courier New" w:hAnsi="Courier New" w:cs="Courier New"/>
                 <w:sz w:val="24"/>
                 <w:szCs w:val="24"/>
-                <w:lang w:val="en-US"/>
               </w:rPr>
               <w:t xml:space="preserve"> &gt;=1</w:t>
             </w:r>
@@ -5023,7 +5011,6 @@
                 <w:rFonts w:ascii="Courier New" w:hAnsi="Courier New" w:cs="Courier New"/>
                 <w:sz w:val="24"/>
                 <w:szCs w:val="24"/>
-                <w:lang w:val="en-US"/>
               </w:rPr>
               <w:t xml:space="preserve"> = </w:t>
             </w:r>
@@ -5040,7 +5027,6 @@
                 <w:rFonts w:ascii="Courier New" w:hAnsi="Courier New" w:cs="Courier New"/>
                 <w:sz w:val="24"/>
                 <w:szCs w:val="24"/>
-                <w:lang w:val="en-US"/>
               </w:rPr>
               <w:t xml:space="preserve"> &gt;=1</w:t>
             </w:r>
@@ -5076,7 +5062,6 @@
                 <w:rFonts w:ascii="Courier New" w:hAnsi="Courier New" w:cs="Courier New"/>
                 <w:sz w:val="24"/>
                 <w:szCs w:val="24"/>
-                <w:lang w:val="en-US"/>
               </w:rPr>
               <w:t xml:space="preserve"> </w:t>
             </w:r>
@@ -5085,7 +5070,6 @@
                 <w:rFonts w:ascii="Courier New" w:hAnsi="Courier New" w:cs="Courier New"/>
                 <w:sz w:val="24"/>
                 <w:szCs w:val="24"/>
-                <w:lang w:val="en-US"/>
               </w:rPr>
               <w:t>=</w:t>
             </w:r>
@@ -5094,7 +5078,6 @@
                 <w:rFonts w:ascii="Courier New" w:hAnsi="Courier New" w:cs="Courier New"/>
                 <w:sz w:val="24"/>
                 <w:szCs w:val="24"/>
-                <w:lang w:val="en-US"/>
               </w:rPr>
               <w:t xml:space="preserve"> </w:t>
             </w:r>
@@ -5111,7 +5094,6 @@
                 <w:rFonts w:ascii="Courier New" w:hAnsi="Courier New" w:cs="Courier New"/>
                 <w:sz w:val="24"/>
                 <w:szCs w:val="24"/>
-                <w:lang w:val="en-US"/>
               </w:rPr>
               <w:t xml:space="preserve"> &gt;=1, &lt;= 100</w:t>
             </w:r>
@@ -5220,7 +5202,31 @@
                 <w:szCs w:val="24"/>
                 <w:lang w:val="en-US"/>
               </w:rPr>
-              <w:t xml:space="preserve">x </w:t>
+              <w:t>x</w:t>
+            </w:r>
+            <w:r>
+              <w:rPr>
+                <w:rFonts w:ascii="Courier New" w:hAnsi="Courier New" w:cs="Courier New"/>
+                <w:sz w:val="24"/>
+                <w:szCs w:val="24"/>
+              </w:rPr>
+              <w:t xml:space="preserve"> </w:t>
+            </w:r>
+            <w:r>
+              <w:rPr>
+                <w:rFonts w:ascii="Courier New" w:hAnsi="Courier New" w:cs="Courier New"/>
+                <w:sz w:val="24"/>
+                <w:szCs w:val="24"/>
+              </w:rPr>
+              <w:t>=</w:t>
+            </w:r>
+            <w:r>
+              <w:rPr>
+                <w:rFonts w:ascii="Courier New" w:hAnsi="Courier New" w:cs="Courier New"/>
+                <w:sz w:val="24"/>
+                <w:szCs w:val="24"/>
+              </w:rPr>
+              <w:t xml:space="preserve"> </w:t>
             </w:r>
             <w:r>
               <w:rPr>
@@ -5229,25 +5235,15 @@
                 <w:szCs w:val="24"/>
                 <w:lang w:val="en-US"/>
               </w:rPr>
-              <w:t>=</w:t>
-            </w:r>
-            <w:r>
-              <w:rPr>
-                <w:rFonts w:ascii="Courier New" w:hAnsi="Courier New" w:cs="Courier New"/>
-                <w:sz w:val="24"/>
-                <w:szCs w:val="24"/>
-                <w:lang w:val="en-US"/>
-              </w:rPr>
-              <w:t xml:space="preserve"> </w:t>
-            </w:r>
-            <w:r>
-              <w:rPr>
-                <w:rFonts w:ascii="Courier New" w:hAnsi="Courier New" w:cs="Courier New"/>
-                <w:sz w:val="24"/>
-                <w:szCs w:val="24"/>
-                <w:lang w:val="en-US"/>
-              </w:rPr>
-              <w:t>float-</w:t>
+              <w:t>float</w:t>
+            </w:r>
+            <w:r>
+              <w:rPr>
+                <w:rFonts w:ascii="Courier New" w:hAnsi="Courier New" w:cs="Courier New"/>
+                <w:sz w:val="24"/>
+                <w:szCs w:val="24"/>
+              </w:rPr>
+              <w:t>-</w:t>
             </w:r>
             <w:r>
               <w:rPr>
@@ -5281,7 +5277,6 @@
                 <w:rFonts w:ascii="Courier New" w:hAnsi="Courier New" w:cs="Courier New"/>
                 <w:sz w:val="24"/>
                 <w:szCs w:val="24"/>
-                <w:lang w:val="en-US"/>
               </w:rPr>
               <w:t xml:space="preserve"> </w:t>
             </w:r>
@@ -5290,7 +5285,6 @@
                 <w:rFonts w:ascii="Courier New" w:hAnsi="Courier New" w:cs="Courier New"/>
                 <w:sz w:val="24"/>
                 <w:szCs w:val="24"/>
-                <w:lang w:val="en-US"/>
               </w:rPr>
               <w:t>=</w:t>
             </w:r>
@@ -5299,7 +5293,6 @@
                 <w:rFonts w:ascii="Courier New" w:hAnsi="Courier New" w:cs="Courier New"/>
                 <w:sz w:val="24"/>
                 <w:szCs w:val="24"/>
-                <w:lang w:val="en-US"/>
               </w:rPr>
               <w:t xml:space="preserve"> </w:t>
             </w:r>
@@ -5384,7 +5377,31 @@
                 <w:szCs w:val="24"/>
                 <w:lang w:val="en-US"/>
               </w:rPr>
-              <w:t xml:space="preserve">x </w:t>
+              <w:t>x</w:t>
+            </w:r>
+            <w:r>
+              <w:rPr>
+                <w:rFonts w:ascii="Courier New" w:hAnsi="Courier New" w:cs="Courier New"/>
+                <w:sz w:val="24"/>
+                <w:szCs w:val="24"/>
+              </w:rPr>
+              <w:t xml:space="preserve"> </w:t>
+            </w:r>
+            <w:r>
+              <w:rPr>
+                <w:rFonts w:ascii="Courier New" w:hAnsi="Courier New" w:cs="Courier New"/>
+                <w:sz w:val="24"/>
+                <w:szCs w:val="24"/>
+              </w:rPr>
+              <w:t>=</w:t>
+            </w:r>
+            <w:r>
+              <w:rPr>
+                <w:rFonts w:ascii="Courier New" w:hAnsi="Courier New" w:cs="Courier New"/>
+                <w:sz w:val="24"/>
+                <w:szCs w:val="24"/>
+              </w:rPr>
+              <w:t xml:space="preserve"> </w:t>
             </w:r>
             <w:r>
               <w:rPr>
@@ -5393,25 +5410,15 @@
                 <w:szCs w:val="24"/>
                 <w:lang w:val="en-US"/>
               </w:rPr>
-              <w:t>=</w:t>
-            </w:r>
-            <w:r>
-              <w:rPr>
-                <w:rFonts w:ascii="Courier New" w:hAnsi="Courier New" w:cs="Courier New"/>
-                <w:sz w:val="24"/>
-                <w:szCs w:val="24"/>
-                <w:lang w:val="en-US"/>
-              </w:rPr>
-              <w:t xml:space="preserve"> </w:t>
-            </w:r>
-            <w:r>
-              <w:rPr>
-                <w:rFonts w:ascii="Courier New" w:hAnsi="Courier New" w:cs="Courier New"/>
-                <w:sz w:val="24"/>
-                <w:szCs w:val="24"/>
-                <w:lang w:val="en-US"/>
-              </w:rPr>
-              <w:t>float-</w:t>
+              <w:t>float</w:t>
+            </w:r>
+            <w:r>
+              <w:rPr>
+                <w:rFonts w:ascii="Courier New" w:hAnsi="Courier New" w:cs="Courier New"/>
+                <w:sz w:val="24"/>
+                <w:szCs w:val="24"/>
+              </w:rPr>
+              <w:t>-</w:t>
             </w:r>
             <w:r>
               <w:rPr>
@@ -5438,7 +5445,31 @@
                 <w:szCs w:val="24"/>
                 <w:lang w:val="en-US"/>
               </w:rPr>
-              <w:t xml:space="preserve">y </w:t>
+              <w:t>y</w:t>
+            </w:r>
+            <w:r>
+              <w:rPr>
+                <w:rFonts w:ascii="Courier New" w:hAnsi="Courier New" w:cs="Courier New"/>
+                <w:sz w:val="24"/>
+                <w:szCs w:val="24"/>
+              </w:rPr>
+              <w:t xml:space="preserve"> </w:t>
+            </w:r>
+            <w:r>
+              <w:rPr>
+                <w:rFonts w:ascii="Courier New" w:hAnsi="Courier New" w:cs="Courier New"/>
+                <w:sz w:val="24"/>
+                <w:szCs w:val="24"/>
+              </w:rPr>
+              <w:t>=</w:t>
+            </w:r>
+            <w:r>
+              <w:rPr>
+                <w:rFonts w:ascii="Courier New" w:hAnsi="Courier New" w:cs="Courier New"/>
+                <w:sz w:val="24"/>
+                <w:szCs w:val="24"/>
+              </w:rPr>
+              <w:t xml:space="preserve"> </w:t>
             </w:r>
             <w:r>
               <w:rPr>
@@ -5447,25 +5478,15 @@
                 <w:szCs w:val="24"/>
                 <w:lang w:val="en-US"/>
               </w:rPr>
-              <w:t>=</w:t>
-            </w:r>
-            <w:r>
-              <w:rPr>
-                <w:rFonts w:ascii="Courier New" w:hAnsi="Courier New" w:cs="Courier New"/>
-                <w:sz w:val="24"/>
-                <w:szCs w:val="24"/>
-                <w:lang w:val="en-US"/>
-              </w:rPr>
-              <w:t xml:space="preserve"> </w:t>
-            </w:r>
-            <w:r>
-              <w:rPr>
-                <w:rFonts w:ascii="Courier New" w:hAnsi="Courier New" w:cs="Courier New"/>
-                <w:sz w:val="24"/>
-                <w:szCs w:val="24"/>
-                <w:lang w:val="en-US"/>
-              </w:rPr>
-              <w:t>float-</w:t>
+              <w:t>float</w:t>
+            </w:r>
+            <w:r>
+              <w:rPr>
+                <w:rFonts w:ascii="Courier New" w:hAnsi="Courier New" w:cs="Courier New"/>
+                <w:sz w:val="24"/>
+                <w:szCs w:val="24"/>
+              </w:rPr>
+              <w:t>-</w:t>
             </w:r>
             <w:r>
               <w:rPr>
@@ -5554,52 +5575,49 @@
                 <w:rFonts w:ascii="Courier New" w:hAnsi="Courier New" w:cs="Courier New"/>
                 <w:sz w:val="24"/>
                 <w:szCs w:val="24"/>
+              </w:rPr>
+              <w:t xml:space="preserve"> </w:t>
+            </w:r>
+            <w:r>
+              <w:rPr>
+                <w:rFonts w:ascii="Courier New" w:hAnsi="Courier New" w:cs="Courier New"/>
+                <w:sz w:val="24"/>
+                <w:szCs w:val="24"/>
+              </w:rPr>
+              <w:t>=</w:t>
+            </w:r>
+            <w:r>
+              <w:rPr>
+                <w:rFonts w:ascii="Courier New" w:hAnsi="Courier New" w:cs="Courier New"/>
+                <w:sz w:val="24"/>
+                <w:szCs w:val="24"/>
+              </w:rPr>
+              <w:t xml:space="preserve"> </w:t>
+            </w:r>
+            <w:r>
+              <w:rPr>
+                <w:rFonts w:ascii="Courier New" w:hAnsi="Courier New" w:cs="Courier New"/>
+                <w:sz w:val="24"/>
+                <w:szCs w:val="24"/>
                 <w:lang w:val="en-US"/>
               </w:rPr>
-              <w:t xml:space="preserve"> </w:t>
-            </w:r>
-            <w:r>
-              <w:rPr>
-                <w:rFonts w:ascii="Courier New" w:hAnsi="Courier New" w:cs="Courier New"/>
-                <w:sz w:val="24"/>
-                <w:szCs w:val="24"/>
-                <w:lang w:val="en-US"/>
-              </w:rPr>
-              <w:t>=</w:t>
-            </w:r>
-            <w:r>
-              <w:rPr>
-                <w:rFonts w:ascii="Courier New" w:hAnsi="Courier New" w:cs="Courier New"/>
-                <w:sz w:val="24"/>
-                <w:szCs w:val="24"/>
-                <w:lang w:val="en-US"/>
-              </w:rPr>
-              <w:t xml:space="preserve"> </w:t>
-            </w:r>
-            <w:r>
-              <w:rPr>
-                <w:rFonts w:ascii="Courier New" w:hAnsi="Courier New" w:cs="Courier New"/>
-                <w:sz w:val="24"/>
-                <w:szCs w:val="24"/>
-                <w:lang w:val="en-US"/>
-              </w:rPr>
-              <w:t>float-</w:t>
-            </w:r>
-            <w:r>
-              <w:rPr>
-                <w:rFonts w:ascii="Courier New" w:hAnsi="Courier New" w:cs="Courier New"/>
-                <w:sz w:val="24"/>
-                <w:szCs w:val="24"/>
-              </w:rPr>
-              <w:t>значение</w:t>
-            </w:r>
-            <w:r>
-              <w:rPr>
-                <w:rFonts w:ascii="Courier New" w:hAnsi="Courier New" w:cs="Courier New"/>
-                <w:sz w:val="24"/>
-                <w:szCs w:val="24"/>
-              </w:rPr>
-              <w:t>,</w:t>
+              <w:t>float</w:t>
+            </w:r>
+            <w:r>
+              <w:rPr>
+                <w:rFonts w:ascii="Courier New" w:hAnsi="Courier New" w:cs="Courier New"/>
+                <w:sz w:val="24"/>
+                <w:szCs w:val="24"/>
+              </w:rPr>
+              <w:t>-</w:t>
+            </w:r>
+            <w:r>
+              <w:rPr>
+                <w:rFonts w:ascii="Courier New" w:hAnsi="Courier New" w:cs="Courier New"/>
+                <w:sz w:val="24"/>
+                <w:szCs w:val="24"/>
+              </w:rPr>
+              <w:t>значение,</w:t>
             </w:r>
           </w:p>
           <w:p>
@@ -5625,36 +5643,41 @@
                 <w:rFonts w:ascii="Courier New" w:hAnsi="Courier New" w:cs="Courier New"/>
                 <w:sz w:val="24"/>
                 <w:szCs w:val="24"/>
+              </w:rPr>
+              <w:t xml:space="preserve"> </w:t>
+            </w:r>
+            <w:r>
+              <w:rPr>
+                <w:rFonts w:ascii="Courier New" w:hAnsi="Courier New" w:cs="Courier New"/>
+                <w:sz w:val="24"/>
+                <w:szCs w:val="24"/>
+              </w:rPr>
+              <w:t>=</w:t>
+            </w:r>
+            <w:r>
+              <w:rPr>
+                <w:rFonts w:ascii="Courier New" w:hAnsi="Courier New" w:cs="Courier New"/>
+                <w:sz w:val="24"/>
+                <w:szCs w:val="24"/>
+              </w:rPr>
+              <w:t xml:space="preserve"> </w:t>
+            </w:r>
+            <w:r>
+              <w:rPr>
+                <w:rFonts w:ascii="Courier New" w:hAnsi="Courier New" w:cs="Courier New"/>
+                <w:sz w:val="24"/>
+                <w:szCs w:val="24"/>
                 <w:lang w:val="en-US"/>
               </w:rPr>
-              <w:t xml:space="preserve"> </w:t>
-            </w:r>
-            <w:r>
-              <w:rPr>
-                <w:rFonts w:ascii="Courier New" w:hAnsi="Courier New" w:cs="Courier New"/>
-                <w:sz w:val="24"/>
-                <w:szCs w:val="24"/>
-                <w:lang w:val="en-US"/>
-              </w:rPr>
-              <w:t>=</w:t>
-            </w:r>
-            <w:r>
-              <w:rPr>
-                <w:rFonts w:ascii="Courier New" w:hAnsi="Courier New" w:cs="Courier New"/>
-                <w:sz w:val="24"/>
-                <w:szCs w:val="24"/>
-                <w:lang w:val="en-US"/>
-              </w:rPr>
-              <w:t xml:space="preserve"> </w:t>
-            </w:r>
-            <w:r>
-              <w:rPr>
-                <w:rFonts w:ascii="Courier New" w:hAnsi="Courier New" w:cs="Courier New"/>
-                <w:sz w:val="24"/>
-                <w:szCs w:val="24"/>
-                <w:lang w:val="en-US"/>
-              </w:rPr>
-              <w:t>float-</w:t>
+              <w:t>float</w:t>
+            </w:r>
+            <w:r>
+              <w:rPr>
+                <w:rFonts w:ascii="Courier New" w:hAnsi="Courier New" w:cs="Courier New"/>
+                <w:sz w:val="24"/>
+                <w:szCs w:val="24"/>
+              </w:rPr>
+              <w:t>-</w:t>
             </w:r>
             <w:r>
               <w:rPr>
@@ -5774,36 +5797,41 @@
                 <w:rFonts w:ascii="Courier New" w:hAnsi="Courier New" w:cs="Courier New"/>
                 <w:sz w:val="24"/>
                 <w:szCs w:val="24"/>
+              </w:rPr>
+              <w:t xml:space="preserve"> </w:t>
+            </w:r>
+            <w:r>
+              <w:rPr>
+                <w:rFonts w:ascii="Courier New" w:hAnsi="Courier New" w:cs="Courier New"/>
+                <w:sz w:val="24"/>
+                <w:szCs w:val="24"/>
+              </w:rPr>
+              <w:t>=</w:t>
+            </w:r>
+            <w:r>
+              <w:rPr>
+                <w:rFonts w:ascii="Courier New" w:hAnsi="Courier New" w:cs="Courier New"/>
+                <w:sz w:val="24"/>
+                <w:szCs w:val="24"/>
+              </w:rPr>
+              <w:t xml:space="preserve"> </w:t>
+            </w:r>
+            <w:r>
+              <w:rPr>
+                <w:rFonts w:ascii="Courier New" w:hAnsi="Courier New" w:cs="Courier New"/>
+                <w:sz w:val="24"/>
+                <w:szCs w:val="24"/>
                 <w:lang w:val="en-US"/>
               </w:rPr>
-              <w:t xml:space="preserve"> </w:t>
-            </w:r>
-            <w:r>
-              <w:rPr>
-                <w:rFonts w:ascii="Courier New" w:hAnsi="Courier New" w:cs="Courier New"/>
-                <w:sz w:val="24"/>
-                <w:szCs w:val="24"/>
-                <w:lang w:val="en-US"/>
-              </w:rPr>
-              <w:t>=</w:t>
-            </w:r>
-            <w:r>
-              <w:rPr>
-                <w:rFonts w:ascii="Courier New" w:hAnsi="Courier New" w:cs="Courier New"/>
-                <w:sz w:val="24"/>
-                <w:szCs w:val="24"/>
-                <w:lang w:val="en-US"/>
-              </w:rPr>
-              <w:t xml:space="preserve"> </w:t>
-            </w:r>
-            <w:r>
-              <w:rPr>
-                <w:rFonts w:ascii="Courier New" w:hAnsi="Courier New" w:cs="Courier New"/>
-                <w:sz w:val="24"/>
-                <w:szCs w:val="24"/>
-                <w:lang w:val="en-US"/>
-              </w:rPr>
-              <w:t>bool-</w:t>
+              <w:t>bool</w:t>
+            </w:r>
+            <w:r>
+              <w:rPr>
+                <w:rFonts w:ascii="Courier New" w:hAnsi="Courier New" w:cs="Courier New"/>
+                <w:sz w:val="24"/>
+                <w:szCs w:val="24"/>
+              </w:rPr>
+              <w:t>-</w:t>
             </w:r>
             <w:r>
               <w:rPr>
@@ -5837,7 +5865,6 @@
                 <w:rFonts w:ascii="Courier New" w:hAnsi="Courier New" w:cs="Courier New"/>
                 <w:sz w:val="24"/>
                 <w:szCs w:val="24"/>
-                <w:lang w:val="en-US"/>
               </w:rPr>
               <w:t xml:space="preserve"> </w:t>
             </w:r>
@@ -5846,7 +5873,6 @@
                 <w:rFonts w:ascii="Courier New" w:hAnsi="Courier New" w:cs="Courier New"/>
                 <w:sz w:val="24"/>
                 <w:szCs w:val="24"/>
-                <w:lang w:val="en-US"/>
               </w:rPr>
               <w:t>=</w:t>
             </w:r>
@@ -5855,7 +5881,6 @@
                 <w:rFonts w:ascii="Courier New" w:hAnsi="Courier New" w:cs="Courier New"/>
                 <w:sz w:val="24"/>
                 <w:szCs w:val="24"/>
-                <w:lang w:val="en-US"/>
               </w:rPr>
               <w:t xml:space="preserve"> </w:t>
             </w:r>
@@ -5916,19 +5941,8 @@
                 <w:szCs w:val="24"/>
                 <w:lang w:val="en-US"/>
               </w:rPr>
-              <w:t>/C/</w:t>
-            </w:r>
-            <w:proofErr w:type="spellStart"/>
-            <w:r>
-              <w:rPr>
-                <w:rFonts w:ascii="Courier New" w:hAnsi="Courier New" w:cs="Courier New"/>
-                <w:sz w:val="24"/>
-                <w:szCs w:val="24"/>
-                <w:lang w:val="en-US"/>
-              </w:rPr>
-              <w:t>x,y</w:t>
-            </w:r>
-            <w:proofErr w:type="spellEnd"/>
+              <w:t>/C/x,y</w:t>
+            </w:r>
           </w:p>
         </w:tc>
         <w:tc>
@@ -5958,36 +5972,41 @@
                 <w:rFonts w:ascii="Courier New" w:hAnsi="Courier New" w:cs="Courier New"/>
                 <w:sz w:val="24"/>
                 <w:szCs w:val="24"/>
+              </w:rPr>
+              <w:t xml:space="preserve"> </w:t>
+            </w:r>
+            <w:r>
+              <w:rPr>
+                <w:rFonts w:ascii="Courier New" w:hAnsi="Courier New" w:cs="Courier New"/>
+                <w:sz w:val="24"/>
+                <w:szCs w:val="24"/>
+              </w:rPr>
+              <w:t>=</w:t>
+            </w:r>
+            <w:r>
+              <w:rPr>
+                <w:rFonts w:ascii="Courier New" w:hAnsi="Courier New" w:cs="Courier New"/>
+                <w:sz w:val="24"/>
+                <w:szCs w:val="24"/>
+              </w:rPr>
+              <w:t xml:space="preserve"> </w:t>
+            </w:r>
+            <w:r>
+              <w:rPr>
+                <w:rFonts w:ascii="Courier New" w:hAnsi="Courier New" w:cs="Courier New"/>
+                <w:sz w:val="24"/>
+                <w:szCs w:val="24"/>
                 <w:lang w:val="en-US"/>
               </w:rPr>
-              <w:t xml:space="preserve"> </w:t>
-            </w:r>
-            <w:r>
-              <w:rPr>
-                <w:rFonts w:ascii="Courier New" w:hAnsi="Courier New" w:cs="Courier New"/>
-                <w:sz w:val="24"/>
-                <w:szCs w:val="24"/>
-                <w:lang w:val="en-US"/>
-              </w:rPr>
-              <w:t>=</w:t>
-            </w:r>
-            <w:r>
-              <w:rPr>
-                <w:rFonts w:ascii="Courier New" w:hAnsi="Courier New" w:cs="Courier New"/>
-                <w:sz w:val="24"/>
-                <w:szCs w:val="24"/>
-                <w:lang w:val="en-US"/>
-              </w:rPr>
-              <w:t xml:space="preserve"> </w:t>
-            </w:r>
-            <w:r>
-              <w:rPr>
-                <w:rFonts w:ascii="Courier New" w:hAnsi="Courier New" w:cs="Courier New"/>
-                <w:sz w:val="24"/>
-                <w:szCs w:val="24"/>
-                <w:lang w:val="en-US"/>
-              </w:rPr>
-              <w:t>bool-</w:t>
+              <w:t>bool</w:t>
+            </w:r>
+            <w:r>
+              <w:rPr>
+                <w:rFonts w:ascii="Courier New" w:hAnsi="Courier New" w:cs="Courier New"/>
+                <w:sz w:val="24"/>
+                <w:szCs w:val="24"/>
+              </w:rPr>
+              <w:t>-</w:t>
             </w:r>
             <w:r>
               <w:rPr>
@@ -6021,36 +6040,41 @@
                 <w:rFonts w:ascii="Courier New" w:hAnsi="Courier New" w:cs="Courier New"/>
                 <w:sz w:val="24"/>
                 <w:szCs w:val="24"/>
+              </w:rPr>
+              <w:t xml:space="preserve"> </w:t>
+            </w:r>
+            <w:r>
+              <w:rPr>
+                <w:rFonts w:ascii="Courier New" w:hAnsi="Courier New" w:cs="Courier New"/>
+                <w:sz w:val="24"/>
+                <w:szCs w:val="24"/>
+              </w:rPr>
+              <w:t>=</w:t>
+            </w:r>
+            <w:r>
+              <w:rPr>
+                <w:rFonts w:ascii="Courier New" w:hAnsi="Courier New" w:cs="Courier New"/>
+                <w:sz w:val="24"/>
+                <w:szCs w:val="24"/>
+              </w:rPr>
+              <w:t xml:space="preserve"> </w:t>
+            </w:r>
+            <w:r>
+              <w:rPr>
+                <w:rFonts w:ascii="Courier New" w:hAnsi="Courier New" w:cs="Courier New"/>
+                <w:sz w:val="24"/>
+                <w:szCs w:val="24"/>
                 <w:lang w:val="en-US"/>
               </w:rPr>
-              <w:t xml:space="preserve"> </w:t>
-            </w:r>
-            <w:r>
-              <w:rPr>
-                <w:rFonts w:ascii="Courier New" w:hAnsi="Courier New" w:cs="Courier New"/>
-                <w:sz w:val="24"/>
-                <w:szCs w:val="24"/>
-                <w:lang w:val="en-US"/>
-              </w:rPr>
-              <w:t>=</w:t>
-            </w:r>
-            <w:r>
-              <w:rPr>
-                <w:rFonts w:ascii="Courier New" w:hAnsi="Courier New" w:cs="Courier New"/>
-                <w:sz w:val="24"/>
-                <w:szCs w:val="24"/>
-                <w:lang w:val="en-US"/>
-              </w:rPr>
-              <w:t xml:space="preserve"> </w:t>
-            </w:r>
-            <w:r>
-              <w:rPr>
-                <w:rFonts w:ascii="Courier New" w:hAnsi="Courier New" w:cs="Courier New"/>
-                <w:sz w:val="24"/>
-                <w:szCs w:val="24"/>
-                <w:lang w:val="en-US"/>
-              </w:rPr>
-              <w:t>bool-</w:t>
+              <w:t>bool</w:t>
+            </w:r>
+            <w:r>
+              <w:rPr>
+                <w:rFonts w:ascii="Courier New" w:hAnsi="Courier New" w:cs="Courier New"/>
+                <w:sz w:val="24"/>
+                <w:szCs w:val="24"/>
+              </w:rPr>
+              <w:t>-</w:t>
             </w:r>
             <w:r>
               <w:rPr>
@@ -6181,27 +6205,7 @@
                 <w:szCs w:val="24"/>
                 <w:lang w:val="en-US"/>
               </w:rPr>
-              <w:t xml:space="preserve">= </w:t>
-            </w:r>
-            <w:proofErr w:type="spellStart"/>
-            <w:r>
-              <w:rPr>
-                <w:rFonts w:ascii="Courier New" w:hAnsi="Courier New" w:cs="Courier New"/>
-                <w:sz w:val="24"/>
-                <w:szCs w:val="24"/>
-                <w:lang w:val="en-US"/>
-              </w:rPr>
-              <w:t>DateTime</w:t>
-            </w:r>
-            <w:proofErr w:type="spellEnd"/>
-            <w:r>
-              <w:rPr>
-                <w:rFonts w:ascii="Courier New" w:hAnsi="Courier New" w:cs="Courier New"/>
-                <w:sz w:val="24"/>
-                <w:szCs w:val="24"/>
-                <w:lang w:val="en-US"/>
-              </w:rPr>
-              <w:t>-</w:t>
+              <w:t>= DateTime-</w:t>
             </w:r>
             <w:r>
               <w:rPr>
@@ -6315,28 +6319,8 @@
                 <w:szCs w:val="24"/>
                 <w:lang w:val="en-US"/>
               </w:rPr>
-              <w:t>/D/</w:t>
-            </w:r>
-            <w:proofErr w:type="spellStart"/>
-            <w:r>
-              <w:rPr>
-                <w:rFonts w:ascii="Courier New" w:hAnsi="Courier New" w:cs="Courier New"/>
-                <w:sz w:val="24"/>
-                <w:szCs w:val="24"/>
-                <w:lang w:val="en-US"/>
-              </w:rPr>
-              <w:t>x</w:t>
-            </w:r>
-            <w:r>
-              <w:rPr>
-                <w:rFonts w:ascii="Courier New" w:hAnsi="Courier New" w:cs="Courier New"/>
-                <w:sz w:val="24"/>
-                <w:szCs w:val="24"/>
-                <w:lang w:val="en-US"/>
-              </w:rPr>
-              <w:t>|y</w:t>
-            </w:r>
-            <w:proofErr w:type="spellEnd"/>
+              <w:t>/D/x|y</w:t>
+            </w:r>
           </w:p>
         </w:tc>
         <w:tc>
@@ -6366,36 +6350,31 @@
                 <w:rFonts w:ascii="Courier New" w:hAnsi="Courier New" w:cs="Courier New"/>
                 <w:sz w:val="24"/>
                 <w:szCs w:val="24"/>
+              </w:rPr>
+              <w:t xml:space="preserve"> </w:t>
+            </w:r>
+            <w:r>
+              <w:rPr>
+                <w:rFonts w:ascii="Courier New" w:hAnsi="Courier New" w:cs="Courier New"/>
+                <w:sz w:val="24"/>
+                <w:szCs w:val="24"/>
+              </w:rPr>
+              <w:t xml:space="preserve">= </w:t>
+            </w:r>
+            <w:r>
+              <w:rPr>
+                <w:rFonts w:ascii="Courier New" w:hAnsi="Courier New" w:cs="Courier New"/>
+                <w:sz w:val="24"/>
+                <w:szCs w:val="24"/>
                 <w:lang w:val="en-US"/>
               </w:rPr>
-              <w:t xml:space="preserve"> </w:t>
-            </w:r>
-            <w:r>
-              <w:rPr>
-                <w:rFonts w:ascii="Courier New" w:hAnsi="Courier New" w:cs="Courier New"/>
-                <w:sz w:val="24"/>
-                <w:szCs w:val="24"/>
-                <w:lang w:val="en-US"/>
-              </w:rPr>
-              <w:t xml:space="preserve">= </w:t>
-            </w:r>
-            <w:proofErr w:type="spellStart"/>
-            <w:r>
-              <w:rPr>
-                <w:rFonts w:ascii="Courier New" w:hAnsi="Courier New" w:cs="Courier New"/>
-                <w:sz w:val="24"/>
-                <w:szCs w:val="24"/>
-                <w:lang w:val="en-US"/>
-              </w:rPr>
               <w:t>DateTime</w:t>
             </w:r>
-            <w:proofErr w:type="spellEnd"/>
-            <w:r>
-              <w:rPr>
-                <w:rFonts w:ascii="Courier New" w:hAnsi="Courier New" w:cs="Courier New"/>
-                <w:sz w:val="24"/>
-                <w:szCs w:val="24"/>
-                <w:lang w:val="en-US"/>
+            <w:r>
+              <w:rPr>
+                <w:rFonts w:ascii="Courier New" w:hAnsi="Courier New" w:cs="Courier New"/>
+                <w:sz w:val="24"/>
+                <w:szCs w:val="24"/>
               </w:rPr>
               <w:t>-</w:t>
             </w:r>
@@ -6431,45 +6410,31 @@
                 <w:rFonts w:ascii="Courier New" w:hAnsi="Courier New" w:cs="Courier New"/>
                 <w:sz w:val="24"/>
                 <w:szCs w:val="24"/>
+              </w:rPr>
+              <w:t xml:space="preserve"> </w:t>
+            </w:r>
+            <w:r>
+              <w:rPr>
+                <w:rFonts w:ascii="Courier New" w:hAnsi="Courier New" w:cs="Courier New"/>
+                <w:sz w:val="24"/>
+                <w:szCs w:val="24"/>
+              </w:rPr>
+              <w:t xml:space="preserve">= </w:t>
+            </w:r>
+            <w:r>
+              <w:rPr>
+                <w:rFonts w:ascii="Courier New" w:hAnsi="Courier New" w:cs="Courier New"/>
+                <w:sz w:val="24"/>
+                <w:szCs w:val="24"/>
                 <w:lang w:val="en-US"/>
               </w:rPr>
-              <w:t xml:space="preserve"> </w:t>
-            </w:r>
-            <w:r>
-              <w:rPr>
-                <w:rFonts w:ascii="Courier New" w:hAnsi="Courier New" w:cs="Courier New"/>
-                <w:sz w:val="24"/>
-                <w:szCs w:val="24"/>
-                <w:lang w:val="en-US"/>
-              </w:rPr>
-              <w:t>=</w:t>
-            </w:r>
-            <w:r>
-              <w:rPr>
-                <w:rFonts w:ascii="Courier New" w:hAnsi="Courier New" w:cs="Courier New"/>
-                <w:sz w:val="24"/>
-                <w:szCs w:val="24"/>
-                <w:lang w:val="en-US"/>
-              </w:rPr>
-              <w:t xml:space="preserve"> </w:t>
-            </w:r>
-            <w:proofErr w:type="spellStart"/>
-            <w:r>
-              <w:rPr>
-                <w:rFonts w:ascii="Courier New" w:hAnsi="Courier New" w:cs="Courier New"/>
-                <w:sz w:val="24"/>
-                <w:szCs w:val="24"/>
-                <w:lang w:val="en-US"/>
-              </w:rPr>
               <w:t>DateTime</w:t>
             </w:r>
-            <w:proofErr w:type="spellEnd"/>
-            <w:r>
-              <w:rPr>
-                <w:rFonts w:ascii="Courier New" w:hAnsi="Courier New" w:cs="Courier New"/>
-                <w:sz w:val="24"/>
-                <w:szCs w:val="24"/>
-                <w:lang w:val="en-US"/>
+            <w:r>
+              <w:rPr>
+                <w:rFonts w:ascii="Courier New" w:hAnsi="Courier New" w:cs="Courier New"/>
+                <w:sz w:val="24"/>
+                <w:szCs w:val="24"/>
               </w:rPr>
               <w:t>-</w:t>
             </w:r>
@@ -6527,6 +6492,7 @@
                 <w:rFonts w:ascii="Courier New" w:hAnsi="Courier New" w:cs="Courier New"/>
                 <w:sz w:val="24"/>
                 <w:szCs w:val="24"/>
+                <w:highlight w:val="yellow"/>
               </w:rPr>
             </w:pPr>
             <w:r>
@@ -6534,6 +6500,7 @@
                 <w:rFonts w:ascii="Courier New" w:hAnsi="Courier New" w:cs="Courier New"/>
                 <w:sz w:val="24"/>
                 <w:szCs w:val="24"/>
+                <w:highlight w:val="yellow"/>
                 <w:lang w:val="en-US"/>
               </w:rPr>
               <w:t>GET</w:t>
@@ -6551,6 +6518,7 @@
                 <w:rFonts w:ascii="Courier New" w:hAnsi="Courier New" w:cs="Courier New"/>
                 <w:sz w:val="24"/>
                 <w:szCs w:val="24"/>
+                <w:highlight w:val="yellow"/>
               </w:rPr>
             </w:pPr>
             <w:r>
@@ -6558,6 +6526,7 @@
                 <w:rFonts w:ascii="Courier New" w:hAnsi="Courier New" w:cs="Courier New"/>
                 <w:sz w:val="24"/>
                 <w:szCs w:val="24"/>
+                <w:highlight w:val="yellow"/>
                 <w:lang w:val="en-US"/>
               </w:rPr>
               <w:t>/E/12-x</w:t>
@@ -6575,6 +6544,7 @@
                 <w:rFonts w:ascii="Courier New" w:hAnsi="Courier New" w:cs="Courier New"/>
                 <w:sz w:val="24"/>
                 <w:szCs w:val="24"/>
+                <w:highlight w:val="yellow"/>
               </w:rPr>
             </w:pPr>
             <w:r>
@@ -6582,33 +6552,19 @@
                 <w:rFonts w:ascii="Courier New" w:hAnsi="Courier New" w:cs="Courier New"/>
                 <w:sz w:val="24"/>
                 <w:szCs w:val="24"/>
+                <w:highlight w:val="yellow"/>
                 <w:lang w:val="en-US"/>
               </w:rPr>
-              <w:t xml:space="preserve">x = </w:t>
-            </w:r>
-            <w:r>
-              <w:rPr>
-                <w:rFonts w:ascii="Courier New" w:hAnsi="Courier New" w:cs="Courier New"/>
-                <w:sz w:val="24"/>
-                <w:szCs w:val="24"/>
-              </w:rPr>
-              <w:t>строка</w:t>
-            </w:r>
-            <w:r>
-              <w:rPr>
-                <w:rFonts w:ascii="Courier New" w:hAnsi="Courier New" w:cs="Courier New"/>
-                <w:sz w:val="24"/>
-                <w:szCs w:val="24"/>
-              </w:rPr>
-              <w:t>,</w:t>
-            </w:r>
-            <w:r>
-              <w:rPr>
-                <w:rFonts w:ascii="Courier New" w:hAnsi="Courier New" w:cs="Courier New"/>
-                <w:sz w:val="24"/>
-                <w:szCs w:val="24"/>
-              </w:rPr>
-              <w:t xml:space="preserve"> обязательное значение</w:t>
+              <w:t>x</w:t>
+            </w:r>
+            <w:r>
+              <w:rPr>
+                <w:rFonts w:ascii="Courier New" w:hAnsi="Courier New" w:cs="Courier New"/>
+                <w:sz w:val="24"/>
+                <w:szCs w:val="24"/>
+                <w:highlight w:val="yellow"/>
+              </w:rPr>
+              <w:t xml:space="preserve"> = строка, обязательное значение</w:t>
             </w:r>
           </w:p>
           <w:p>
@@ -6618,6 +6574,7 @@
                 <w:rFonts w:ascii="Courier New" w:hAnsi="Courier New" w:cs="Courier New"/>
                 <w:sz w:val="24"/>
                 <w:szCs w:val="24"/>
+                <w:highlight w:val="yellow"/>
               </w:rPr>
             </w:pPr>
             <w:r>
@@ -6625,6 +6582,7 @@
                 <w:rFonts w:ascii="Courier New" w:hAnsi="Courier New" w:cs="Courier New"/>
                 <w:sz w:val="24"/>
                 <w:szCs w:val="24"/>
+                <w:highlight w:val="yellow"/>
                 <w:lang w:val="en-US"/>
               </w:rPr>
               <w:t>y</w:t>
@@ -6634,9 +6592,19 @@
                 <w:rFonts w:ascii="Courier New" w:hAnsi="Courier New" w:cs="Courier New"/>
                 <w:sz w:val="24"/>
                 <w:szCs w:val="24"/>
+                <w:highlight w:val="yellow"/>
+              </w:rPr>
+              <w:t>=</w:t>
+            </w:r>
+            <w:r>
+              <w:rPr>
+                <w:rFonts w:ascii="Courier New" w:hAnsi="Courier New" w:cs="Courier New"/>
+                <w:sz w:val="24"/>
+                <w:szCs w:val="24"/>
+                <w:highlight w:val="yellow"/>
                 <w:lang w:val="en-US"/>
               </w:rPr>
-              <w:t>=null</w:t>
+              <w:t>null</w:t>
             </w:r>
           </w:p>
         </w:tc>
@@ -6653,6 +6621,7 @@
                 <w:rFonts w:ascii="Courier New" w:hAnsi="Courier New" w:cs="Courier New"/>
                 <w:sz w:val="24"/>
                 <w:szCs w:val="24"/>
+                <w:highlight w:val="yellow"/>
                 <w:lang w:val="en-US"/>
               </w:rPr>
             </w:pPr>
@@ -6661,6 +6630,7 @@
                 <w:rFonts w:ascii="Courier New" w:hAnsi="Courier New" w:cs="Courier New"/>
                 <w:sz w:val="24"/>
                 <w:szCs w:val="24"/>
+                <w:highlight w:val="yellow"/>
                 <w:lang w:val="en-US"/>
               </w:rPr>
               <w:t>PUT</w:t>
@@ -6678,6 +6648,7 @@
                 <w:rFonts w:ascii="Courier New" w:hAnsi="Courier New" w:cs="Courier New"/>
                 <w:sz w:val="24"/>
                 <w:szCs w:val="24"/>
+                <w:highlight w:val="yellow"/>
               </w:rPr>
             </w:pPr>
             <w:r>
@@ -6685,6 +6656,7 @@
                 <w:rFonts w:ascii="Courier New" w:hAnsi="Courier New" w:cs="Courier New"/>
                 <w:sz w:val="24"/>
                 <w:szCs w:val="24"/>
+                <w:highlight w:val="yellow"/>
                 <w:lang w:val="en-US"/>
               </w:rPr>
               <w:t>/E/x</w:t>
@@ -6702,67 +6674,27 @@
                 <w:rFonts w:ascii="Courier New" w:hAnsi="Courier New" w:cs="Courier New"/>
                 <w:sz w:val="24"/>
                 <w:szCs w:val="24"/>
+                <w:highlight w:val="yellow"/>
+              </w:rPr>
+            </w:pPr>
+            <w:r>
+              <w:rPr>
+                <w:rFonts w:ascii="Courier New" w:hAnsi="Courier New" w:cs="Courier New"/>
+                <w:sz w:val="24"/>
+                <w:szCs w:val="24"/>
+                <w:highlight w:val="yellow"/>
                 <w:lang w:val="en-US"/>
               </w:rPr>
-            </w:pPr>
-            <w:r>
-              <w:rPr>
-                <w:rFonts w:ascii="Courier New" w:hAnsi="Courier New" w:cs="Courier New"/>
-                <w:sz w:val="24"/>
-                <w:szCs w:val="24"/>
-                <w:lang w:val="en-US"/>
-              </w:rPr>
-              <w:t xml:space="preserve">x = </w:t>
-            </w:r>
-            <w:r>
-              <w:rPr>
-                <w:rFonts w:ascii="Courier New" w:hAnsi="Courier New" w:cs="Courier New"/>
-                <w:sz w:val="24"/>
-                <w:szCs w:val="24"/>
-              </w:rPr>
-              <w:t>строка</w:t>
-            </w:r>
-            <w:r>
-              <w:rPr>
-                <w:rFonts w:ascii="Courier New" w:hAnsi="Courier New" w:cs="Courier New"/>
-                <w:sz w:val="24"/>
-                <w:szCs w:val="24"/>
-              </w:rPr>
-              <w:t>,</w:t>
-            </w:r>
-            <w:r>
-              <w:rPr>
-                <w:rFonts w:ascii="Courier New" w:hAnsi="Courier New" w:cs="Courier New"/>
-                <w:sz w:val="24"/>
-                <w:szCs w:val="24"/>
-              </w:rPr>
-              <w:t xml:space="preserve"> только буквы,  </w:t>
-            </w:r>
-            <w:r>
-              <w:rPr>
-                <w:rFonts w:ascii="Courier New" w:hAnsi="Courier New" w:cs="Courier New"/>
-                <w:sz w:val="24"/>
-                <w:szCs w:val="24"/>
-                <w:lang w:val="en-US"/>
-              </w:rPr>
-              <w:t>2&lt;=</w:t>
-            </w:r>
-            <w:r>
-              <w:rPr>
-                <w:rFonts w:ascii="Courier New" w:hAnsi="Courier New" w:cs="Courier New"/>
-                <w:sz w:val="24"/>
-                <w:szCs w:val="24"/>
-              </w:rPr>
-              <w:t>длина</w:t>
-            </w:r>
-            <w:r>
-              <w:rPr>
-                <w:rFonts w:ascii="Courier New" w:hAnsi="Courier New" w:cs="Courier New"/>
-                <w:sz w:val="24"/>
-                <w:szCs w:val="24"/>
-                <w:lang w:val="en-US"/>
-              </w:rPr>
-              <w:t>&lt;=12</w:t>
+              <w:t>x</w:t>
+            </w:r>
+            <w:r>
+              <w:rPr>
+                <w:rFonts w:ascii="Courier New" w:hAnsi="Courier New" w:cs="Courier New"/>
+                <w:sz w:val="24"/>
+                <w:szCs w:val="24"/>
+                <w:highlight w:val="yellow"/>
+              </w:rPr>
+              <w:t xml:space="preserve"> = строка, только буквы,  2&lt;=длина&lt;=12</w:t>
             </w:r>
           </w:p>
           <w:p>
@@ -6772,6 +6704,7 @@
                 <w:rFonts w:ascii="Courier New" w:hAnsi="Courier New" w:cs="Courier New"/>
                 <w:sz w:val="24"/>
                 <w:szCs w:val="24"/>
+                <w:highlight w:val="yellow"/>
               </w:rPr>
             </w:pPr>
             <w:r>
@@ -6779,18 +6712,10 @@
                 <w:rFonts w:ascii="Courier New" w:hAnsi="Courier New" w:cs="Courier New"/>
                 <w:sz w:val="24"/>
                 <w:szCs w:val="24"/>
+                <w:highlight w:val="yellow"/>
                 <w:lang w:val="en-US"/>
               </w:rPr>
-              <w:t>y</w:t>
-            </w:r>
-            <w:r>
-              <w:rPr>
-                <w:rFonts w:ascii="Courier New" w:hAnsi="Courier New" w:cs="Courier New"/>
-                <w:sz w:val="24"/>
-                <w:szCs w:val="24"/>
-                <w:lang w:val="en-US"/>
-              </w:rPr>
-              <w:t>=null</w:t>
+              <w:t>y=null</w:t>
             </w:r>
           </w:p>
         </w:tc>
@@ -6810,6 +6735,7 @@
                 <w:b/>
                 <w:sz w:val="24"/>
                 <w:szCs w:val="24"/>
+                <w:highlight w:val="yellow"/>
                 <w:lang w:val="en-US"/>
               </w:rPr>
             </w:pPr>
@@ -6819,6 +6745,7 @@
                 <w:b/>
                 <w:sz w:val="24"/>
                 <w:szCs w:val="24"/>
+                <w:highlight w:val="yellow"/>
                 <w:lang w:val="en-US"/>
               </w:rPr>
               <w:t>F</w:t>
@@ -6838,6 +6765,7 @@
                 <w:rFonts w:ascii="Courier New" w:hAnsi="Courier New" w:cs="Courier New"/>
                 <w:sz w:val="24"/>
                 <w:szCs w:val="24"/>
+                <w:highlight w:val="yellow"/>
               </w:rPr>
             </w:pPr>
             <w:r>
@@ -6845,6 +6773,7 @@
                 <w:rFonts w:ascii="Courier New" w:hAnsi="Courier New" w:cs="Courier New"/>
                 <w:sz w:val="24"/>
                 <w:szCs w:val="24"/>
+                <w:highlight w:val="yellow"/>
                 <w:lang w:val="en-US"/>
               </w:rPr>
               <w:t>PUT</w:t>
@@ -6862,6 +6791,7 @@
                 <w:rFonts w:ascii="Courier New" w:hAnsi="Courier New" w:cs="Courier New"/>
                 <w:sz w:val="24"/>
                 <w:szCs w:val="24"/>
+                <w:highlight w:val="yellow"/>
               </w:rPr>
             </w:pPr>
             <w:r>
@@ -6869,6 +6799,7 @@
                 <w:rFonts w:ascii="Courier New" w:hAnsi="Courier New" w:cs="Courier New"/>
                 <w:sz w:val="24"/>
                 <w:szCs w:val="24"/>
+                <w:highlight w:val="yellow"/>
                 <w:lang w:val="en-US"/>
               </w:rPr>
               <w:t>/F/x</w:t>
@@ -6886,64 +6817,53 @@
                 <w:rFonts w:ascii="Courier New" w:hAnsi="Courier New" w:cs="Courier New"/>
                 <w:sz w:val="24"/>
                 <w:szCs w:val="24"/>
+                <w:highlight w:val="yellow"/>
+              </w:rPr>
+            </w:pPr>
+            <w:r>
+              <w:rPr>
+                <w:rFonts w:ascii="Courier New" w:hAnsi="Courier New" w:cs="Courier New"/>
+                <w:sz w:val="24"/>
+                <w:szCs w:val="24"/>
+                <w:highlight w:val="yellow"/>
                 <w:lang w:val="en-US"/>
               </w:rPr>
-            </w:pPr>
-            <w:r>
-              <w:rPr>
-                <w:rFonts w:ascii="Courier New" w:hAnsi="Courier New" w:cs="Courier New"/>
-                <w:sz w:val="24"/>
-                <w:szCs w:val="24"/>
+              <w:t>x</w:t>
+            </w:r>
+            <w:r>
+              <w:rPr>
+                <w:rFonts w:ascii="Courier New" w:hAnsi="Courier New" w:cs="Courier New"/>
+                <w:sz w:val="24"/>
+                <w:szCs w:val="24"/>
+                <w:highlight w:val="yellow"/>
+              </w:rPr>
+              <w:t xml:space="preserve"> = строка, формат </w:t>
+            </w:r>
+            <w:r>
+              <w:rPr>
+                <w:rFonts w:ascii="Courier New" w:hAnsi="Courier New" w:cs="Courier New"/>
+                <w:sz w:val="24"/>
+                <w:szCs w:val="24"/>
+                <w:highlight w:val="yellow"/>
                 <w:lang w:val="en-US"/>
               </w:rPr>
-              <w:t xml:space="preserve">x = </w:t>
-            </w:r>
-            <w:r>
-              <w:rPr>
-                <w:rFonts w:ascii="Courier New" w:hAnsi="Courier New" w:cs="Courier New"/>
-                <w:sz w:val="24"/>
-                <w:szCs w:val="24"/>
-              </w:rPr>
-              <w:t>строка</w:t>
-            </w:r>
-            <w:r>
-              <w:rPr>
-                <w:rFonts w:ascii="Courier New" w:hAnsi="Courier New" w:cs="Courier New"/>
-                <w:sz w:val="24"/>
-                <w:szCs w:val="24"/>
-              </w:rPr>
-              <w:t>,</w:t>
-            </w:r>
-            <w:r>
-              <w:rPr>
-                <w:rFonts w:ascii="Courier New" w:hAnsi="Courier New" w:cs="Courier New"/>
-                <w:sz w:val="24"/>
-                <w:szCs w:val="24"/>
-              </w:rPr>
-              <w:t xml:space="preserve"> формат </w:t>
-            </w:r>
-            <w:r>
-              <w:rPr>
-                <w:rFonts w:ascii="Courier New" w:hAnsi="Courier New" w:cs="Courier New"/>
-                <w:sz w:val="24"/>
-                <w:szCs w:val="24"/>
-                <w:lang w:val="en-US"/>
-              </w:rPr>
-              <w:t xml:space="preserve">email, </w:t>
-            </w:r>
-            <w:r>
-              <w:rPr>
-                <w:rFonts w:ascii="Courier New" w:hAnsi="Courier New" w:cs="Courier New"/>
-                <w:sz w:val="24"/>
-                <w:szCs w:val="24"/>
-              </w:rPr>
-              <w:t>домен=</w:t>
-            </w:r>
-            <w:r>
-              <w:rPr>
-                <w:rFonts w:ascii="Courier New" w:hAnsi="Courier New" w:cs="Courier New"/>
-                <w:sz w:val="24"/>
-                <w:szCs w:val="24"/>
+              <w:t>email</w:t>
+            </w:r>
+            <w:r>
+              <w:rPr>
+                <w:rFonts w:ascii="Courier New" w:hAnsi="Courier New" w:cs="Courier New"/>
+                <w:sz w:val="24"/>
+                <w:szCs w:val="24"/>
+                <w:highlight w:val="yellow"/>
+              </w:rPr>
+              <w:t>, домен=</w:t>
+            </w:r>
+            <w:r>
+              <w:rPr>
+                <w:rFonts w:ascii="Courier New" w:hAnsi="Courier New" w:cs="Courier New"/>
+                <w:sz w:val="24"/>
+                <w:szCs w:val="24"/>
+                <w:highlight w:val="yellow"/>
                 <w:lang w:val="en-US"/>
               </w:rPr>
               <w:t>by</w:t>
@@ -6956,6 +6876,7 @@
                 <w:rFonts w:ascii="Courier New" w:hAnsi="Courier New" w:cs="Courier New"/>
                 <w:sz w:val="24"/>
                 <w:szCs w:val="24"/>
+                <w:highlight w:val="yellow"/>
               </w:rPr>
             </w:pPr>
             <w:r>
@@ -6963,18 +6884,10 @@
                 <w:rFonts w:ascii="Courier New" w:hAnsi="Courier New" w:cs="Courier New"/>
                 <w:sz w:val="24"/>
                 <w:szCs w:val="24"/>
+                <w:highlight w:val="yellow"/>
                 <w:lang w:val="en-US"/>
               </w:rPr>
-              <w:t>y</w:t>
-            </w:r>
-            <w:r>
-              <w:rPr>
-                <w:rFonts w:ascii="Courier New" w:hAnsi="Courier New" w:cs="Courier New"/>
-                <w:sz w:val="24"/>
-                <w:szCs w:val="24"/>
-                <w:lang w:val="en-US"/>
-              </w:rPr>
-              <w:t>=null</w:t>
+              <w:t>y=null</w:t>
             </w:r>
           </w:p>
         </w:tc>
@@ -7110,7 +7023,7 @@
                     </pic:cNvPicPr>
                   </pic:nvPicPr>
                   <pic:blipFill>
-                    <a:blip r:embed="rId25">
+                    <a:blip r:embed="rId24">
                       <a:extLst>
                         <a:ext uri="{28A0092B-C50C-407E-A947-70E740481C1C}">
                           <a14:useLocalDpi xmlns:a14="http://schemas.microsoft.com/office/drawing/2010/main" val="0"/>
@@ -7337,7 +7250,6 @@
           <w:b/>
           <w:sz w:val="28"/>
           <w:szCs w:val="28"/>
-          <w:lang w:val="en-US"/>
         </w:rPr>
         <w:t>005_3</w:t>
       </w:r>
@@ -7443,7 +7355,7 @@
                     </pic:cNvPicPr>
                   </pic:nvPicPr>
                   <pic:blipFill>
-                    <a:blip r:embed="rId26">
+                    <a:blip r:embed="rId25">
                       <a:extLst>
                         <a:ext uri="{28A0092B-C50C-407E-A947-70E740481C1C}">
                           <a14:useLocalDpi xmlns:a14="http://schemas.microsoft.com/office/drawing/2010/main" val="0"/>
@@ -7546,9 +7458,67 @@
           <w:b/>
           <w:sz w:val="28"/>
           <w:szCs w:val="28"/>
+        </w:rPr>
+        <w:t xml:space="preserve">005_3 </w:t>
+      </w:r>
+      <w:r>
+        <w:rPr>
+          <w:rFonts w:ascii="Courier New" w:hAnsi="Courier New" w:cs="Courier New"/>
+          <w:sz w:val="28"/>
+          <w:szCs w:val="28"/>
+        </w:rPr>
+        <w:t>является</w:t>
+      </w:r>
+      <w:r>
+        <w:rPr>
+          <w:rFonts w:ascii="Courier New" w:hAnsi="Courier New" w:cs="Courier New"/>
+          <w:b/>
+          <w:sz w:val="28"/>
+          <w:szCs w:val="28"/>
+        </w:rPr>
+        <w:t xml:space="preserve">  </w:t>
+      </w:r>
+      <w:r>
+        <w:rPr>
+          <w:rFonts w:ascii="Courier New" w:hAnsi="Courier New" w:cs="Courier New"/>
+          <w:sz w:val="28"/>
+          <w:szCs w:val="28"/>
           <w:lang w:val="en-US"/>
         </w:rPr>
-        <w:t>005_3</w:t>
+        <w:t>http</w:t>
+      </w:r>
+      <w:r>
+        <w:rPr>
+          <w:rFonts w:ascii="Courier New" w:hAnsi="Courier New" w:cs="Courier New"/>
+          <w:sz w:val="28"/>
+          <w:szCs w:val="28"/>
+        </w:rPr>
+        <w:t>-</w:t>
+      </w:r>
+      <w:r>
+        <w:rPr>
+          <w:rFonts w:ascii="Courier New" w:hAnsi="Courier New" w:cs="Courier New"/>
+          <w:sz w:val="28"/>
+          <w:szCs w:val="28"/>
+        </w:rPr>
+        <w:t>клиентом  и</w:t>
+      </w:r>
+      <w:r>
+        <w:rPr>
+          <w:rFonts w:ascii="Courier New" w:hAnsi="Courier New" w:cs="Courier New"/>
+          <w:b/>
+          <w:sz w:val="28"/>
+          <w:szCs w:val="28"/>
+        </w:rPr>
+        <w:t xml:space="preserve"> </w:t>
+      </w:r>
+      <w:r>
+        <w:rPr>
+          <w:rFonts w:ascii="Courier New" w:hAnsi="Courier New" w:cs="Courier New"/>
+          <w:sz w:val="28"/>
+          <w:szCs w:val="28"/>
+        </w:rPr>
+        <w:t xml:space="preserve">предназначено для тестирования  </w:t>
       </w:r>
       <w:r>
         <w:rPr>
@@ -7558,67 +7528,6 @@
           <w:szCs w:val="28"/>
           <w:lang w:val="en-US"/>
         </w:rPr>
-        <w:t xml:space="preserve"> </w:t>
-      </w:r>
-      <w:r>
-        <w:rPr>
-          <w:rFonts w:ascii="Courier New" w:hAnsi="Courier New" w:cs="Courier New"/>
-          <w:sz w:val="28"/>
-          <w:szCs w:val="28"/>
-        </w:rPr>
-        <w:t>является</w:t>
-      </w:r>
-      <w:r>
-        <w:rPr>
-          <w:rFonts w:ascii="Courier New" w:hAnsi="Courier New" w:cs="Courier New"/>
-          <w:b/>
-          <w:sz w:val="28"/>
-          <w:szCs w:val="28"/>
-        </w:rPr>
-        <w:t xml:space="preserve">  </w:t>
-      </w:r>
-      <w:r>
-        <w:rPr>
-          <w:rFonts w:ascii="Courier New" w:hAnsi="Courier New" w:cs="Courier New"/>
-          <w:sz w:val="28"/>
-          <w:szCs w:val="28"/>
-          <w:lang w:val="en-US"/>
-        </w:rPr>
-        <w:t>http-</w:t>
-      </w:r>
-      <w:r>
-        <w:rPr>
-          <w:rFonts w:ascii="Courier New" w:hAnsi="Courier New" w:cs="Courier New"/>
-          <w:sz w:val="28"/>
-          <w:szCs w:val="28"/>
-        </w:rPr>
-        <w:t>клиентом  и</w:t>
-      </w:r>
-      <w:r>
-        <w:rPr>
-          <w:rFonts w:ascii="Courier New" w:hAnsi="Courier New" w:cs="Courier New"/>
-          <w:b/>
-          <w:sz w:val="28"/>
-          <w:szCs w:val="28"/>
-        </w:rPr>
-        <w:t xml:space="preserve"> </w:t>
-      </w:r>
-      <w:r>
-        <w:rPr>
-          <w:rFonts w:ascii="Courier New" w:hAnsi="Courier New" w:cs="Courier New"/>
-          <w:sz w:val="28"/>
-          <w:szCs w:val="28"/>
-        </w:rPr>
-        <w:t xml:space="preserve">предназначено для тестирования  </w:t>
-      </w:r>
-      <w:r>
-        <w:rPr>
-          <w:rFonts w:ascii="Courier New" w:hAnsi="Courier New" w:cs="Courier New"/>
-          <w:b/>
-          <w:sz w:val="28"/>
-          <w:szCs w:val="28"/>
-          <w:lang w:val="en-US"/>
-        </w:rPr>
         <w:t>ASPA</w:t>
       </w:r>
       <w:r>
@@ -7627,7 +7536,6 @@
           <w:b/>
           <w:sz w:val="28"/>
           <w:szCs w:val="28"/>
-          <w:lang w:val="en-US"/>
         </w:rPr>
         <w:t>005_3</w:t>
       </w:r>
@@ -7783,7 +7691,7 @@
                     </pic:cNvPicPr>
                   </pic:nvPicPr>
                   <pic:blipFill>
-                    <a:blip r:embed="rId27">
+                    <a:blip r:embed="rId26">
                       <a:extLst>
                         <a:ext uri="{28A0092B-C50C-407E-A947-70E740481C1C}">
                           <a14:useLocalDpi xmlns:a14="http://schemas.microsoft.com/office/drawing/2010/main" val="0"/>
@@ -7850,7 +7758,7 @@
                     </pic:cNvPicPr>
                   </pic:nvPicPr>
                   <pic:blipFill>
-                    <a:blip r:embed="rId28">
+                    <a:blip r:embed="rId27">
                       <a:extLst>
                         <a:ext uri="{28A0092B-C50C-407E-A947-70E740481C1C}">
                           <a14:useLocalDpi xmlns:a14="http://schemas.microsoft.com/office/drawing/2010/main" val="0"/>
@@ -7917,7 +7825,7 @@
                     </pic:cNvPicPr>
                   </pic:nvPicPr>
                   <pic:blipFill>
-                    <a:blip r:embed="rId29">
+                    <a:blip r:embed="rId28">
                       <a:extLst>
                         <a:ext uri="{28A0092B-C50C-407E-A947-70E740481C1C}">
                           <a14:useLocalDpi xmlns:a14="http://schemas.microsoft.com/office/drawing/2010/main" val="0"/>
@@ -7984,7 +7892,7 @@
                     </pic:cNvPicPr>
                   </pic:nvPicPr>
                   <pic:blipFill>
-                    <a:blip r:embed="rId30" cstate="print">
+                    <a:blip r:embed="rId29" cstate="print">
                       <a:extLst>
                         <a:ext uri="{28A0092B-C50C-407E-A947-70E740481C1C}">
                           <a14:useLocalDpi xmlns:a14="http://schemas.microsoft.com/office/drawing/2010/main" val="0"/>
@@ -8051,7 +7959,7 @@
                     </pic:cNvPicPr>
                   </pic:nvPicPr>
                   <pic:blipFill>
-                    <a:blip r:embed="rId31">
+                    <a:blip r:embed="rId30">
                       <a:extLst>
                         <a:ext uri="{28A0092B-C50C-407E-A947-70E740481C1C}">
                           <a14:useLocalDpi xmlns:a14="http://schemas.microsoft.com/office/drawing/2010/main" val="0"/>
@@ -8118,7 +8026,7 @@
                     </pic:cNvPicPr>
                   </pic:nvPicPr>
                   <pic:blipFill>
-                    <a:blip r:embed="rId32">
+                    <a:blip r:embed="rId31">
                       <a:extLst>
                         <a:ext uri="{28A0092B-C50C-407E-A947-70E740481C1C}">
                           <a14:useLocalDpi xmlns:a14="http://schemas.microsoft.com/office/drawing/2010/main" val="0"/>
@@ -8216,7 +8124,7 @@
                     </pic:cNvPicPr>
                   </pic:nvPicPr>
                   <pic:blipFill>
-                    <a:blip r:embed="rId33">
+                    <a:blip r:embed="rId32">
                       <a:extLst>
                         <a:ext uri="{28A0092B-C50C-407E-A947-70E740481C1C}">
                           <a14:useLocalDpi xmlns:a14="http://schemas.microsoft.com/office/drawing/2010/main" val="0"/>
@@ -8288,7 +8196,7 @@
                     </pic:cNvPicPr>
                   </pic:nvPicPr>
                   <pic:blipFill>
-                    <a:blip r:embed="rId34">
+                    <a:blip r:embed="rId33">
                       <a:extLst>
                         <a:ext uri="{28A0092B-C50C-407E-A947-70E740481C1C}">
                           <a14:useLocalDpi xmlns:a14="http://schemas.microsoft.com/office/drawing/2010/main" val="0"/>
@@ -8361,7 +8269,7 @@
                     </pic:cNvPicPr>
                   </pic:nvPicPr>
                   <pic:blipFill>
-                    <a:blip r:embed="rId35">
+                    <a:blip r:embed="rId34">
                       <a:extLst>
                         <a:ext uri="{28A0092B-C50C-407E-A947-70E740481C1C}">
                           <a14:useLocalDpi xmlns:a14="http://schemas.microsoft.com/office/drawing/2010/main" val="0"/>
@@ -8466,36 +8374,25 @@
           <w:b/>
           <w:sz w:val="28"/>
           <w:szCs w:val="28"/>
+        </w:rPr>
+        <w:t xml:space="preserve">005_3 </w:t>
+      </w:r>
+      <w:r>
+        <w:rPr>
+          <w:rFonts w:ascii="Courier New" w:hAnsi="Courier New" w:cs="Courier New"/>
+          <w:sz w:val="28"/>
+          <w:szCs w:val="28"/>
+        </w:rPr>
+        <w:t xml:space="preserve">для тестирования серверных конечных точек </w:t>
+      </w:r>
+      <w:r>
+        <w:rPr>
+          <w:rFonts w:ascii="Courier New" w:hAnsi="Courier New" w:cs="Courier New"/>
+          <w:b/>
+          <w:sz w:val="28"/>
+          <w:szCs w:val="28"/>
           <w:lang w:val="en-US"/>
         </w:rPr>
-        <w:t>005_3</w:t>
-      </w:r>
-      <w:r>
-        <w:rPr>
-          <w:rFonts w:ascii="Courier New" w:hAnsi="Courier New" w:cs="Courier New"/>
-          <w:b/>
-          <w:sz w:val="28"/>
-          <w:szCs w:val="28"/>
-          <w:lang w:val="en-US"/>
-        </w:rPr>
-        <w:t xml:space="preserve"> </w:t>
-      </w:r>
-      <w:r>
-        <w:rPr>
-          <w:rFonts w:ascii="Courier New" w:hAnsi="Courier New" w:cs="Courier New"/>
-          <w:sz w:val="28"/>
-          <w:szCs w:val="28"/>
-        </w:rPr>
-        <w:t xml:space="preserve">для тестирования серверных конечных точек </w:t>
-      </w:r>
-      <w:r>
-        <w:rPr>
-          <w:rFonts w:ascii="Courier New" w:hAnsi="Courier New" w:cs="Courier New"/>
-          <w:b/>
-          <w:sz w:val="28"/>
-          <w:szCs w:val="28"/>
-          <w:lang w:val="en-US"/>
-        </w:rPr>
         <w:t>ASPA</w:t>
       </w:r>
       <w:r>
@@ -8504,7 +8401,6 @@
           <w:b/>
           <w:sz w:val="28"/>
           <w:szCs w:val="28"/>
-          <w:lang w:val="en-US"/>
         </w:rPr>
         <w:t>005_3</w:t>
       </w:r>
@@ -8678,25 +8574,7 @@
           <w:sz w:val="28"/>
           <w:szCs w:val="28"/>
         </w:rPr>
-        <w:t xml:space="preserve">Поясните понятие: </w:t>
-      </w:r>
-      <w:proofErr w:type="spellStart"/>
-      <w:r>
-        <w:rPr>
-          <w:rFonts w:ascii="Courier New" w:hAnsi="Courier New" w:cs="Courier New"/>
-          <w:sz w:val="28"/>
-          <w:szCs w:val="28"/>
-        </w:rPr>
-        <w:t>констрейнт</w:t>
-      </w:r>
-      <w:proofErr w:type="spellEnd"/>
-      <w:r>
-        <w:rPr>
-          <w:rFonts w:ascii="Courier New" w:hAnsi="Courier New" w:cs="Courier New"/>
-          <w:sz w:val="28"/>
-          <w:szCs w:val="28"/>
-        </w:rPr>
-        <w:t xml:space="preserve"> маршрута.</w:t>
+        <w:t>Поясните понятие: констрейнт маршрута.</w:t>
       </w:r>
     </w:p>
     <w:p>
@@ -8720,16 +8598,7 @@
           <w:sz w:val="28"/>
           <w:szCs w:val="28"/>
         </w:rPr>
-        <w:t xml:space="preserve"> Перечислите известные вам </w:t>
-      </w:r>
-      <w:proofErr w:type="spellStart"/>
-      <w:r>
-        <w:rPr>
-          <w:rFonts w:ascii="Courier New" w:hAnsi="Courier New" w:cs="Courier New"/>
-          <w:sz w:val="28"/>
-          <w:szCs w:val="28"/>
-        </w:rPr>
-        <w:t>констрейнт</w:t>
+        <w:t xml:space="preserve"> Перечислите известные вам констрейнт</w:t>
       </w:r>
       <w:r>
         <w:rPr>
@@ -8739,22 +8608,13 @@
         </w:rPr>
         <w:t>ы</w:t>
       </w:r>
-      <w:proofErr w:type="spellEnd"/>
-      <w:r>
-        <w:rPr>
-          <w:rFonts w:ascii="Courier New" w:hAnsi="Courier New" w:cs="Courier New"/>
-          <w:sz w:val="28"/>
-          <w:szCs w:val="28"/>
-        </w:rPr>
-        <w:t xml:space="preserve"> маршрут</w:t>
-      </w:r>
-      <w:r>
-        <w:rPr>
-          <w:rFonts w:ascii="Courier New" w:hAnsi="Courier New" w:cs="Courier New"/>
-          <w:sz w:val="28"/>
-          <w:szCs w:val="28"/>
-        </w:rPr>
-        <w:t>ов</w:t>
+      <w:r>
+        <w:rPr>
+          <w:rFonts w:ascii="Courier New" w:hAnsi="Courier New" w:cs="Courier New"/>
+          <w:sz w:val="28"/>
+          <w:szCs w:val="28"/>
+        </w:rPr>
+        <w:t xml:space="preserve"> маршрутов</w:t>
       </w:r>
       <w:r>
         <w:rPr>
@@ -8763,12 +8623,70 @@
           <w:szCs w:val="28"/>
         </w:rPr>
         <w:t xml:space="preserve"> и принцип их действия.</w:t>
+      </w:r>
+    </w:p>
+    <w:p>
+      <w:pPr>
+        <w:pStyle w:val="a3"/>
+        <w:spacing w:after="0"/>
+        <w:ind w:left="502"/>
+        <w:jc w:val="both"/>
+        <w:rPr>
+          <w:rFonts w:ascii="Courier New" w:hAnsi="Courier New" w:cs="Courier New"/>
+          <w:sz w:val="28"/>
+          <w:szCs w:val="28"/>
+        </w:rPr>
+      </w:pPr>
+      <w:r>
+        <w:rPr>
+          <w:rFonts w:ascii="Courier New" w:hAnsi="Courier New" w:cs="Courier New"/>
+          <w:sz w:val="28"/>
+          <w:szCs w:val="28"/>
+        </w:rPr>
+        <w:br/>
+      </w:r>
+      <w:r>
+        <w:rPr>
+          <w:rFonts w:ascii="Courier New" w:hAnsi="Courier New" w:cs="Courier New"/>
+          <w:sz w:val="28"/>
+          <w:szCs w:val="28"/>
+          <w:highlight w:val="yellow"/>
+        </w:rPr>
+        <w:t>добавить выделенные в таблице констрейнты, и почему в последнем тес</w:t>
       </w:r>
       <w:bookmarkStart w:id="0" w:name="_GoBack"/>
       <w:bookmarkEnd w:id="0"/>
+      <w:r>
+        <w:rPr>
+          <w:rFonts w:ascii="Courier New" w:hAnsi="Courier New" w:cs="Courier New"/>
+          <w:sz w:val="28"/>
+          <w:szCs w:val="28"/>
+          <w:highlight w:val="yellow"/>
+        </w:rPr>
+        <w:t xml:space="preserve">те выводится </w:t>
+      </w:r>
+      <w:r>
+        <w:rPr>
+          <w:rFonts w:ascii="Courier New" w:hAnsi="Courier New" w:cs="Courier New"/>
+          <w:sz w:val="28"/>
+          <w:szCs w:val="28"/>
+          <w:highlight w:val="yellow"/>
+          <w:lang w:val="en-US"/>
+        </w:rPr>
+        <w:t>NOK</w:t>
+      </w:r>
+      <w:r>
+        <w:rPr>
+          <w:rFonts w:ascii="Courier New" w:hAnsi="Courier New" w:cs="Courier New"/>
+          <w:sz w:val="28"/>
+          <w:szCs w:val="28"/>
+          <w:highlight w:val="yellow"/>
+        </w:rPr>
+        <w:t xml:space="preserve"> два раза, разобратьс</w:t>
+      </w:r>
     </w:p>
     <w:sectPr>
-      <w:footerReference w:type="default" r:id="rId36"/>
+      <w:footerReference w:type="default" r:id="rId35"/>
       <w:pgSz w:w="11906" w:h="16838"/>
       <w:pgMar w:top="720" w:right="720" w:bottom="720" w:left="720" w:header="708" w:footer="708" w:gutter="0"/>
       <w:cols w:space="708"/>
@@ -8779,7 +8697,7 @@
 </file>
 
 <file path=word/endnotes.xml><?xml version="1.0" encoding="utf-8"?>
-<w:endnotes xmlns:wpc="http://schemas.microsoft.com/office/word/2010/wordprocessingCanvas" xmlns:mc="http://schemas.openxmlformats.org/markup-compatibility/2006" xmlns:o="urn:schemas-microsoft-com:office:office" xmlns:r="http://schemas.openxmlformats.org/officeDocument/2006/relationships" xmlns:m="http://schemas.openxmlformats.org/officeDocument/2006/math" xmlns:v="urn:schemas-microsoft-com:vml" xmlns:wp14="http://schemas.microsoft.com/office/word/2010/wordprocessingDrawing" xmlns:wp="http://schemas.openxmlformats.org/drawingml/2006/wordprocessingDrawing" xmlns:w10="urn:schemas-microsoft-com:office:word" xmlns:w="http://schemas.openxmlformats.org/wordprocessingml/2006/main" xmlns:w14="http://schemas.microsoft.com/office/word/2010/wordml" xmlns:wpg="http://schemas.microsoft.com/office/word/2010/wordprocessingGroup" xmlns:wpi="http://schemas.microsoft.com/office/word/2010/wordprocessingInk" xmlns:wne="http://schemas.microsoft.com/office/word/2006/wordml" xmlns:wps="http://schemas.microsoft.com/office/word/2010/wordprocessingShape" mc:Ignorable="w14 wp14">
+<w:endnotes xmlns:wpc="http://schemas.microsoft.com/office/word/2010/wordprocessingCanvas" xmlns:cx="http://schemas.microsoft.com/office/drawing/2014/chartex" xmlns:mc="http://schemas.openxmlformats.org/markup-compatibility/2006" xmlns:o="urn:schemas-microsoft-com:office:office" xmlns:r="http://schemas.openxmlformats.org/officeDocument/2006/relationships" xmlns:m="http://schemas.openxmlformats.org/officeDocument/2006/math" xmlns:v="urn:schemas-microsoft-com:vml" xmlns:wp14="http://schemas.microsoft.com/office/word/2010/wordprocessingDrawing" xmlns:wp="http://schemas.openxmlformats.org/drawingml/2006/wordprocessingDrawing" xmlns:w10="urn:schemas-microsoft-com:office:word" xmlns:w="http://schemas.openxmlformats.org/wordprocessingml/2006/main" xmlns:w14="http://schemas.microsoft.com/office/word/2010/wordml" xmlns:w15="http://schemas.microsoft.com/office/word/2012/wordml" xmlns:w16se="http://schemas.microsoft.com/office/word/2015/wordml/symex" xmlns:wpg="http://schemas.microsoft.com/office/word/2010/wordprocessingGroup" xmlns:wpi="http://schemas.microsoft.com/office/word/2010/wordprocessingInk" xmlns:wne="http://schemas.microsoft.com/office/word/2006/wordml" xmlns:wps="http://schemas.microsoft.com/office/word/2010/wordprocessingShape" mc:Ignorable="w14 w15 w16se wp14">
   <w:endnote w:type="separator" w:id="-1">
     <w:p>
       <w:pPr>
@@ -8804,7 +8722,7 @@
 </file>
 
 <file path=word/footer1.xml><?xml version="1.0" encoding="utf-8"?>
-<w:ftr xmlns:wpc="http://schemas.microsoft.com/office/word/2010/wordprocessingCanvas" xmlns:mc="http://schemas.openxmlformats.org/markup-compatibility/2006" xmlns:o="urn:schemas-microsoft-com:office:office" xmlns:r="http://schemas.openxmlformats.org/officeDocument/2006/relationships" xmlns:m="http://schemas.openxmlformats.org/officeDocument/2006/math" xmlns:v="urn:schemas-microsoft-com:vml" xmlns:wp14="http://schemas.microsoft.com/office/word/2010/wordprocessingDrawing" xmlns:wp="http://schemas.openxmlformats.org/drawingml/2006/wordprocessingDrawing" xmlns:w10="urn:schemas-microsoft-com:office:word" xmlns:w="http://schemas.openxmlformats.org/wordprocessingml/2006/main" xmlns:w14="http://schemas.microsoft.com/office/word/2010/wordml" xmlns:wpg="http://schemas.microsoft.com/office/word/2010/wordprocessingGroup" xmlns:wpi="http://schemas.microsoft.com/office/word/2010/wordprocessingInk" xmlns:wne="http://schemas.microsoft.com/office/word/2006/wordml" xmlns:wps="http://schemas.microsoft.com/office/word/2010/wordprocessingShape" mc:Ignorable="w14 wp14">
+<w:ftr xmlns:wpc="http://schemas.microsoft.com/office/word/2010/wordprocessingCanvas" xmlns:cx="http://schemas.microsoft.com/office/drawing/2014/chartex" xmlns:mc="http://schemas.openxmlformats.org/markup-compatibility/2006" xmlns:o="urn:schemas-microsoft-com:office:office" xmlns:r="http://schemas.openxmlformats.org/officeDocument/2006/relationships" xmlns:m="http://schemas.openxmlformats.org/officeDocument/2006/math" xmlns:v="urn:schemas-microsoft-com:vml" xmlns:wp14="http://schemas.microsoft.com/office/word/2010/wordprocessingDrawing" xmlns:wp="http://schemas.openxmlformats.org/drawingml/2006/wordprocessingDrawing" xmlns:w10="urn:schemas-microsoft-com:office:word" xmlns:w="http://schemas.openxmlformats.org/wordprocessingml/2006/main" xmlns:w14="http://schemas.microsoft.com/office/word/2010/wordml" xmlns:w15="http://schemas.microsoft.com/office/word/2012/wordml" xmlns:w16se="http://schemas.microsoft.com/office/word/2015/wordml/symex" xmlns:wpg="http://schemas.microsoft.com/office/word/2010/wordprocessingGroup" xmlns:wpi="http://schemas.microsoft.com/office/word/2010/wordprocessingInk" xmlns:wne="http://schemas.microsoft.com/office/word/2006/wordml" xmlns:wps="http://schemas.microsoft.com/office/word/2010/wordprocessingShape" mc:Ignorable="w14 w15 w16se wp14">
   <w:sdt>
     <w:sdtPr>
       <w:id w:val="-2086599475"/>
@@ -8833,7 +8751,7 @@
           <w:rPr>
             <w:noProof/>
           </w:rPr>
-          <w:t>9</w:t>
+          <w:t>10</w:t>
         </w:r>
         <w:r>
           <w:fldChar w:fldCharType="end"/>
@@ -8850,7 +8768,7 @@
 </file>
 
 <file path=word/footnotes.xml><?xml version="1.0" encoding="utf-8"?>
-<w:footnotes xmlns:wpc="http://schemas.microsoft.com/office/word/2010/wordprocessingCanvas" xmlns:mc="http://schemas.openxmlformats.org/markup-compatibility/2006" xmlns:o="urn:schemas-microsoft-com:office:office" xmlns:r="http://schemas.openxmlformats.org/officeDocument/2006/relationships" xmlns:m="http://schemas.openxmlformats.org/officeDocument/2006/math" xmlns:v="urn:schemas-microsoft-com:vml" xmlns:wp14="http://schemas.microsoft.com/office/word/2010/wordprocessingDrawing" xmlns:wp="http://schemas.openxmlformats.org/drawingml/2006/wordprocessingDrawing" xmlns:w10="urn:schemas-microsoft-com:office:word" xmlns:w="http://schemas.openxmlformats.org/wordprocessingml/2006/main" xmlns:w14="http://schemas.microsoft.com/office/word/2010/wordml" xmlns:wpg="http://schemas.microsoft.com/office/word/2010/wordprocessingGroup" xmlns:wpi="http://schemas.microsoft.com/office/word/2010/wordprocessingInk" xmlns:wne="http://schemas.microsoft.com/office/word/2006/wordml" xmlns:wps="http://schemas.microsoft.com/office/word/2010/wordprocessingShape" mc:Ignorable="w14 wp14">
+<w:footnotes xmlns:wpc="http://schemas.microsoft.com/office/word/2010/wordprocessingCanvas" xmlns:cx="http://schemas.microsoft.com/office/drawing/2014/chartex" xmlns:mc="http://schemas.openxmlformats.org/markup-compatibility/2006" xmlns:o="urn:schemas-microsoft-com:office:office" xmlns:r="http://schemas.openxmlformats.org/officeDocument/2006/relationships" xmlns:m="http://schemas.openxmlformats.org/officeDocument/2006/math" xmlns:v="urn:schemas-microsoft-com:vml" xmlns:wp14="http://schemas.microsoft.com/office/word/2010/wordprocessingDrawing" xmlns:wp="http://schemas.openxmlformats.org/drawingml/2006/wordprocessingDrawing" xmlns:w10="urn:schemas-microsoft-com:office:word" xmlns:w="http://schemas.openxmlformats.org/wordprocessingml/2006/main" xmlns:w14="http://schemas.microsoft.com/office/word/2010/wordml" xmlns:w15="http://schemas.microsoft.com/office/word/2012/wordml" xmlns:w16se="http://schemas.microsoft.com/office/word/2015/wordml/symex" xmlns:wpg="http://schemas.microsoft.com/office/word/2010/wordprocessingGroup" xmlns:wpi="http://schemas.microsoft.com/office/word/2010/wordprocessingInk" xmlns:wne="http://schemas.microsoft.com/office/word/2006/wordml" xmlns:wps="http://schemas.microsoft.com/office/word/2010/wordprocessingShape" mc:Ignorable="w14 w15 w16se wp14">
   <w:footnote w:type="separator" w:id="-1">
     <w:p>
       <w:pPr>
@@ -8875,8 +8793,8 @@
 </file>
 
 <file path=word/numbering.xml><?xml version="1.0" encoding="utf-8"?>
-<w:numbering xmlns:wpc="http://schemas.microsoft.com/office/word/2010/wordprocessingCanvas" xmlns:mc="http://schemas.openxmlformats.org/markup-compatibility/2006" xmlns:o="urn:schemas-microsoft-com:office:office" xmlns:r="http://schemas.openxmlformats.org/officeDocument/2006/relationships" xmlns:m="http://schemas.openxmlformats.org/officeDocument/2006/math" xmlns:v="urn:schemas-microsoft-com:vml" xmlns:wp14="http://schemas.microsoft.com/office/word/2010/wordprocessingDrawing" xmlns:wp="http://schemas.openxmlformats.org/drawingml/2006/wordprocessingDrawing" xmlns:w10="urn:schemas-microsoft-com:office:word" xmlns:w="http://schemas.openxmlformats.org/wordprocessingml/2006/main" xmlns:w14="http://schemas.microsoft.com/office/word/2010/wordml" xmlns:wpg="http://schemas.microsoft.com/office/word/2010/wordprocessingGroup" xmlns:wpi="http://schemas.microsoft.com/office/word/2010/wordprocessingInk" xmlns:wne="http://schemas.microsoft.com/office/word/2006/wordml" xmlns:wps="http://schemas.microsoft.com/office/word/2010/wordprocessingShape" mc:Ignorable="w14 wp14">
-  <w:abstractNum w:abstractNumId="0">
+<w:numbering xmlns:wpc="http://schemas.microsoft.com/office/word/2010/wordprocessingCanvas" xmlns:cx="http://schemas.microsoft.com/office/drawing/2014/chartex" xmlns:mc="http://schemas.openxmlformats.org/markup-compatibility/2006" xmlns:o="urn:schemas-microsoft-com:office:office" xmlns:r="http://schemas.openxmlformats.org/officeDocument/2006/relationships" xmlns:m="http://schemas.openxmlformats.org/officeDocument/2006/math" xmlns:v="urn:schemas-microsoft-com:vml" xmlns:wp14="http://schemas.microsoft.com/office/word/2010/wordprocessingDrawing" xmlns:wp="http://schemas.openxmlformats.org/drawingml/2006/wordprocessingDrawing" xmlns:w10="urn:schemas-microsoft-com:office:word" xmlns:w="http://schemas.openxmlformats.org/wordprocessingml/2006/main" xmlns:w14="http://schemas.microsoft.com/office/word/2010/wordml" xmlns:w15="http://schemas.microsoft.com/office/word/2012/wordml" xmlns:w16se="http://schemas.microsoft.com/office/word/2015/wordml/symex" xmlns:wpg="http://schemas.microsoft.com/office/word/2010/wordprocessingGroup" xmlns:wpi="http://schemas.microsoft.com/office/word/2010/wordprocessingInk" xmlns:wne="http://schemas.microsoft.com/office/word/2006/wordml" xmlns:wps="http://schemas.microsoft.com/office/word/2010/wordprocessingShape" mc:Ignorable="w14 w15 w16se wp14">
+  <w:abstractNum w:abstractNumId="0" w15:restartNumberingAfterBreak="0">
     <w:nsid w:val="0CB535B2"/>
     <w:multiLevelType w:val="hybridMultilevel"/>
     <w:tmpl w:val="8698FB38"/>
@@ -8965,7 +8883,7 @@
       </w:pPr>
     </w:lvl>
   </w:abstractNum>
-  <w:abstractNum w:abstractNumId="1">
+  <w:abstractNum w:abstractNumId="1" w15:restartNumberingAfterBreak="0">
     <w:nsid w:val="1A3D4838"/>
     <w:multiLevelType w:val="hybridMultilevel"/>
     <w:tmpl w:val="C08EBD3A"/>
@@ -9055,7 +8973,7 @@
       </w:pPr>
     </w:lvl>
   </w:abstractNum>
-  <w:abstractNum w:abstractNumId="2">
+  <w:abstractNum w:abstractNumId="2" w15:restartNumberingAfterBreak="0">
     <w:nsid w:val="5B150414"/>
     <w:multiLevelType w:val="hybridMultilevel"/>
     <w:tmpl w:val="3F262332"/>
@@ -9157,7 +9075,7 @@
 </file>
 
 <file path=word/styles.xml><?xml version="1.0" encoding="utf-8"?>
-<w:styles xmlns:mc="http://schemas.openxmlformats.org/markup-compatibility/2006" xmlns:r="http://schemas.openxmlformats.org/officeDocument/2006/relationships" xmlns:w="http://schemas.openxmlformats.org/wordprocessingml/2006/main" xmlns:w14="http://schemas.microsoft.com/office/word/2010/wordml" mc:Ignorable="w14">
+<w:styles xmlns:mc="http://schemas.openxmlformats.org/markup-compatibility/2006" xmlns:r="http://schemas.openxmlformats.org/officeDocument/2006/relationships" xmlns:w="http://schemas.openxmlformats.org/wordprocessingml/2006/main" xmlns:w14="http://schemas.microsoft.com/office/word/2010/wordml" xmlns:w15="http://schemas.microsoft.com/office/word/2012/wordml" xmlns:w16se="http://schemas.microsoft.com/office/word/2015/wordml/symex" mc:Ignorable="w14 w15 w16se">
   <w:docDefaults>
     <w:rPrDefault>
       <w:rPr>
@@ -9173,449 +9091,378 @@
       </w:pPr>
     </w:pPrDefault>
   </w:docDefaults>
-  <w:latentStyles w:defLockedState="0" w:defUIPriority="99" w:defSemiHidden="1" w:defUnhideWhenUsed="1" w:defQFormat="0" w:count="267">
-    <w:lsdException w:name="Normal" w:semiHidden="0" w:uiPriority="0" w:unhideWhenUsed="0" w:qFormat="1"/>
-    <w:lsdException w:name="heading 1" w:semiHidden="0" w:uiPriority="9" w:unhideWhenUsed="0" w:qFormat="1"/>
-    <w:lsdException w:name="heading 2" w:uiPriority="9" w:qFormat="1"/>
-    <w:lsdException w:name="heading 3" w:uiPriority="9" w:qFormat="1"/>
-    <w:lsdException w:name="heading 4" w:uiPriority="9" w:qFormat="1"/>
-    <w:lsdException w:name="heading 5" w:uiPriority="9" w:qFormat="1"/>
-    <w:lsdException w:name="heading 6" w:uiPriority="9" w:qFormat="1"/>
-    <w:lsdException w:name="heading 7" w:uiPriority="9" w:qFormat="1"/>
-    <w:lsdException w:name="heading 8" w:uiPriority="9" w:qFormat="1"/>
-    <w:lsdException w:name="heading 9" w:uiPriority="9" w:qFormat="1"/>
-    <w:lsdException w:name="toc 1" w:uiPriority="39"/>
-    <w:lsdException w:name="toc 2" w:uiPriority="39"/>
-    <w:lsdException w:name="toc 3" w:uiPriority="39"/>
-    <w:lsdException w:name="toc 4" w:uiPriority="39"/>
-    <w:lsdException w:name="toc 5" w:uiPriority="39"/>
-    <w:lsdException w:name="toc 6" w:uiPriority="39"/>
-    <w:lsdException w:name="toc 7" w:uiPriority="39"/>
-    <w:lsdException w:name="toc 8" w:uiPriority="39"/>
-    <w:lsdException w:name="toc 9" w:uiPriority="39"/>
-    <w:lsdException w:name="caption" w:uiPriority="35" w:qFormat="1"/>
-    <w:lsdException w:name="Title" w:semiHidden="0" w:uiPriority="10" w:unhideWhenUsed="0" w:qFormat="1"/>
-    <w:lsdException w:name="Default Paragraph Font" w:uiPriority="1"/>
-    <w:lsdException w:name="Subtitle" w:semiHidden="0" w:uiPriority="11" w:unhideWhenUsed="0" w:qFormat="1"/>
-    <w:lsdException w:name="Strong" w:semiHidden="0" w:uiPriority="22" w:unhideWhenUsed="0" w:qFormat="1"/>
-    <w:lsdException w:name="Emphasis" w:semiHidden="0" w:uiPriority="20" w:unhideWhenUsed="0" w:qFormat="1"/>
-    <w:lsdException w:name="Table Grid" w:semiHidden="0" w:uiPriority="59" w:unhideWhenUsed="0"/>
-    <w:lsdException w:name="Placeholder Text" w:unhideWhenUsed="0"/>
-    <w:lsdException w:name="No Spacing" w:semiHidden="0" w:uiPriority="1" w:unhideWhenUsed="0" w:qFormat="1"/>
-    <w:lsdException w:name="Light Shading" w:semiHidden="0" w:uiPriority="60" w:unhideWhenUsed="0"/>
-    <w:lsdException w:name="Light List" w:semiHidden="0" w:uiPriority="61" w:unhideWhenUsed="0"/>
-    <w:lsdException w:name="Light Grid" w:semiHidden="0" w:uiPriority="62" w:unhideWhenUsed="0"/>
-    <w:lsdException w:name="Medium Shading 1" w:semiHidden="0" w:uiPriority="63" w:unhideWhenUsed="0"/>
-    <w:lsdException w:name="Medium Shading 2" w:semiHidden="0" w:uiPriority="64" w:unhideWhenUsed="0"/>
-    <w:lsdException w:name="Medium List 1" w:semiHidden="0" w:uiPriority="65" w:unhideWhenUsed="0"/>
-    <w:lsdException w:name="Medium List 2" w:semiHidden="0" w:uiPriority="66" w:unhideWhenUsed="0"/>
-    <w:lsdException w:name="Medium Grid 1" w:semiHidden="0" w:uiPriority="67" w:unhideWhenUsed="0"/>
-    <w:lsdException w:name="Medium Grid 2" w:semiHidden="0" w:uiPriority="68" w:unhideWhenUsed="0"/>
-    <w:lsdException w:name="Medium Grid 3" w:semiHidden="0" w:uiPriority="69" w:unhideWhenUsed="0"/>
-    <w:lsdException w:name="Dark List" w:semiHidden="0" w:uiPriority="70" w:unhideWhenUsed="0"/>
-    <w:lsdException w:name="Colorful Shading" w:semiHidden="0" w:uiPriority="71" w:unhideWhenUsed="0"/>
-    <w:lsdException w:name="Colorful List" w:semiHidden="0" w:uiPriority="72" w:unhideWhenUsed="0"/>
-    <w:lsdException w:name="Colorful Grid" w:semiHidden="0" w:uiPriority="73" w:unhideWhenUsed="0"/>
-    <w:lsdException w:name="Light Shading Accent 1" w:semiHidden="0" w:uiPriority="60" w:unhideWhenUsed="0"/>
-    <w:lsdException w:name="Light List Accent 1" w:semiHidden="0" w:uiPriority="61" w:unhideWhenUsed="0"/>
-    <w:lsdException w:name="Light Grid Accent 1" w:semiHidden="0" w:uiPriority="62" w:unhideWhenUsed="0"/>
-    <w:lsdException w:name="Medium Shading 1 Accent 1" w:semiHidden="0" w:uiPriority="63" w:unhideWhenUsed="0"/>
-    <w:lsdException w:name="Medium Shading 2 Accent 1" w:semiHidden="0" w:uiPriority="64" w:unhideWhenUsed="0"/>
-    <w:lsdException w:name="Medium List 1 Accent 1" w:semiHidden="0" w:uiPriority="65" w:unhideWhenUsed="0"/>
-    <w:lsdException w:name="Revision" w:unhideWhenUsed="0"/>
-    <w:lsdException w:name="List Paragraph" w:semiHidden="0" w:uiPriority="34" w:unhideWhenUsed="0" w:qFormat="1"/>
-    <w:lsdException w:name="Quote" w:semiHidden="0" w:uiPriority="29" w:unhideWhenUsed="0" w:qFormat="1"/>
-    <w:lsdException w:name="Intense Quote" w:semiHidden="0" w:uiPriority="30" w:unhideWhenUsed="0" w:qFormat="1"/>
-    <w:lsdException w:name="Medium List 2 Accent 1" w:semiHidden="0" w:uiPriority="66" w:unhideWhenUsed="0"/>
-    <w:lsdException w:name="Medium Grid 1 Accent 1" w:semiHidden="0" w:uiPriority="67" w:unhideWhenUsed="0"/>
-    <w:lsdException w:name="Medium Grid 2 Accent 1" w:semiHidden="0" w:uiPriority="68" w:unhideWhenUsed="0"/>
-    <w:lsdException w:name="Medium Grid 3 Accent 1" w:semiHidden="0" w:uiPriority="69" w:unhideWhenUsed="0"/>
-    <w:lsdException w:name="Dark List Accent 1" w:semiHidden="0" w:uiPriority="70" w:unhideWhenUsed="0"/>
-    <w:lsdException w:name="Colorful Shading Accent 1" w:semiHidden="0" w:uiPriority="71" w:unhideWhenUsed="0"/>
-    <w:lsdException w:name="Colorful List Accent 1" w:semiHidden="0" w:uiPriority="72" w:unhideWhenUsed="0"/>
-    <w:lsdException w:name="Colorful Grid Accent 1" w:semiHidden="0" w:uiPriority="73" w:unhideWhenUsed="0"/>
-    <w:lsdException w:name="Light Shading Accent 2" w:semiHidden="0" w:uiPriority="60" w:unhideWhenUsed="0"/>
-    <w:lsdException w:name="Light List Accent 2" w:semiHidden="0" w:uiPriority="61" w:unhideWhenUsed="0"/>
-    <w:lsdException w:name="Light Grid Accent 2" w:semiHidden="0" w:uiPriority="62" w:unhideWhenUsed="0"/>
-    <w:lsdException w:name="Medium Shading 1 Accent 2" w:semiHidden="0" w:uiPriority="63" w:unhideWhenUsed="0"/>
-    <w:lsdException w:name="Medium Shading 2 Accent 2" w:semiHidden="0" w:uiPriority="64" w:unhideWhenUsed="0"/>
-    <w:lsdException w:name="Medium List 1 Accent 2" w:semiHidden="0" w:uiPriority="65" w:unhideWhenUsed="0"/>
-    <w:lsdException w:name="Medium List 2 Accent 2" w:semiHidden="0" w:uiPriority="66" w:unhideWhenUsed="0"/>
-    <w:lsdException w:name="Medium Grid 1 Accent 2" w:semiHidden="0" w:uiPriority="67" w:unhideWhenUsed="0"/>
-    <w:lsdException w:name="Medium Grid 2 Accent 2" w:semiHidden="0" w:uiPriority="68" w:unhideWhenUsed="0"/>
-    <w:lsdException w:name="Medium Grid 3 Accent 2" w:semiHidden="0" w:uiPriority="69" w:unhideWhenUsed="0"/>
-    <w:lsdException w:name="Dark List Accent 2" w:semiHidden="0" w:uiPriority="70" w:unhideWhenUsed="0"/>
-    <w:lsdException w:name="Colorful Shading Accent 2" w:semiHidden="0" w:uiPriority="71" w:unhideWhenUsed="0"/>
-    <w:lsdException w:name="Colorful List Accent 2" w:semiHidden="0" w:uiPriority="72" w:unhideWhenUsed="0"/>
-    <w:lsdException w:name="Colorful Grid Accent 2" w:semiHidden="0" w:uiPriority="73" w:unhideWhenUsed="0"/>
-    <w:lsdException w:name="Light Shading Accent 3" w:semiHidden="0" w:uiPriority="60" w:unhideWhenUsed="0"/>
-    <w:lsdException w:name="Light List Accent 3" w:semiHidden="0" w:uiPriority="61" w:unhideWhenUsed="0"/>
-    <w:lsdException w:name="Light Grid Accent 3" w:semiHidden="0" w:uiPriority="62" w:unhideWhenUsed="0"/>
-    <w:lsdException w:name="Medium Shading 1 Accent 3" w:semiHidden="0" w:uiPriority="63" w:unhideWhenUsed="0"/>
-    <w:lsdException w:name="Medium Shading 2 Accent 3" w:semiHidden="0" w:uiPriority="64" w:unhideWhenUsed="0"/>
-    <w:lsdException w:name="Medium List 1 Accent 3" w:semiHidden="0" w:uiPriority="65" w:unhideWhenUsed="0"/>
-    <w:lsdException w:name="Medium List 2 Accent 3" w:semiHidden="0" w:uiPriority="66" w:unhideWhenUsed="0"/>
-    <w:lsdException w:name="Medium Grid 1 Accent 3" w:semiHidden="0" w:uiPriority="67" w:unhideWhenUsed="0"/>
-    <w:lsdException w:name="Medium Grid 2 Accent 3" w:semiHidden="0" w:uiPriority="68" w:unhideWhenUsed="0"/>
-    <w:lsdException w:name="Medium Grid 3 Accent 3" w:semiHidden="0" w:uiPriority="69" w:unhideWhenUsed="0"/>
-    <w:lsdException w:name="Dark List Accent 3" w:semiHidden="0" w:uiPriority="70" w:unhideWhenUsed="0"/>
-    <w:lsdException w:name="Colorful Shading Accent 3" w:semiHidden="0" w:uiPriority="71" w:unhideWhenUsed="0"/>
-    <w:lsdException w:name="Colorful List Accent 3" w:semiHidden="0" w:uiPriority="72" w:unhideWhenUsed="0"/>
-    <w:lsdException w:name="Colorful Grid Accent 3" w:semiHidden="0" w:uiPriority="73" w:unhideWhenUsed="0"/>
-    <w:lsdException w:name="Light Shading Accent 4" w:semiHidden="0" w:uiPriority="60" w:unhideWhenUsed="0"/>
-    <w:lsdException w:name="Light List Accent 4" w:semiHidden="0" w:uiPriority="61" w:unhideWhenUsed="0"/>
-    <w:lsdException w:name="Light Grid Accent 4" w:semiHidden="0" w:uiPriority="62" w:unhideWhenUsed="0"/>
-    <w:lsdException w:name="Medium Shading 1 Accent 4" w:semiHidden="0" w:uiPriority="63" w:unhideWhenUsed="0"/>
-    <w:lsdException w:name="Medium Shading 2 Accent 4" w:semiHidden="0" w:uiPriority="64" w:unhideWhenUsed="0"/>
-    <w:lsdException w:name="Medium List 1 Accent 4" w:semiHidden="0" w:uiPriority="65" w:unhideWhenUsed="0"/>
-    <w:lsdException w:name="Medium List 2 Accent 4" w:semiHidden="0" w:uiPriority="66" w:unhideWhenUsed="0"/>
-    <w:lsdException w:name="Medium Grid 1 Accent 4" w:semiHidden="0" w:uiPriority="67" w:unhideWhenUsed="0"/>
-    <w:lsdException w:name="Medium Grid 2 Accent 4" w:semiHidden="0" w:uiPriority="68" w:unhideWhenUsed="0"/>
-    <w:lsdException w:name="Medium Grid 3 Accent 4" w:semiHidden="0" w:uiPriority="69" w:unhideWhenUsed="0"/>
-    <w:lsdException w:name="Dark List Accent 4" w:semiHidden="0" w:uiPriority="70" w:unhideWhenUsed="0"/>
-    <w:lsdException w:name="Colorful Shading Accent 4" w:semiHidden="0" w:uiPriority="71" w:unhideWhenUsed="0"/>
-    <w:lsdException w:name="Colorful List Accent 4" w:semiHidden="0" w:uiPriority="72" w:unhideWhenUsed="0"/>
-    <w:lsdException w:name="Colorful Grid Accent 4" w:semiHidden="0" w:uiPriority="73" w:unhideWhenUsed="0"/>
-    <w:lsdException w:name="Light Shading Accent 5" w:semiHidden="0" w:uiPriority="60" w:unhideWhenUsed="0"/>
-    <w:lsdException w:name="Light List Accent 5" w:semiHidden="0" w:uiPriority="61" w:unhideWhenUsed="0"/>
-    <w:lsdException w:name="Light Grid Accent 5" w:semiHidden="0" w:uiPriority="62" w:unhideWhenUsed="0"/>
-    <w:lsdException w:name="Medium Shading 1 Accent 5" w:semiHidden="0" w:uiPriority="63" w:unhideWhenUsed="0"/>
-    <w:lsdException w:name="Medium Shading 2 Accent 5" w:semiHidden="0" w:uiPriority="64" w:unhideWhenUsed="0"/>
-    <w:lsdException w:name="Medium List 1 Accent 5" w:semiHidden="0" w:uiPriority="65" w:unhideWhenUsed="0"/>
-    <w:lsdException w:name="Medium List 2 Accent 5" w:semiHidden="0" w:uiPriority="66" w:unhideWhenUsed="0"/>
-    <w:lsdException w:name="Medium Grid 1 Accent 5" w:semiHidden="0" w:uiPriority="67" w:unhideWhenUsed="0"/>
-    <w:lsdException w:name="Medium Grid 2 Accent 5" w:semiHidden="0" w:uiPriority="68" w:unhideWhenUsed="0"/>
-    <w:lsdException w:name="Medium Grid 3 Accent 5" w:semiHidden="0" w:uiPriority="69" w:unhideWhenUsed="0"/>
-    <w:lsdException w:name="Dark List Accent 5" w:semiHidden="0" w:uiPriority="70" w:unhideWhenUsed="0"/>
-    <w:lsdException w:name="Colorful Shading Accent 5" w:semiHidden="0" w:uiPriority="71" w:unhideWhenUsed="0"/>
-    <w:lsdException w:name="Colorful List Accent 5" w:semiHidden="0" w:uiPriority="72" w:unhideWhenUsed="0"/>
-    <w:lsdException w:name="Colorful Grid Accent 5" w:semiHidden="0" w:uiPriority="73" w:unhideWhenUsed="0"/>
-    <w:lsdException w:name="Light Shading Accent 6" w:semiHidden="0" w:uiPriority="60" w:unhideWhenUsed="0"/>
-    <w:lsdException w:name="Light List Accent 6" w:semiHidden="0" w:uiPriority="61" w:unhideWhenUsed="0"/>
-    <w:lsdException w:name="Light Grid Accent 6" w:semiHidden="0" w:uiPriority="62" w:unhideWhenUsed="0"/>
-    <w:lsdException w:name="Medium Shading 1 Accent 6" w:semiHidden="0" w:uiPriority="63" w:unhideWhenUsed="0"/>
-    <w:lsdException w:name="Medium Shading 2 Accent 6" w:semiHidden="0" w:uiPriority="64" w:unhideWhenUsed="0"/>
-    <w:lsdException w:name="Medium List 1 Accent 6" w:semiHidden="0" w:uiPriority="65" w:unhideWhenUsed="0"/>
-    <w:lsdException w:name="Medium List 2 Accent 6" w:semiHidden="0" w:uiPriority="66" w:unhideWhenUsed="0"/>
-    <w:lsdException w:name="Medium Grid 1 Accent 6" w:semiHidden="0" w:uiPriority="67" w:unhideWhenUsed="0"/>
-    <w:lsdException w:name="Medium Grid 2 Accent 6" w:semiHidden="0" w:uiPriority="68" w:unhideWhenUsed="0"/>
-    <w:lsdException w:name="Medium Grid 3 Accent 6" w:semiHidden="0" w:uiPriority="69" w:unhideWhenUsed="0"/>
-    <w:lsdException w:name="Dark List Accent 6" w:semiHidden="0" w:uiPriority="70" w:unhideWhenUsed="0"/>
-    <w:lsdException w:name="Colorful Shading Accent 6" w:semiHidden="0" w:uiPriority="71" w:unhideWhenUsed="0"/>
-    <w:lsdException w:name="Colorful List Accent 6" w:semiHidden="0" w:uiPriority="72" w:unhideWhenUsed="0"/>
-    <w:lsdException w:name="Colorful Grid Accent 6" w:semiHidden="0" w:uiPriority="73" w:unhideWhenUsed="0"/>
-    <w:lsdException w:name="Subtle Emphasis" w:semiHidden="0" w:uiPriority="19" w:unhideWhenUsed="0" w:qFormat="1"/>
-    <w:lsdException w:name="Intense Emphasis" w:semiHidden="0" w:uiPriority="21" w:unhideWhenUsed="0" w:qFormat="1"/>
-    <w:lsdException w:name="Subtle Reference" w:semiHidden="0" w:uiPriority="31" w:unhideWhenUsed="0" w:qFormat="1"/>
-    <w:lsdException w:name="Intense Reference" w:semiHidden="0" w:uiPriority="32" w:unhideWhenUsed="0" w:qFormat="1"/>
-    <w:lsdException w:name="Book Title" w:semiHidden="0" w:uiPriority="33" w:unhideWhenUsed="0" w:qFormat="1"/>
-    <w:lsdException w:name="Bibliography" w:uiPriority="37"/>
-    <w:lsdException w:name="TOC Heading" w:uiPriority="39" w:qFormat="1"/>
-  </w:latentStyles>
-  <w:style w:type="paragraph" w:default="1" w:styleId="a">
-    <w:name w:val="Normal"/>
-    <w:qFormat/>
-  </w:style>
-  <w:style w:type="character" w:default="1" w:styleId="a0">
-    <w:name w:val="Default Paragraph Font"/>
-    <w:uiPriority w:val="1"/>
-    <w:semiHidden/>
-    <w:unhideWhenUsed/>
-  </w:style>
-  <w:style w:type="table" w:default="1" w:styleId="a1">
-    <w:name w:val="Normal Table"/>
-    <w:uiPriority w:val="99"/>
-    <w:semiHidden/>
-    <w:unhideWhenUsed/>
-    <w:tblPr>
-      <w:tblInd w:w="0" w:type="dxa"/>
-      <w:tblCellMar>
-        <w:top w:w="0" w:type="dxa"/>
-        <w:left w:w="108" w:type="dxa"/>
-        <w:bottom w:w="0" w:type="dxa"/>
-        <w:right w:w="108" w:type="dxa"/>
-      </w:tblCellMar>
-    </w:tblPr>
-  </w:style>
-  <w:style w:type="numbering" w:default="1" w:styleId="a2">
-    <w:name w:val="No List"/>
-    <w:uiPriority w:val="99"/>
-    <w:semiHidden/>
-    <w:unhideWhenUsed/>
-  </w:style>
-  <w:style w:type="paragraph" w:styleId="a3">
-    <w:name w:val="List Paragraph"/>
-    <w:basedOn w:val="a"/>
-    <w:uiPriority w:val="34"/>
-    <w:qFormat/>
-    <w:rsid w:val="00B92586"/>
-    <w:pPr>
-      <w:ind w:left="720"/>
-      <w:contextualSpacing/>
-    </w:pPr>
-  </w:style>
-  <w:style w:type="paragraph" w:styleId="a4">
-    <w:name w:val="Balloon Text"/>
-    <w:basedOn w:val="a"/>
-    <w:link w:val="a5"/>
-    <w:uiPriority w:val="99"/>
-    <w:semiHidden/>
-    <w:unhideWhenUsed/>
-    <w:rsid w:val="00B92586"/>
-    <w:pPr>
-      <w:spacing w:after="0" w:line="240" w:lineRule="auto"/>
-    </w:pPr>
-    <w:rPr>
-      <w:rFonts w:ascii="Tahoma" w:hAnsi="Tahoma" w:cs="Tahoma"/>
-      <w:sz w:val="16"/>
-      <w:szCs w:val="16"/>
-    </w:rPr>
-  </w:style>
-  <w:style w:type="character" w:customStyle="1" w:styleId="a5">
-    <w:name w:val="Текст выноски Знак"/>
-    <w:basedOn w:val="a0"/>
-    <w:link w:val="a4"/>
-    <w:uiPriority w:val="99"/>
-    <w:semiHidden/>
-    <w:rsid w:val="00B92586"/>
-    <w:rPr>
-      <w:rFonts w:ascii="Tahoma" w:hAnsi="Tahoma" w:cs="Tahoma"/>
-      <w:sz w:val="16"/>
-      <w:szCs w:val="16"/>
-    </w:rPr>
-  </w:style>
-  <w:style w:type="character" w:styleId="a6">
-    <w:name w:val="Hyperlink"/>
-    <w:basedOn w:val="a0"/>
-    <w:uiPriority w:val="99"/>
-    <w:unhideWhenUsed/>
-    <w:rsid w:val="000E2963"/>
-    <w:rPr>
-      <w:color w:val="0000FF" w:themeColor="hyperlink"/>
-      <w:u w:val="single"/>
-    </w:rPr>
-  </w:style>
-  <w:style w:type="paragraph" w:styleId="a7">
-    <w:name w:val="header"/>
-    <w:basedOn w:val="a"/>
-    <w:link w:val="a8"/>
-    <w:uiPriority w:val="99"/>
-    <w:unhideWhenUsed/>
-    <w:rsid w:val="009B1E95"/>
-    <w:pPr>
-      <w:tabs>
-        <w:tab w:val="center" w:pos="4677"/>
-        <w:tab w:val="right" w:pos="9355"/>
-      </w:tabs>
-      <w:spacing w:after="0" w:line="240" w:lineRule="auto"/>
-    </w:pPr>
-  </w:style>
-  <w:style w:type="character" w:customStyle="1" w:styleId="a8">
-    <w:name w:val="Верхний колонтитул Знак"/>
-    <w:basedOn w:val="a0"/>
-    <w:link w:val="a7"/>
-    <w:uiPriority w:val="99"/>
-    <w:rsid w:val="009B1E95"/>
-  </w:style>
-  <w:style w:type="paragraph" w:styleId="a9">
-    <w:name w:val="footer"/>
-    <w:basedOn w:val="a"/>
-    <w:link w:val="aa"/>
-    <w:uiPriority w:val="99"/>
-    <w:unhideWhenUsed/>
-    <w:rsid w:val="009B1E95"/>
-    <w:pPr>
-      <w:tabs>
-        <w:tab w:val="center" w:pos="4677"/>
-        <w:tab w:val="right" w:pos="9355"/>
-      </w:tabs>
-      <w:spacing w:after="0" w:line="240" w:lineRule="auto"/>
-    </w:pPr>
-  </w:style>
-  <w:style w:type="character" w:customStyle="1" w:styleId="aa">
-    <w:name w:val="Нижний колонтитул Знак"/>
-    <w:basedOn w:val="a0"/>
-    <w:link w:val="a9"/>
-    <w:uiPriority w:val="99"/>
-    <w:rsid w:val="009B1E95"/>
-  </w:style>
-  <w:style w:type="table" w:styleId="ab">
-    <w:name w:val="Table Grid"/>
-    <w:basedOn w:val="a1"/>
-    <w:uiPriority w:val="59"/>
-    <w:rsid w:val="00887CFD"/>
-    <w:pPr>
-      <w:spacing w:after="0" w:line="240" w:lineRule="auto"/>
-    </w:pPr>
-    <w:tblPr>
-      <w:tblBorders>
-        <w:top w:val="single" w:sz="4" w:space="0" w:color="auto"/>
-        <w:left w:val="single" w:sz="4" w:space="0" w:color="auto"/>
-        <w:bottom w:val="single" w:sz="4" w:space="0" w:color="auto"/>
-        <w:right w:val="single" w:sz="4" w:space="0" w:color="auto"/>
-        <w:insideH w:val="single" w:sz="4" w:space="0" w:color="auto"/>
-        <w:insideV w:val="single" w:sz="4" w:space="0" w:color="auto"/>
-      </w:tblBorders>
-    </w:tblPr>
-  </w:style>
-</w:styles>
-</file>
-
-<file path=word/stylesWithEffects.xml><?xml version="1.0" encoding="utf-8"?>
-<w:styles xmlns:wpc="http://schemas.microsoft.com/office/word/2010/wordprocessingCanvas" xmlns:mc="http://schemas.openxmlformats.org/markup-compatibility/2006" xmlns:o="urn:schemas-microsoft-com:office:office" xmlns:r="http://schemas.openxmlformats.org/officeDocument/2006/relationships" xmlns:m="http://schemas.openxmlformats.org/officeDocument/2006/math" xmlns:v="urn:schemas-microsoft-com:vml" xmlns:wp14="http://schemas.microsoft.com/office/word/2010/wordprocessingDrawing" xmlns:wp="http://schemas.openxmlformats.org/drawingml/2006/wordprocessingDrawing" xmlns:w10="urn:schemas-microsoft-com:office:word" xmlns:w="http://schemas.openxmlformats.org/wordprocessingml/2006/main" xmlns:w14="http://schemas.microsoft.com/office/word/2010/wordml" xmlns:wpg="http://schemas.microsoft.com/office/word/2010/wordprocessingGroup" xmlns:wpi="http://schemas.microsoft.com/office/word/2010/wordprocessingInk" xmlns:wne="http://schemas.microsoft.com/office/word/2006/wordml" xmlns:wps="http://schemas.microsoft.com/office/word/2010/wordprocessingShape" mc:Ignorable="w14 wp14">
-  <w:docDefaults>
-    <w:rPrDefault>
-      <w:rPr>
-        <w:rFonts w:asciiTheme="minorHAnsi" w:eastAsiaTheme="minorHAnsi" w:hAnsiTheme="minorHAnsi" w:cstheme="minorBidi"/>
-        <w:sz w:val="22"/>
-        <w:szCs w:val="22"/>
-        <w:lang w:val="ru-RU" w:eastAsia="en-US" w:bidi="ar-SA"/>
-      </w:rPr>
-    </w:rPrDefault>
-    <w:pPrDefault>
-      <w:pPr>
-        <w:spacing w:after="200" w:line="276" w:lineRule="auto"/>
-      </w:pPr>
-    </w:pPrDefault>
-  </w:docDefaults>
-  <w:latentStyles w:defLockedState="0" w:defUIPriority="99" w:defSemiHidden="1" w:defUnhideWhenUsed="1" w:defQFormat="0" w:count="267">
-    <w:lsdException w:name="Normal" w:semiHidden="0" w:uiPriority="0" w:unhideWhenUsed="0" w:qFormat="1"/>
-    <w:lsdException w:name="heading 1" w:semiHidden="0" w:uiPriority="9" w:unhideWhenUsed="0" w:qFormat="1"/>
-    <w:lsdException w:name="heading 2" w:uiPriority="9" w:qFormat="1"/>
-    <w:lsdException w:name="heading 3" w:uiPriority="9" w:qFormat="1"/>
-    <w:lsdException w:name="heading 4" w:uiPriority="9" w:qFormat="1"/>
-    <w:lsdException w:name="heading 5" w:uiPriority="9" w:qFormat="1"/>
-    <w:lsdException w:name="heading 6" w:uiPriority="9" w:qFormat="1"/>
-    <w:lsdException w:name="heading 7" w:uiPriority="9" w:qFormat="1"/>
-    <w:lsdException w:name="heading 8" w:uiPriority="9" w:qFormat="1"/>
-    <w:lsdException w:name="heading 9" w:uiPriority="9" w:qFormat="1"/>
-    <w:lsdException w:name="toc 1" w:uiPriority="39"/>
-    <w:lsdException w:name="toc 2" w:uiPriority="39"/>
-    <w:lsdException w:name="toc 3" w:uiPriority="39"/>
-    <w:lsdException w:name="toc 4" w:uiPriority="39"/>
-    <w:lsdException w:name="toc 5" w:uiPriority="39"/>
-    <w:lsdException w:name="toc 6" w:uiPriority="39"/>
-    <w:lsdException w:name="toc 7" w:uiPriority="39"/>
-    <w:lsdException w:name="toc 8" w:uiPriority="39"/>
-    <w:lsdException w:name="toc 9" w:uiPriority="39"/>
-    <w:lsdException w:name="caption" w:uiPriority="35" w:qFormat="1"/>
-    <w:lsdException w:name="Title" w:semiHidden="0" w:uiPriority="10" w:unhideWhenUsed="0" w:qFormat="1"/>
-    <w:lsdException w:name="Default Paragraph Font" w:uiPriority="1"/>
-    <w:lsdException w:name="Subtitle" w:semiHidden="0" w:uiPriority="11" w:unhideWhenUsed="0" w:qFormat="1"/>
-    <w:lsdException w:name="Strong" w:semiHidden="0" w:uiPriority="22" w:unhideWhenUsed="0" w:qFormat="1"/>
-    <w:lsdException w:name="Emphasis" w:semiHidden="0" w:uiPriority="20" w:unhideWhenUsed="0" w:qFormat="1"/>
-    <w:lsdException w:name="Table Grid" w:semiHidden="0" w:uiPriority="59" w:unhideWhenUsed="0"/>
-    <w:lsdException w:name="Placeholder Text" w:unhideWhenUsed="0"/>
-    <w:lsdException w:name="No Spacing" w:semiHidden="0" w:uiPriority="1" w:unhideWhenUsed="0" w:qFormat="1"/>
-    <w:lsdException w:name="Light Shading" w:semiHidden="0" w:uiPriority="60" w:unhideWhenUsed="0"/>
-    <w:lsdException w:name="Light List" w:semiHidden="0" w:uiPriority="61" w:unhideWhenUsed="0"/>
-    <w:lsdException w:name="Light Grid" w:semiHidden="0" w:uiPriority="62" w:unhideWhenUsed="0"/>
-    <w:lsdException w:name="Medium Shading 1" w:semiHidden="0" w:uiPriority="63" w:unhideWhenUsed="0"/>
-    <w:lsdException w:name="Medium Shading 2" w:semiHidden="0" w:uiPriority="64" w:unhideWhenUsed="0"/>
-    <w:lsdException w:name="Medium List 1" w:semiHidden="0" w:uiPriority="65" w:unhideWhenUsed="0"/>
-    <w:lsdException w:name="Medium List 2" w:semiHidden="0" w:uiPriority="66" w:unhideWhenUsed="0"/>
-    <w:lsdException w:name="Medium Grid 1" w:semiHidden="0" w:uiPriority="67" w:unhideWhenUsed="0"/>
-    <w:lsdException w:name="Medium Grid 2" w:semiHidden="0" w:uiPriority="68" w:unhideWhenUsed="0"/>
-    <w:lsdException w:name="Medium Grid 3" w:semiHidden="0" w:uiPriority="69" w:unhideWhenUsed="0"/>
-    <w:lsdException w:name="Dark List" w:semiHidden="0" w:uiPriority="70" w:unhideWhenUsed="0"/>
-    <w:lsdException w:name="Colorful Shading" w:semiHidden="0" w:uiPriority="71" w:unhideWhenUsed="0"/>
-    <w:lsdException w:name="Colorful List" w:semiHidden="0" w:uiPriority="72" w:unhideWhenUsed="0"/>
-    <w:lsdException w:name="Colorful Grid" w:semiHidden="0" w:uiPriority="73" w:unhideWhenUsed="0"/>
-    <w:lsdException w:name="Light Shading Accent 1" w:semiHidden="0" w:uiPriority="60" w:unhideWhenUsed="0"/>
-    <w:lsdException w:name="Light List Accent 1" w:semiHidden="0" w:uiPriority="61" w:unhideWhenUsed="0"/>
-    <w:lsdException w:name="Light Grid Accent 1" w:semiHidden="0" w:uiPriority="62" w:unhideWhenUsed="0"/>
-    <w:lsdException w:name="Medium Shading 1 Accent 1" w:semiHidden="0" w:uiPriority="63" w:unhideWhenUsed="0"/>
-    <w:lsdException w:name="Medium Shading 2 Accent 1" w:semiHidden="0" w:uiPriority="64" w:unhideWhenUsed="0"/>
-    <w:lsdException w:name="Medium List 1 Accent 1" w:semiHidden="0" w:uiPriority="65" w:unhideWhenUsed="0"/>
-    <w:lsdException w:name="Revision" w:unhideWhenUsed="0"/>
-    <w:lsdException w:name="List Paragraph" w:semiHidden="0" w:uiPriority="34" w:unhideWhenUsed="0" w:qFormat="1"/>
-    <w:lsdException w:name="Quote" w:semiHidden="0" w:uiPriority="29" w:unhideWhenUsed="0" w:qFormat="1"/>
-    <w:lsdException w:name="Intense Quote" w:semiHidden="0" w:uiPriority="30" w:unhideWhenUsed="0" w:qFormat="1"/>
-    <w:lsdException w:name="Medium List 2 Accent 1" w:semiHidden="0" w:uiPriority="66" w:unhideWhenUsed="0"/>
-    <w:lsdException w:name="Medium Grid 1 Accent 1" w:semiHidden="0" w:uiPriority="67" w:unhideWhenUsed="0"/>
-    <w:lsdException w:name="Medium Grid 2 Accent 1" w:semiHidden="0" w:uiPriority="68" w:unhideWhenUsed="0"/>
-    <w:lsdException w:name="Medium Grid 3 Accent 1" w:semiHidden="0" w:uiPriority="69" w:unhideWhenUsed="0"/>
-    <w:lsdException w:name="Dark List Accent 1" w:semiHidden="0" w:uiPriority="70" w:unhideWhenUsed="0"/>
-    <w:lsdException w:name="Colorful Shading Accent 1" w:semiHidden="0" w:uiPriority="71" w:unhideWhenUsed="0"/>
-    <w:lsdException w:name="Colorful List Accent 1" w:semiHidden="0" w:uiPriority="72" w:unhideWhenUsed="0"/>
-    <w:lsdException w:name="Colorful Grid Accent 1" w:semiHidden="0" w:uiPriority="73" w:unhideWhenUsed="0"/>
-    <w:lsdException w:name="Light Shading Accent 2" w:semiHidden="0" w:uiPriority="60" w:unhideWhenUsed="0"/>
-    <w:lsdException w:name="Light List Accent 2" w:semiHidden="0" w:uiPriority="61" w:unhideWhenUsed="0"/>
-    <w:lsdException w:name="Light Grid Accent 2" w:semiHidden="0" w:uiPriority="62" w:unhideWhenUsed="0"/>
-    <w:lsdException w:name="Medium Shading 1 Accent 2" w:semiHidden="0" w:uiPriority="63" w:unhideWhenUsed="0"/>
-    <w:lsdException w:name="Medium Shading 2 Accent 2" w:semiHidden="0" w:uiPriority="64" w:unhideWhenUsed="0"/>
-    <w:lsdException w:name="Medium List 1 Accent 2" w:semiHidden="0" w:uiPriority="65" w:unhideWhenUsed="0"/>
-    <w:lsdException w:name="Medium List 2 Accent 2" w:semiHidden="0" w:uiPriority="66" w:unhideWhenUsed="0"/>
-    <w:lsdException w:name="Medium Grid 1 Accent 2" w:semiHidden="0" w:uiPriority="67" w:unhideWhenUsed="0"/>
-    <w:lsdException w:name="Medium Grid 2 Accent 2" w:semiHidden="0" w:uiPriority="68" w:unhideWhenUsed="0"/>
-    <w:lsdException w:name="Medium Grid 3 Accent 2" w:semiHidden="0" w:uiPriority="69" w:unhideWhenUsed="0"/>
-    <w:lsdException w:name="Dark List Accent 2" w:semiHidden="0" w:uiPriority="70" w:unhideWhenUsed="0"/>
-    <w:lsdException w:name="Colorful Shading Accent 2" w:semiHidden="0" w:uiPriority="71" w:unhideWhenUsed="0"/>
-    <w:lsdException w:name="Colorful List Accent 2" w:semiHidden="0" w:uiPriority="72" w:unhideWhenUsed="0"/>
-    <w:lsdException w:name="Colorful Grid Accent 2" w:semiHidden="0" w:uiPriority="73" w:unhideWhenUsed="0"/>
-    <w:lsdException w:name="Light Shading Accent 3" w:semiHidden="0" w:uiPriority="60" w:unhideWhenUsed="0"/>
-    <w:lsdException w:name="Light List Accent 3" w:semiHidden="0" w:uiPriority="61" w:unhideWhenUsed="0"/>
-    <w:lsdException w:name="Light Grid Accent 3" w:semiHidden="0" w:uiPriority="62" w:unhideWhenUsed="0"/>
-    <w:lsdException w:name="Medium Shading 1 Accent 3" w:semiHidden="0" w:uiPriority="63" w:unhideWhenUsed="0"/>
-    <w:lsdException w:name="Medium Shading 2 Accent 3" w:semiHidden="0" w:uiPriority="64" w:unhideWhenUsed="0"/>
-    <w:lsdException w:name="Medium List 1 Accent 3" w:semiHidden="0" w:uiPriority="65" w:unhideWhenUsed="0"/>
-    <w:lsdException w:name="Medium List 2 Accent 3" w:semiHidden="0" w:uiPriority="66" w:unhideWhenUsed="0"/>
-    <w:lsdException w:name="Medium Grid 1 Accent 3" w:semiHidden="0" w:uiPriority="67" w:unhideWhenUsed="0"/>
-    <w:lsdException w:name="Medium Grid 2 Accent 3" w:semiHidden="0" w:uiPriority="68" w:unhideWhenUsed="0"/>
-    <w:lsdException w:name="Medium Grid 3 Accent 3" w:semiHidden="0" w:uiPriority="69" w:unhideWhenUsed="0"/>
-    <w:lsdException w:name="Dark List Accent 3" w:semiHidden="0" w:uiPriority="70" w:unhideWhenUsed="0"/>
-    <w:lsdException w:name="Colorful Shading Accent 3" w:semiHidden="0" w:uiPriority="71" w:unhideWhenUsed="0"/>
-    <w:lsdException w:name="Colorful List Accent 3" w:semiHidden="0" w:uiPriority="72" w:unhideWhenUsed="0"/>
-    <w:lsdException w:name="Colorful Grid Accent 3" w:semiHidden="0" w:uiPriority="73" w:unhideWhenUsed="0"/>
-    <w:lsdException w:name="Light Shading Accent 4" w:semiHidden="0" w:uiPriority="60" w:unhideWhenUsed="0"/>
-    <w:lsdException w:name="Light List Accent 4" w:semiHidden="0" w:uiPriority="61" w:unhideWhenUsed="0"/>
-    <w:lsdException w:name="Light Grid Accent 4" w:semiHidden="0" w:uiPriority="62" w:unhideWhenUsed="0"/>
-    <w:lsdException w:name="Medium Shading 1 Accent 4" w:semiHidden="0" w:uiPriority="63" w:unhideWhenUsed="0"/>
-    <w:lsdException w:name="Medium Shading 2 Accent 4" w:semiHidden="0" w:uiPriority="64" w:unhideWhenUsed="0"/>
-    <w:lsdException w:name="Medium List 1 Accent 4" w:semiHidden="0" w:uiPriority="65" w:unhideWhenUsed="0"/>
-    <w:lsdException w:name="Medium List 2 Accent 4" w:semiHidden="0" w:uiPriority="66" w:unhideWhenUsed="0"/>
-    <w:lsdException w:name="Medium Grid 1 Accent 4" w:semiHidden="0" w:uiPriority="67" w:unhideWhenUsed="0"/>
-    <w:lsdException w:name="Medium Grid 2 Accent 4" w:semiHidden="0" w:uiPriority="68" w:unhideWhenUsed="0"/>
-    <w:lsdException w:name="Medium Grid 3 Accent 4" w:semiHidden="0" w:uiPriority="69" w:unhideWhenUsed="0"/>
-    <w:lsdException w:name="Dark List Accent 4" w:semiHidden="0" w:uiPriority="70" w:unhideWhenUsed="0"/>
-    <w:lsdException w:name="Colorful Shading Accent 4" w:semiHidden="0" w:uiPriority="71" w:unhideWhenUsed="0"/>
-    <w:lsdException w:name="Colorful List Accent 4" w:semiHidden="0" w:uiPriority="72" w:unhideWhenUsed="0"/>
-    <w:lsdException w:name="Colorful Grid Accent 4" w:semiHidden="0" w:uiPriority="73" w:unhideWhenUsed="0"/>
-    <w:lsdException w:name="Light Shading Accent 5" w:semiHidden="0" w:uiPriority="60" w:unhideWhenUsed="0"/>
-    <w:lsdException w:name="Light List Accent 5" w:semiHidden="0" w:uiPriority="61" w:unhideWhenUsed="0"/>
-    <w:lsdException w:name="Light Grid Accent 5" w:semiHidden="0" w:uiPriority="62" w:unhideWhenUsed="0"/>
-    <w:lsdException w:name="Medium Shading 1 Accent 5" w:semiHidden="0" w:uiPriority="63" w:unhideWhenUsed="0"/>
-    <w:lsdException w:name="Medium Shading 2 Accent 5" w:semiHidden="0" w:uiPriority="64" w:unhideWhenUsed="0"/>
-    <w:lsdException w:name="Medium List 1 Accent 5" w:semiHidden="0" w:uiPriority="65" w:unhideWhenUsed="0"/>
-    <w:lsdException w:name="Medium List 2 Accent 5" w:semiHidden="0" w:uiPriority="66" w:unhideWhenUsed="0"/>
-    <w:lsdException w:name="Medium Grid 1 Accent 5" w:semiHidden="0" w:uiPriority="67" w:unhideWhenUsed="0"/>
-    <w:lsdException w:name="Medium Grid 2 Accent 5" w:semiHidden="0" w:uiPriority="68" w:unhideWhenUsed="0"/>
-    <w:lsdException w:name="Medium Grid 3 Accent 5" w:semiHidden="0" w:uiPriority="69" w:unhideWhenUsed="0"/>
-    <w:lsdException w:name="Dark List Accent 5" w:semiHidden="0" w:uiPriority="70" w:unhideWhenUsed="0"/>
-    <w:lsdException w:name="Colorful Shading Accent 5" w:semiHidden="0" w:uiPriority="71" w:unhideWhenUsed="0"/>
-    <w:lsdException w:name="Colorful List Accent 5" w:semiHidden="0" w:uiPriority="72" w:unhideWhenUsed="0"/>
-    <w:lsdException w:name="Colorful Grid Accent 5" w:semiHidden="0" w:uiPriority="73" w:unhideWhenUsed="0"/>
-    <w:lsdException w:name="Light Shading Accent 6" w:semiHidden="0" w:uiPriority="60" w:unhideWhenUsed="0"/>
-    <w:lsdException w:name="Light List Accent 6" w:semiHidden="0" w:uiPriority="61" w:unhideWhenUsed="0"/>
-    <w:lsdException w:name="Light Grid Accent 6" w:semiHidden="0" w:uiPriority="62" w:unhideWhenUsed="0"/>
-    <w:lsdException w:name="Medium Shading 1 Accent 6" w:semiHidden="0" w:uiPriority="63" w:unhideWhenUsed="0"/>
-    <w:lsdException w:name="Medium Shading 2 Accent 6" w:semiHidden="0" w:uiPriority="64" w:unhideWhenUsed="0"/>
-    <w:lsdException w:name="Medium List 1 Accent 6" w:semiHidden="0" w:uiPriority="65" w:unhideWhenUsed="0"/>
-    <w:lsdException w:name="Medium List 2 Accent 6" w:semiHidden="0" w:uiPriority="66" w:unhideWhenUsed="0"/>
-    <w:lsdException w:name="Medium Grid 1 Accent 6" w:semiHidden="0" w:uiPriority="67" w:unhideWhenUsed="0"/>
-    <w:lsdException w:name="Medium Grid 2 Accent 6" w:semiHidden="0" w:uiPriority="68" w:unhideWhenUsed="0"/>
-    <w:lsdException w:name="Medium Grid 3 Accent 6" w:semiHidden="0" w:uiPriority="69" w:unhideWhenUsed="0"/>
-    <w:lsdException w:name="Dark List Accent 6" w:semiHidden="0" w:uiPriority="70" w:unhideWhenUsed="0"/>
-    <w:lsdException w:name="Colorful Shading Accent 6" w:semiHidden="0" w:uiPriority="71" w:unhideWhenUsed="0"/>
-    <w:lsdException w:name="Colorful List Accent 6" w:semiHidden="0" w:uiPriority="72" w:unhideWhenUsed="0"/>
-    <w:lsdException w:name="Colorful Grid Accent 6" w:semiHidden="0" w:uiPriority="73" w:unhideWhenUsed="0"/>
-    <w:lsdException w:name="Subtle Emphasis" w:semiHidden="0" w:uiPriority="19" w:unhideWhenUsed="0" w:qFormat="1"/>
-    <w:lsdException w:name="Intense Emphasis" w:semiHidden="0" w:uiPriority="21" w:unhideWhenUsed="0" w:qFormat="1"/>
-    <w:lsdException w:name="Subtle Reference" w:semiHidden="0" w:uiPriority="31" w:unhideWhenUsed="0" w:qFormat="1"/>
-    <w:lsdException w:name="Intense Reference" w:semiHidden="0" w:uiPriority="32" w:unhideWhenUsed="0" w:qFormat="1"/>
-    <w:lsdException w:name="Book Title" w:semiHidden="0" w:uiPriority="33" w:unhideWhenUsed="0" w:qFormat="1"/>
-    <w:lsdException w:name="Bibliography" w:uiPriority="37"/>
-    <w:lsdException w:name="TOC Heading" w:uiPriority="39" w:qFormat="1"/>
+  <w:latentStyles w:defLockedState="0" w:defUIPriority="99" w:defSemiHidden="0" w:defUnhideWhenUsed="0" w:defQFormat="0" w:count="371">
+    <w:lsdException w:name="Normal" w:uiPriority="0" w:qFormat="1"/>
+    <w:lsdException w:name="heading 1" w:uiPriority="9" w:qFormat="1"/>
+    <w:lsdException w:name="heading 2" w:semiHidden="1" w:uiPriority="9" w:unhideWhenUsed="1" w:qFormat="1"/>
+    <w:lsdException w:name="heading 3" w:semiHidden="1" w:uiPriority="9" w:unhideWhenUsed="1" w:qFormat="1"/>
+    <w:lsdException w:name="heading 4" w:semiHidden="1" w:uiPriority="9" w:unhideWhenUsed="1" w:qFormat="1"/>
+    <w:lsdException w:name="heading 5" w:semiHidden="1" w:uiPriority="9" w:unhideWhenUsed="1" w:qFormat="1"/>
+    <w:lsdException w:name="heading 6" w:semiHidden="1" w:uiPriority="9" w:unhideWhenUsed="1" w:qFormat="1"/>
+    <w:lsdException w:name="heading 7" w:semiHidden="1" w:uiPriority="9" w:unhideWhenUsed="1" w:qFormat="1"/>
+    <w:lsdException w:name="heading 8" w:semiHidden="1" w:uiPriority="9" w:unhideWhenUsed="1" w:qFormat="1"/>
+    <w:lsdException w:name="heading 9" w:semiHidden="1" w:uiPriority="9" w:unhideWhenUsed="1" w:qFormat="1"/>
+    <w:lsdException w:name="index 1" w:semiHidden="1" w:unhideWhenUsed="1"/>
+    <w:lsdException w:name="index 2" w:semiHidden="1" w:unhideWhenUsed="1"/>
+    <w:lsdException w:name="index 3" w:semiHidden="1" w:unhideWhenUsed="1"/>
+    <w:lsdException w:name="index 4" w:semiHidden="1" w:unhideWhenUsed="1"/>
+    <w:lsdException w:name="index 5" w:semiHidden="1" w:unhideWhenUsed="1"/>
+    <w:lsdException w:name="index 6" w:semiHidden="1" w:unhideWhenUsed="1"/>
+    <w:lsdException w:name="index 7" w:semiHidden="1" w:unhideWhenUsed="1"/>
+    <w:lsdException w:name="index 8" w:semiHidden="1" w:unhideWhenUsed="1"/>
+    <w:lsdException w:name="index 9" w:semiHidden="1" w:unhideWhenUsed="1"/>
+    <w:lsdException w:name="toc 1" w:semiHidden="1" w:uiPriority="39" w:unhideWhenUsed="1"/>
+    <w:lsdException w:name="toc 2" w:semiHidden="1" w:uiPriority="39" w:unhideWhenUsed="1"/>
+    <w:lsdException w:name="toc 3" w:semiHidden="1" w:uiPriority="39" w:unhideWhenUsed="1"/>
+    <w:lsdException w:name="toc 4" w:semiHidden="1" w:uiPriority="39" w:unhideWhenUsed="1"/>
+    <w:lsdException w:name="toc 5" w:semiHidden="1" w:uiPriority="39" w:unhideWhenUsed="1"/>
+    <w:lsdException w:name="toc 6" w:semiHidden="1" w:uiPriority="39" w:unhideWhenUsed="1"/>
+    <w:lsdException w:name="toc 7" w:semiHidden="1" w:uiPriority="39" w:unhideWhenUsed="1"/>
+    <w:lsdException w:name="toc 8" w:semiHidden="1" w:uiPriority="39" w:unhideWhenUsed="1"/>
+    <w:lsdException w:name="toc 9" w:semiHidden="1" w:uiPriority="39" w:unhideWhenUsed="1"/>
+    <w:lsdException w:name="Normal Indent" w:semiHidden="1" w:unhideWhenUsed="1"/>
+    <w:lsdException w:name="footnote text" w:semiHidden="1" w:unhideWhenUsed="1"/>
+    <w:lsdException w:name="annotation text" w:semiHidden="1" w:unhideWhenUsed="1"/>
+    <w:lsdException w:name="header" w:semiHidden="1" w:unhideWhenUsed="1"/>
+    <w:lsdException w:name="footer" w:semiHidden="1" w:unhideWhenUsed="1"/>
+    <w:lsdException w:name="index heading" w:semiHidden="1" w:unhideWhenUsed="1"/>
+    <w:lsdException w:name="caption" w:semiHidden="1" w:uiPriority="35" w:unhideWhenUsed="1" w:qFormat="1"/>
+    <w:lsdException w:name="table of figures" w:semiHidden="1" w:unhideWhenUsed="1"/>
+    <w:lsdException w:name="envelope address" w:semiHidden="1" w:unhideWhenUsed="1"/>
+    <w:lsdException w:name="envelope return" w:semiHidden="1" w:unhideWhenUsed="1"/>
+    <w:lsdException w:name="footnote reference" w:semiHidden="1" w:unhideWhenUsed="1"/>
+    <w:lsdException w:name="annotation reference" w:semiHidden="1" w:unhideWhenUsed="1"/>
+    <w:lsdException w:name="line number" w:semiHidden="1" w:unhideWhenUsed="1"/>
+    <w:lsdException w:name="page number" w:semiHidden="1" w:unhideWhenUsed="1"/>
+    <w:lsdException w:name="endnote reference" w:semiHidden="1" w:unhideWhenUsed="1"/>
+    <w:lsdException w:name="endnote text" w:semiHidden="1" w:unhideWhenUsed="1"/>
+    <w:lsdException w:name="table of authorities" w:semiHidden="1" w:unhideWhenUsed="1"/>
+    <w:lsdException w:name="macro" w:semiHidden="1" w:unhideWhenUsed="1"/>
+    <w:lsdException w:name="toa heading" w:semiHidden="1" w:unhideWhenUsed="1"/>
+    <w:lsdException w:name="List" w:semiHidden="1" w:unhideWhenUsed="1"/>
+    <w:lsdException w:name="List Bullet" w:semiHidden="1" w:unhideWhenUsed="1"/>
+    <w:lsdException w:name="List Number" w:semiHidden="1" w:unhideWhenUsed="1"/>
+    <w:lsdException w:name="List 2" w:semiHidden="1" w:unhideWhenUsed="1"/>
+    <w:lsdException w:name="List 3" w:semiHidden="1" w:unhideWhenUsed="1"/>
+    <w:lsdException w:name="List 4" w:semiHidden="1" w:unhideWhenUsed="1"/>
+    <w:lsdException w:name="List 5" w:semiHidden="1" w:unhideWhenUsed="1"/>
+    <w:lsdException w:name="List Bullet 2" w:semiHidden="1" w:unhideWhenUsed="1"/>
+    <w:lsdException w:name="List Bullet 3" w:semiHidden="1" w:unhideWhenUsed="1"/>
+    <w:lsdException w:name="List Bullet 4" w:semiHidden="1" w:unhideWhenUsed="1"/>
+    <w:lsdException w:name="List Bullet 5" w:semiHidden="1" w:unhideWhenUsed="1"/>
+    <w:lsdException w:name="List Number 2" w:semiHidden="1" w:unhideWhenUsed="1"/>
+    <w:lsdException w:name="List Number 3" w:semiHidden="1" w:unhideWhenUsed="1"/>
+    <w:lsdException w:name="List Number 4" w:semiHidden="1" w:unhideWhenUsed="1"/>
+    <w:lsdException w:name="List Number 5" w:semiHidden="1" w:unhideWhenUsed="1"/>
+    <w:lsdException w:name="Title" w:uiPriority="10" w:qFormat="1"/>
+    <w:lsdException w:name="Closing" w:semiHidden="1" w:unhideWhenUsed="1"/>
+    <w:lsdException w:name="Signature" w:semiHidden="1" w:unhideWhenUsed="1"/>
+    <w:lsdException w:name="Default Paragraph Font" w:semiHidden="1" w:uiPriority="1" w:unhideWhenUsed="1"/>
+    <w:lsdException w:name="Body Text" w:semiHidden="1" w:unhideWhenUsed="1"/>
+    <w:lsdException w:name="Body Text Indent" w:semiHidden="1" w:unhideWhenUsed="1"/>
+    <w:lsdException w:name="List Continue" w:semiHidden="1" w:unhideWhenUsed="1"/>
+    <w:lsdException w:name="List Continue 2" w:semiHidden="1" w:unhideWhenUsed="1"/>
+    <w:lsdException w:name="List Continue 3" w:semiHidden="1" w:unhideWhenUsed="1"/>
+    <w:lsdException w:name="List Continue 4" w:semiHidden="1" w:unhideWhenUsed="1"/>
+    <w:lsdException w:name="List Continue 5" w:semiHidden="1" w:unhideWhenUsed="1"/>
+    <w:lsdException w:name="Message Header" w:semiHidden="1" w:unhideWhenUsed="1"/>
+    <w:lsdException w:name="Subtitle" w:uiPriority="11" w:qFormat="1"/>
+    <w:lsdException w:name="Salutation" w:semiHidden="1" w:unhideWhenUsed="1"/>
+    <w:lsdException w:name="Date" w:semiHidden="1" w:unhideWhenUsed="1"/>
+    <w:lsdException w:name="Body Text First Indent" w:semiHidden="1" w:unhideWhenUsed="1"/>
+    <w:lsdException w:name="Body Text First Indent 2" w:semiHidden="1" w:unhideWhenUsed="1"/>
+    <w:lsdException w:name="Note Heading" w:semiHidden="1" w:unhideWhenUsed="1"/>
+    <w:lsdException w:name="Body Text 2" w:semiHidden="1" w:unhideWhenUsed="1"/>
+    <w:lsdException w:name="Body Text 3" w:semiHidden="1" w:unhideWhenUsed="1"/>
+    <w:lsdException w:name="Body Text Indent 2" w:semiHidden="1" w:unhideWhenUsed="1"/>
+    <w:lsdException w:name="Body Text Indent 3" w:semiHidden="1" w:unhideWhenUsed="1"/>
+    <w:lsdException w:name="Block Text" w:semiHidden="1" w:unhideWhenUsed="1"/>
+    <w:lsdException w:name="Hyperlink" w:semiHidden="1" w:unhideWhenUsed="1"/>
+    <w:lsdException w:name="FollowedHyperlink" w:semiHidden="1" w:unhideWhenUsed="1"/>
+    <w:lsdException w:name="Strong" w:uiPriority="22" w:qFormat="1"/>
+    <w:lsdException w:name="Emphasis" w:uiPriority="20" w:qFormat="1"/>
+    <w:lsdException w:name="Document Map" w:semiHidden="1" w:unhideWhenUsed="1"/>
+    <w:lsdException w:name="Plain Text" w:semiHidden="1" w:unhideWhenUsed="1"/>
+    <w:lsdException w:name="E-mail Signature" w:semiHidden="1" w:unhideWhenUsed="1"/>
+    <w:lsdException w:name="HTML Top of Form" w:semiHidden="1" w:unhideWhenUsed="1"/>
+    <w:lsdException w:name="HTML Bottom of Form" w:semiHidden="1" w:unhideWhenUsed="1"/>
+    <w:lsdException w:name="Normal (Web)" w:semiHidden="1" w:unhideWhenUsed="1"/>
+    <w:lsdException w:name="HTML Acronym" w:semiHidden="1" w:unhideWhenUsed="1"/>
+    <w:lsdException w:name="HTML Address" w:semiHidden="1" w:unhideWhenUsed="1"/>
+    <w:lsdException w:name="HTML Cite" w:semiHidden="1" w:unhideWhenUsed="1"/>
+    <w:lsdException w:name="HTML Code" w:semiHidden="1" w:unhideWhenUsed="1"/>
+    <w:lsdException w:name="HTML Definition" w:semiHidden="1" w:unhideWhenUsed="1"/>
+    <w:lsdException w:name="HTML Keyboard" w:semiHidden="1" w:unhideWhenUsed="1"/>
+    <w:lsdException w:name="HTML Preformatted" w:semiHidden="1" w:unhideWhenUsed="1"/>
+    <w:lsdException w:name="HTML Sample" w:semiHidden="1" w:unhideWhenUsed="1"/>
+    <w:lsdException w:name="HTML Typewriter" w:semiHidden="1" w:unhideWhenUsed="1"/>
+    <w:lsdException w:name="HTML Variable" w:semiHidden="1" w:unhideWhenUsed="1"/>
+    <w:lsdException w:name="Normal Table" w:semiHidden="1" w:unhideWhenUsed="1"/>
+    <w:lsdException w:name="annotation subject" w:semiHidden="1" w:unhideWhenUsed="1"/>
+    <w:lsdException w:name="No List" w:semiHidden="1" w:unhideWhenUsed="1"/>
+    <w:lsdException w:name="Outline List 1" w:semiHidden="1" w:unhideWhenUsed="1"/>
+    <w:lsdException w:name="Outline List 2" w:semiHidden="1" w:unhideWhenUsed="1"/>
+    <w:lsdException w:name="Outline List 3" w:semiHidden="1" w:unhideWhenUsed="1"/>
+    <w:lsdException w:name="Table Simple 1" w:semiHidden="1" w:unhideWhenUsed="1"/>
+    <w:lsdException w:name="Table Simple 2" w:semiHidden="1" w:unhideWhenUsed="1"/>
+    <w:lsdException w:name="Table Simple 3" w:semiHidden="1" w:unhideWhenUsed="1"/>
+    <w:lsdException w:name="Table Classic 1" w:semiHidden="1" w:unhideWhenUsed="1"/>
+    <w:lsdException w:name="Table Classic 2" w:semiHidden="1" w:unhideWhenUsed="1"/>
+    <w:lsdException w:name="Table Classic 3" w:semiHidden="1" w:unhideWhenUsed="1"/>
+    <w:lsdException w:name="Table Classic 4" w:semiHidden="1" w:unhideWhenUsed="1"/>
+    <w:lsdException w:name="Table Colorful 1" w:semiHidden="1" w:unhideWhenUsed="1"/>
+    <w:lsdException w:name="Table Colorful 2" w:semiHidden="1" w:unhideWhenUsed="1"/>
+    <w:lsdException w:name="Table Colorful 3" w:semiHidden="1" w:unhideWhenUsed="1"/>
+    <w:lsdException w:name="Table Columns 1" w:semiHidden="1" w:unhideWhenUsed="1"/>
+    <w:lsdException w:name="Table Columns 2" w:semiHidden="1" w:unhideWhenUsed="1"/>
+    <w:lsdException w:name="Table Columns 3" w:semiHidden="1" w:unhideWhenUsed="1"/>
+    <w:lsdException w:name="Table Columns 4" w:semiHidden="1" w:unhideWhenUsed="1"/>
+    <w:lsdException w:name="Table Columns 5" w:semiHidden="1" w:unhideWhenUsed="1"/>
+    <w:lsdException w:name="Table Grid 1" w:semiHidden="1" w:unhideWhenUsed="1"/>
+    <w:lsdException w:name="Table Grid 2" w:semiHidden="1" w:unhideWhenUsed="1"/>
+    <w:lsdException w:name="Table Grid 3" w:semiHidden="1" w:unhideWhenUsed="1"/>
+    <w:lsdException w:name="Table Grid 4" w:semiHidden="1" w:unhideWhenUsed="1"/>
+    <w:lsdException w:name="Table Grid 5" w:semiHidden="1" w:unhideWhenUsed="1"/>
+    <w:lsdException w:name="Table Grid 6" w:semiHidden="1" w:unhideWhenUsed="1"/>
+    <w:lsdException w:name="Table Grid 7" w:semiHidden="1" w:unhideWhenUsed="1"/>
+    <w:lsdException w:name="Table Grid 8" w:semiHidden="1" w:unhideWhenUsed="1"/>
+    <w:lsdException w:name="Table List 1" w:semiHidden="1" w:unhideWhenUsed="1"/>
+    <w:lsdException w:name="Table List 2" w:semiHidden="1" w:unhideWhenUsed="1"/>
+    <w:lsdException w:name="Table List 3" w:semiHidden="1" w:unhideWhenUsed="1"/>
+    <w:lsdException w:name="Table List 4" w:semiHidden="1" w:unhideWhenUsed="1"/>
+    <w:lsdException w:name="Table List 5" w:semiHidden="1" w:unhideWhenUsed="1"/>
+    <w:lsdException w:name="Table List 6" w:semiHidden="1" w:unhideWhenUsed="1"/>
+    <w:lsdException w:name="Table List 7" w:semiHidden="1" w:unhideWhenUsed="1"/>
+    <w:lsdException w:name="Table List 8" w:semiHidden="1" w:unhideWhenUsed="1"/>
+    <w:lsdException w:name="Table 3D effects 1" w:semiHidden="1" w:unhideWhenUsed="1"/>
+    <w:lsdException w:name="Table 3D effects 2" w:semiHidden="1" w:unhideWhenUsed="1"/>
+    <w:lsdException w:name="Table 3D effects 3" w:semiHidden="1" w:unhideWhenUsed="1"/>
+    <w:lsdException w:name="Table Contemporary" w:semiHidden="1" w:unhideWhenUsed="1"/>
+    <w:lsdException w:name="Table Elegant" w:semiHidden="1" w:unhideWhenUsed="1"/>
+    <w:lsdException w:name="Table Professional" w:semiHidden="1" w:unhideWhenUsed="1"/>
+    <w:lsdException w:name="Table Subtle 1" w:semiHidden="1" w:unhideWhenUsed="1"/>
+    <w:lsdException w:name="Table Subtle 2" w:semiHidden="1" w:unhideWhenUsed="1"/>
+    <w:lsdException w:name="Table Web 1" w:semiHidden="1" w:unhideWhenUsed="1"/>
+    <w:lsdException w:name="Table Web 2" w:semiHidden="1" w:unhideWhenUsed="1"/>
+    <w:lsdException w:name="Table Web 3" w:semiHidden="1" w:unhideWhenUsed="1"/>
+    <w:lsdException w:name="Balloon Text" w:semiHidden="1" w:unhideWhenUsed="1"/>
+    <w:lsdException w:name="Table Grid" w:uiPriority="59"/>
+    <w:lsdException w:name="Table Theme" w:semiHidden="1" w:unhideWhenUsed="1"/>
+    <w:lsdException w:name="Placeholder Text" w:semiHidden="1"/>
+    <w:lsdException w:name="No Spacing" w:uiPriority="1" w:qFormat="1"/>
+    <w:lsdException w:name="Light Shading" w:uiPriority="60"/>
+    <w:lsdException w:name="Light List" w:uiPriority="61"/>
+    <w:lsdException w:name="Light Grid" w:uiPriority="62"/>
+    <w:lsdException w:name="Medium Shading 1" w:uiPriority="63"/>
+    <w:lsdException w:name="Medium Shading 2" w:uiPriority="64"/>
+    <w:lsdException w:name="Medium List 1" w:uiPriority="65"/>
+    <w:lsdException w:name="Medium List 2" w:uiPriority="66"/>
+    <w:lsdException w:name="Medium Grid 1" w:uiPriority="67"/>
+    <w:lsdException w:name="Medium Grid 2" w:uiPriority="68"/>
+    <w:lsdException w:name="Medium Grid 3" w:uiPriority="69"/>
+    <w:lsdException w:name="Dark List" w:uiPriority="70"/>
+    <w:lsdException w:name="Colorful Shading" w:uiPriority="71"/>
+    <w:lsdException w:name="Colorful List" w:uiPriority="72"/>
+    <w:lsdException w:name="Colorful Grid" w:uiPriority="73"/>
+    <w:lsdException w:name="Light Shading Accent 1" w:uiPriority="60"/>
+    <w:lsdException w:name="Light List Accent 1" w:uiPriority="61"/>
+    <w:lsdException w:name="Light Grid Accent 1" w:uiPriority="62"/>
+    <w:lsdException w:name="Medium Shading 1 Accent 1" w:uiPriority="63"/>
+    <w:lsdException w:name="Medium Shading 2 Accent 1" w:uiPriority="64"/>
+    <w:lsdException w:name="Medium List 1 Accent 1" w:uiPriority="65"/>
+    <w:lsdException w:name="Revision" w:semiHidden="1"/>
+    <w:lsdException w:name="List Paragraph" w:uiPriority="34" w:qFormat="1"/>
+    <w:lsdException w:name="Quote" w:uiPriority="29" w:qFormat="1"/>
+    <w:lsdException w:name="Intense Quote" w:uiPriority="30" w:qFormat="1"/>
+    <w:lsdException w:name="Medium List 2 Accent 1" w:uiPriority="66"/>
+    <w:lsdException w:name="Medium Grid 1 Accent 1" w:uiPriority="67"/>
+    <w:lsdException w:name="Medium Grid 2 Accent 1" w:uiPriority="68"/>
+    <w:lsdException w:name="Medium Grid 3 Accent 1" w:uiPriority="69"/>
+    <w:lsdException w:name="Dark List Accent 1" w:uiPriority="70"/>
+    <w:lsdException w:name="Colorful Shading Accent 1" w:uiPriority="71"/>
+    <w:lsdException w:name="Colorful List Accent 1" w:uiPriority="72"/>
+    <w:lsdException w:name="Colorful Grid Accent 1" w:uiPriority="73"/>
+    <w:lsdException w:name="Light Shading Accent 2" w:uiPriority="60"/>
+    <w:lsdException w:name="Light List Accent 2" w:uiPriority="61"/>
+    <w:lsdException w:name="Light Grid Accent 2" w:uiPriority="62"/>
+    <w:lsdException w:name="Medium Shading 1 Accent 2" w:uiPriority="63"/>
+    <w:lsdException w:name="Medium Shading 2 Accent 2" w:uiPriority="64"/>
+    <w:lsdException w:name="Medium List 1 Accent 2" w:uiPriority="65"/>
+    <w:lsdException w:name="Medium List 2 Accent 2" w:uiPriority="66"/>
+    <w:lsdException w:name="Medium Grid 1 Accent 2" w:uiPriority="67"/>
+    <w:lsdException w:name="Medium Grid 2 Accent 2" w:uiPriority="68"/>
+    <w:lsdException w:name="Medium Grid 3 Accent 2" w:uiPriority="69"/>
+    <w:lsdException w:name="Dark List Accent 2" w:uiPriority="70"/>
+    <w:lsdException w:name="Colorful Shading Accent 2" w:uiPriority="71"/>
+    <w:lsdException w:name="Colorful List Accent 2" w:uiPriority="72"/>
+    <w:lsdException w:name="Colorful Grid Accent 2" w:uiPriority="73"/>
+    <w:lsdException w:name="Light Shading Accent 3" w:uiPriority="60"/>
+    <w:lsdException w:name="Light List Accent 3" w:uiPriority="61"/>
+    <w:lsdException w:name="Light Grid Accent 3" w:uiPriority="62"/>
+    <w:lsdException w:name="Medium Shading 1 Accent 3" w:uiPriority="63"/>
+    <w:lsdException w:name="Medium Shading 2 Accent 3" w:uiPriority="64"/>
+    <w:lsdException w:name="Medium List 1 Accent 3" w:uiPriority="65"/>
+    <w:lsdException w:name="Medium List 2 Accent 3" w:uiPriority="66"/>
+    <w:lsdException w:name="Medium Grid 1 Accent 3" w:uiPriority="67"/>
+    <w:lsdException w:name="Medium Grid 2 Accent 3" w:uiPriority="68"/>
+    <w:lsdException w:name="Medium Grid 3 Accent 3" w:uiPriority="69"/>
+    <w:lsdException w:name="Dark List Accent 3" w:uiPriority="70"/>
+    <w:lsdException w:name="Colorful Shading Accent 3" w:uiPriority="71"/>
+    <w:lsdException w:name="Colorful List Accent 3" w:uiPriority="72"/>
+    <w:lsdException w:name="Colorful Grid Accent 3" w:uiPriority="73"/>
+    <w:lsdException w:name="Light Shading Accent 4" w:uiPriority="60"/>
+    <w:lsdException w:name="Light List Accent 4" w:uiPriority="61"/>
+    <w:lsdException w:name="Light Grid Accent 4" w:uiPriority="62"/>
+    <w:lsdException w:name="Medium Shading 1 Accent 4" w:uiPriority="63"/>
+    <w:lsdException w:name="Medium Shading 2 Accent 4" w:uiPriority="64"/>
+    <w:lsdException w:name="Medium List 1 Accent 4" w:uiPriority="65"/>
+    <w:lsdException w:name="Medium List 2 Accent 4" w:uiPriority="66"/>
+    <w:lsdException w:name="Medium Grid 1 Accent 4" w:uiPriority="67"/>
+    <w:lsdException w:name="Medium Grid 2 Accent 4" w:uiPriority="68"/>
+    <w:lsdException w:name="Medium Grid 3 Accent 4" w:uiPriority="69"/>
+    <w:lsdException w:name="Dark List Accent 4" w:uiPriority="70"/>
+    <w:lsdException w:name="Colorful Shading Accent 4" w:uiPriority="71"/>
+    <w:lsdException w:name="Colorful List Accent 4" w:uiPriority="72"/>
+    <w:lsdException w:name="Colorful Grid Accent 4" w:uiPriority="73"/>
+    <w:lsdException w:name="Light Shading Accent 5" w:uiPriority="60"/>
+    <w:lsdException w:name="Light List Accent 5" w:uiPriority="61"/>
+    <w:lsdException w:name="Light Grid Accent 5" w:uiPriority="62"/>
+    <w:lsdException w:name="Medium Shading 1 Accent 5" w:uiPriority="63"/>
+    <w:lsdException w:name="Medium Shading 2 Accent 5" w:uiPriority="64"/>
+    <w:lsdException w:name="Medium List 1 Accent 5" w:uiPriority="65"/>
+    <w:lsdException w:name="Medium List 2 Accent 5" w:uiPriority="66"/>
+    <w:lsdException w:name="Medium Grid 1 Accent 5" w:uiPriority="67"/>
+    <w:lsdException w:name="Medium Grid 2 Accent 5" w:uiPriority="68"/>
+    <w:lsdException w:name="Medium Grid 3 Accent 5" w:uiPriority="69"/>
+    <w:lsdException w:name="Dark List Accent 5" w:uiPriority="70"/>
+    <w:lsdException w:name="Colorful Shading Accent 5" w:uiPriority="71"/>
+    <w:lsdException w:name="Colorful List Accent 5" w:uiPriority="72"/>
+    <w:lsdException w:name="Colorful Grid Accent 5" w:uiPriority="73"/>
+    <w:lsdException w:name="Light Shading Accent 6" w:uiPriority="60"/>
+    <w:lsdException w:name="Light List Accent 6" w:uiPriority="61"/>
+    <w:lsdException w:name="Light Grid Accent 6" w:uiPriority="62"/>
+    <w:lsdException w:name="Medium Shading 1 Accent 6" w:uiPriority="63"/>
+    <w:lsdException w:name="Medium Shading 2 Accent 6" w:uiPriority="64"/>
+    <w:lsdException w:name="Medium List 1 Accent 6" w:uiPriority="65"/>
+    <w:lsdException w:name="Medium List 2 Accent 6" w:uiPriority="66"/>
+    <w:lsdException w:name="Medium Grid 1 Accent 6" w:uiPriority="67"/>
+    <w:lsdException w:name="Medium Grid 2 Accent 6" w:uiPriority="68"/>
+    <w:lsdException w:name="Medium Grid 3 Accent 6" w:uiPriority="69"/>
+    <w:lsdException w:name="Dark List Accent 6" w:uiPriority="70"/>
+    <w:lsdException w:name="Colorful Shading Accent 6" w:uiPriority="71"/>
+    <w:lsdException w:name="Colorful List Accent 6" w:uiPriority="72"/>
+    <w:lsdException w:name="Colorful Grid Accent 6" w:uiPriority="73"/>
+    <w:lsdException w:name="Subtle Emphasis" w:uiPriority="19" w:qFormat="1"/>
+    <w:lsdException w:name="Intense Emphasis" w:uiPriority="21" w:qFormat="1"/>
+    <w:lsdException w:name="Subtle Reference" w:uiPriority="31" w:qFormat="1"/>
+    <w:lsdException w:name="Intense Reference" w:uiPriority="32" w:qFormat="1"/>
+    <w:lsdException w:name="Book Title" w:uiPriority="33" w:qFormat="1"/>
+    <w:lsdException w:name="Bibliography" w:semiHidden="1" w:uiPriority="37" w:unhideWhenUsed="1"/>
+    <w:lsdException w:name="TOC Heading" w:semiHidden="1" w:uiPriority="39" w:unhideWhenUsed="1" w:qFormat="1"/>
+    <w:lsdException w:name="Plain Table 1" w:uiPriority="41"/>
+    <w:lsdException w:name="Plain Table 2" w:uiPriority="42"/>
+    <w:lsdException w:name="Plain Table 3" w:uiPriority="43"/>
+    <w:lsdException w:name="Plain Table 4" w:uiPriority="44"/>
+    <w:lsdException w:name="Plain Table 5" w:uiPriority="45"/>
+    <w:lsdException w:name="Grid Table Light" w:uiPriority="40"/>
+    <w:lsdException w:name="Grid Table 1 Light" w:uiPriority="46"/>
+    <w:lsdException w:name="Grid Table 2" w:uiPriority="47"/>
+    <w:lsdException w:name="Grid Table 3" w:uiPriority="48"/>
+    <w:lsdException w:name="Grid Table 4" w:uiPriority="49"/>
+    <w:lsdException w:name="Grid Table 5 Dark" w:uiPriority="50"/>
+    <w:lsdException w:name="Grid Table 6 Colorful" w:uiPriority="51"/>
+    <w:lsdException w:name="Grid Table 7 Colorful" w:uiPriority="52"/>
+    <w:lsdException w:name="Grid Table 1 Light Accent 1" w:uiPriority="46"/>
+    <w:lsdException w:name="Grid Table 2 Accent 1" w:uiPriority="47"/>
+    <w:lsdException w:name="Grid Table 3 Accent 1" w:uiPriority="48"/>
+    <w:lsdException w:name="Grid Table 4 Accent 1" w:uiPriority="49"/>
+    <w:lsdException w:name="Grid Table 5 Dark Accent 1" w:uiPriority="50"/>
+    <w:lsdException w:name="Grid Table 6 Colorful Accent 1" w:uiPriority="51"/>
+    <w:lsdException w:name="Grid Table 7 Colorful Accent 1" w:uiPriority="52"/>
+    <w:lsdException w:name="Grid Table 1 Light Accent 2" w:uiPriority="46"/>
+    <w:lsdException w:name="Grid Table 2 Accent 2" w:uiPriority="47"/>
+    <w:lsdException w:name="Grid Table 3 Accent 2" w:uiPriority="48"/>
+    <w:lsdException w:name="Grid Table 4 Accent 2" w:uiPriority="49"/>
+    <w:lsdException w:name="Grid Table 5 Dark Accent 2" w:uiPriority="50"/>
+    <w:lsdException w:name="Grid Table 6 Colorful Accent 2" w:uiPriority="51"/>
+    <w:lsdException w:name="Grid Table 7 Colorful Accent 2" w:uiPriority="52"/>
+    <w:lsdException w:name="Grid Table 1 Light Accent 3" w:uiPriority="46"/>
+    <w:lsdException w:name="Grid Table 2 Accent 3" w:uiPriority="47"/>
+    <w:lsdException w:name="Grid Table 3 Accent 3" w:uiPriority="48"/>
+    <w:lsdException w:name="Grid Table 4 Accent 3" w:uiPriority="49"/>
+    <w:lsdException w:name="Grid Table 5 Dark Accent 3" w:uiPriority="50"/>
+    <w:lsdException w:name="Grid Table 6 Colorful Accent 3" w:uiPriority="51"/>
+    <w:lsdException w:name="Grid Table 7 Colorful Accent 3" w:uiPriority="52"/>
+    <w:lsdException w:name="Grid Table 1 Light Accent 4" w:uiPriority="46"/>
+    <w:lsdException w:name="Grid Table 2 Accent 4" w:uiPriority="47"/>
+    <w:lsdException w:name="Grid Table 3 Accent 4" w:uiPriority="48"/>
+    <w:lsdException w:name="Grid Table 4 Accent 4" w:uiPriority="49"/>
+    <w:lsdException w:name="Grid Table 5 Dark Accent 4" w:uiPriority="50"/>
+    <w:lsdException w:name="Grid Table 6 Colorful Accent 4" w:uiPriority="51"/>
+    <w:lsdException w:name="Grid Table 7 Colorful Accent 4" w:uiPriority="52"/>
+    <w:lsdException w:name="Grid Table 1 Light Accent 5" w:uiPriority="46"/>
+    <w:lsdException w:name="Grid Table 2 Accent 5" w:uiPriority="47"/>
+    <w:lsdException w:name="Grid Table 3 Accent 5" w:uiPriority="48"/>
+    <w:lsdException w:name="Grid Table 4 Accent 5" w:uiPriority="49"/>
+    <w:lsdException w:name="Grid Table 5 Dark Accent 5" w:uiPriority="50"/>
+    <w:lsdException w:name="Grid Table 6 Colorful Accent 5" w:uiPriority="51"/>
+    <w:lsdException w:name="Grid Table 7 Colorful Accent 5" w:uiPriority="52"/>
+    <w:lsdException w:name="Grid Table 1 Light Accent 6" w:uiPriority="46"/>
+    <w:lsdException w:name="Grid Table 2 Accent 6" w:uiPriority="47"/>
+    <w:lsdException w:name="Grid Table 3 Accent 6" w:uiPriority="48"/>
+    <w:lsdException w:name="Grid Table 4 Accent 6" w:uiPriority="49"/>
+    <w:lsdException w:name="Grid Table 5 Dark Accent 6" w:uiPriority="50"/>
+    <w:lsdException w:name="Grid Table 6 Colorful Accent 6" w:uiPriority="51"/>
+    <w:lsdException w:name="Grid Table 7 Colorful Accent 6" w:uiPriority="52"/>
+    <w:lsdException w:name="List Table 1 Light" w:uiPriority="46"/>
+    <w:lsdException w:name="List Table 2" w:uiPriority="47"/>
+    <w:lsdException w:name="List Table 3" w:uiPriority="48"/>
+    <w:lsdException w:name="List Table 4" w:uiPriority="49"/>
+    <w:lsdException w:name="List Table 5 Dark" w:uiPriority="50"/>
+    <w:lsdException w:name="List Table 6 Colorful" w:uiPriority="51"/>
+    <w:lsdException w:name="List Table 7 Colorful" w:uiPriority="52"/>
+    <w:lsdException w:name="List Table 1 Light Accent 1" w:uiPriority="46"/>
+    <w:lsdException w:name="List Table 2 Accent 1" w:uiPriority="47"/>
+    <w:lsdException w:name="List Table 3 Accent 1" w:uiPriority="48"/>
+    <w:lsdException w:name="List Table 4 Accent 1" w:uiPriority="49"/>
+    <w:lsdException w:name="List Table 5 Dark Accent 1" w:uiPriority="50"/>
+    <w:lsdException w:name="List Table 6 Colorful Accent 1" w:uiPriority="51"/>
+    <w:lsdException w:name="List Table 7 Colorful Accent 1" w:uiPriority="52"/>
+    <w:lsdException w:name="List Table 1 Light Accent 2" w:uiPriority="46"/>
+    <w:lsdException w:name="List Table 2 Accent 2" w:uiPriority="47"/>
+    <w:lsdException w:name="List Table 3 Accent 2" w:uiPriority="48"/>
+    <w:lsdException w:name="List Table 4 Accent 2" w:uiPriority="49"/>
+    <w:lsdException w:name="List Table 5 Dark Accent 2" w:uiPriority="50"/>
+    <w:lsdException w:name="List Table 6 Colorful Accent 2" w:uiPriority="51"/>
+    <w:lsdException w:name="List Table 7 Colorful Accent 2" w:uiPriority="52"/>
+    <w:lsdException w:name="List Table 1 Light Accent 3" w:uiPriority="46"/>
+    <w:lsdException w:name="List Table 2 Accent 3" w:uiPriority="47"/>
+    <w:lsdException w:name="List Table 3 Accent 3" w:uiPriority="48"/>
+    <w:lsdException w:name="List Table 4 Accent 3" w:uiPriority="49"/>
+    <w:lsdException w:name="List Table 5 Dark Accent 3" w:uiPriority="50"/>
+    <w:lsdException w:name="List Table 6 Colorful Accent 3" w:uiPriority="51"/>
+    <w:lsdException w:name="List Table 7 Colorful Accent 3" w:uiPriority="52"/>
+    <w:lsdException w:name="List Table 1 Light Accent 4" w:uiPriority="46"/>
+    <w:lsdException w:name="List Table 2 Accent 4" w:uiPriority="47"/>
+    <w:lsdException w:name="List Table 3 Accent 4" w:uiPriority="48"/>
+    <w:lsdException w:name="List Table 4 Accent 4" w:uiPriority="49"/>
+    <w:lsdException w:name="List Table 5 Dark Accent 4" w:uiPriority="50"/>
+    <w:lsdException w:name="List Table 6 Colorful Accent 4" w:uiPriority="51"/>
+    <w:lsdException w:name="List Table 7 Colorful Accent 4" w:uiPriority="52"/>
+    <w:lsdException w:name="List Table 1 Light Accent 5" w:uiPriority="46"/>
+    <w:lsdException w:name="List Table 2 Accent 5" w:uiPriority="47"/>
+    <w:lsdException w:name="List Table 3 Accent 5" w:uiPriority="48"/>
+    <w:lsdException w:name="List Table 4 Accent 5" w:uiPriority="49"/>
+    <w:lsdException w:name="List Table 5 Dark Accent 5" w:uiPriority="50"/>
+    <w:lsdException w:name="List Table 6 Colorful Accent 5" w:uiPriority="51"/>
+    <w:lsdException w:name="List Table 7 Colorful Accent 5" w:uiPriority="52"/>
+    <w:lsdException w:name="List Table 1 Light Accent 6" w:uiPriority="46"/>
+    <w:lsdException w:name="List Table 2 Accent 6" w:uiPriority="47"/>
+    <w:lsdException w:name="List Table 3 Accent 6" w:uiPriority="48"/>
+    <w:lsdException w:name="List Table 4 Accent 6" w:uiPriority="49"/>
+    <w:lsdException w:name="List Table 5 Dark Accent 6" w:uiPriority="50"/>
+    <w:lsdException w:name="List Table 6 Colorful Accent 6" w:uiPriority="51"/>
+    <w:lsdException w:name="List Table 7 Colorful Accent 6" w:uiPriority="52"/>
   </w:latentStyles>
   <w:style w:type="paragraph" w:default="1" w:styleId="a">
     <w:name w:val="Normal"/>
@@ -10056,7 +9903,7 @@
 </file>
 
 <file path=customXml/itemProps1.xml><?xml version="1.0" encoding="utf-8"?>
-<ds:datastoreItem xmlns:ds="http://schemas.openxmlformats.org/officeDocument/2006/customXml" ds:itemID="{F40C9D4C-9170-47D1-B5B2-6F7ED9BF0B3A}">
+<ds:datastoreItem xmlns:ds="http://schemas.openxmlformats.org/officeDocument/2006/customXml" ds:itemID="{E9144D4E-EF30-4A15-9B76-55AF13534FC4}">
   <ds:schemaRefs>
     <ds:schemaRef ds:uri="http://schemas.openxmlformats.org/officeDocument/2006/bibliography"/>
   </ds:schemaRefs>
